--- a/1. Phiếu Lý lịch học viên.docx
+++ b/1. Phiếu Lý lịch học viên.docx
@@ -1,6 +1,6 @@
 
 <file path=word/document.xml><?xml version="1.0" encoding="utf-8"?>
-<w:document xmlns:wpc="http://schemas.microsoft.com/office/word/2010/wordprocessingCanvas" xmlns:cx="http://schemas.microsoft.com/office/drawing/2014/chartex" xmlns:mc="http://schemas.openxmlformats.org/markup-compatibility/2006" xmlns:o="urn:schemas-microsoft-com:office:office" xmlns:r="http://schemas.openxmlformats.org/officeDocument/2006/relationships" xmlns:m="http://schemas.openxmlformats.org/officeDocument/2006/math" xmlns:v="urn:schemas-microsoft-com:vml" xmlns:wp14="http://schemas.microsoft.com/office/word/2010/wordprocessingDrawing" xmlns:wp="http://schemas.openxmlformats.org/drawingml/2006/wordprocessingDrawing" xmlns:w10="urn:schemas-microsoft-com:office:word" xmlns:w="http://schemas.openxmlformats.org/wordprocessingml/2006/main" xmlns:w14="http://schemas.microsoft.com/office/word/2010/wordml" xmlns:w15="http://schemas.microsoft.com/office/word/2012/wordml" xmlns:w16se="http://schemas.microsoft.com/office/word/2015/wordml/symex" xmlns:wpg="http://schemas.microsoft.com/office/word/2010/wordprocessingGroup" xmlns:wpi="http://schemas.microsoft.com/office/word/2010/wordprocessingInk" xmlns:wne="http://schemas.microsoft.com/office/word/2006/wordml" xmlns:wps="http://schemas.microsoft.com/office/word/2010/wordprocessingShape" mc:Ignorable="w14 w15 w16se wp14">
+<w:document xmlns:wpc="http://schemas.microsoft.com/office/word/2010/wordprocessingCanvas" xmlns:cx="http://schemas.microsoft.com/office/drawing/2014/chartex" xmlns:cx1="http://schemas.microsoft.com/office/drawing/2015/9/8/chartex" xmlns:cx2="http://schemas.microsoft.com/office/drawing/2015/10/21/chartex" xmlns:cx3="http://schemas.microsoft.com/office/drawing/2016/5/9/chartex" xmlns:cx4="http://schemas.microsoft.com/office/drawing/2016/5/10/chartex" xmlns:cx5="http://schemas.microsoft.com/office/drawing/2016/5/11/chartex" xmlns:cx6="http://schemas.microsoft.com/office/drawing/2016/5/12/chartex" xmlns:cx7="http://schemas.microsoft.com/office/drawing/2016/5/13/chartex" xmlns:cx8="http://schemas.microsoft.com/office/drawing/2016/5/14/chartex" xmlns:mc="http://schemas.openxmlformats.org/markup-compatibility/2006" xmlns:aink="http://schemas.microsoft.com/office/drawing/2016/ink" xmlns:am3d="http://schemas.microsoft.com/office/drawing/2017/model3d" xmlns:o="urn:schemas-microsoft-com:office:office" xmlns:oel="http://schemas.microsoft.com/office/2019/extlst" xmlns:r="http://schemas.openxmlformats.org/officeDocument/2006/relationships" xmlns:m="http://schemas.openxmlformats.org/officeDocument/2006/math" xmlns:v="urn:schemas-microsoft-com:vml" xmlns:wp14="http://schemas.microsoft.com/office/word/2010/wordprocessingDrawing" xmlns:wp="http://schemas.openxmlformats.org/drawingml/2006/wordprocessingDrawing" xmlns:w10="urn:schemas-microsoft-com:office:word" xmlns:w="http://schemas.openxmlformats.org/wordprocessingml/2006/main" xmlns:w14="http://schemas.microsoft.com/office/word/2010/wordml" xmlns:w15="http://schemas.microsoft.com/office/word/2012/wordml" xmlns:w16cex="http://schemas.microsoft.com/office/word/2018/wordml/cex" xmlns:w16cid="http://schemas.microsoft.com/office/word/2016/wordml/cid" xmlns:w16="http://schemas.microsoft.com/office/word/2018/wordml" xmlns:w16du="http://schemas.microsoft.com/office/word/2023/wordml/word16du" xmlns:w16sdtdh="http://schemas.microsoft.com/office/word/2020/wordml/sdtdatahash" xmlns:w16sdtfl="http://schemas.microsoft.com/office/word/2024/wordml/sdtformatlock" xmlns:w16se="http://schemas.microsoft.com/office/word/2015/wordml/symex" xmlns:wpg="http://schemas.microsoft.com/office/word/2010/wordprocessingGroup" xmlns:wpi="http://schemas.microsoft.com/office/word/2010/wordprocessingInk" xmlns:wne="http://schemas.microsoft.com/office/word/2006/wordml" xmlns:wps="http://schemas.microsoft.com/office/word/2010/wordprocessingShape" mc:Ignorable="w14 w15 w16se w16cid w16 w16cex w16sdtdh w16sdtfl w16du wp14">
   <w:body>
     <w:tbl>
       <w:tblPr>
@@ -200,7 +200,7 @@
               <mc:AlternateContent>
                 <mc:Choice Requires="wps">
                   <w:drawing>
-                    <wp:anchor distT="0" distB="0" distL="114300" distR="114300" simplePos="0" relativeHeight="251675136" behindDoc="0" locked="0" layoutInCell="1" allowOverlap="1" wp14:anchorId="44469BD0" wp14:editId="63D4596B">
+                    <wp:anchor distT="0" distB="0" distL="114300" distR="114300" simplePos="0" relativeHeight="251675136" behindDoc="0" locked="0" layoutInCell="1" allowOverlap="1" wp14:anchorId="2AD25640" wp14:editId="62439CE1">
                       <wp:simplePos x="0" y="0"/>
                       <wp:positionH relativeFrom="column">
                         <wp:posOffset>979805</wp:posOffset>
@@ -299,19 +299,9 @@
                 <w:spacing w:val="10"/>
                 <w:sz w:val="24"/>
                 <w:szCs w:val="24"/>
+                <w:lang w:val="vi-VN"/>
               </w:rPr>
             </w:pPr>
-            <w:r>
-              <w:rPr>
-                <w:rFonts w:ascii="Times New Roman" w:hAnsi="Times New Roman"/>
-                <w:bCs/>
-                <w:color w:val="000000"/>
-                <w:spacing w:val="10"/>
-                <w:sz w:val="24"/>
-                <w:szCs w:val="24"/>
-              </w:rPr>
-              <w:t xml:space="preserve">                                                                         </w:t>
-            </w:r>
             <w:r>
               <w:rPr>
                 <w:rFonts w:ascii="Times New Roman" w:hAnsi="Times New Roman"/>
@@ -322,18 +312,7 @@
                 <w:szCs w:val="24"/>
                 <w:lang w:val="vi-VN"/>
               </w:rPr>
-              <w:t>Lớp:……………</w:t>
-            </w:r>
-            <w:r>
-              <w:rPr>
-                <w:rFonts w:ascii="Times New Roman" w:hAnsi="Times New Roman"/>
-                <w:bCs/>
-                <w:color w:val="000000"/>
-                <w:spacing w:val="10"/>
-                <w:sz w:val="24"/>
-                <w:szCs w:val="24"/>
-              </w:rPr>
-              <w:t>…..</w:t>
+              <w:t xml:space="preserve">                                                                         </w:t>
             </w:r>
             <w:r>
               <w:rPr>
@@ -345,7 +324,13 @@
                 <w:szCs w:val="24"/>
                 <w:lang w:val="vi-VN"/>
               </w:rPr>
-              <w:t>……</w:t>
+              <w:t>Lớp:</w:t>
+            </w:r>
+            <w:r>
+              <w:rPr>
+                <w:lang w:val="vi-VN"/>
+              </w:rPr>
+              <w:t xml:space="preserve"> </w:t>
             </w:r>
             <w:r>
               <w:rPr>
@@ -355,8 +340,9 @@
                 <w:spacing w:val="10"/>
                 <w:sz w:val="24"/>
                 <w:szCs w:val="24"/>
-              </w:rPr>
-              <w:t>……</w:t>
+                <w:lang w:val="vi-VN"/>
+              </w:rPr>
+              <w:t>K49.KPT.NCS5</w:t>
             </w:r>
           </w:p>
           <w:p>
@@ -369,19 +355,9 @@
                 <w:spacing w:val="10"/>
                 <w:sz w:val="24"/>
                 <w:szCs w:val="24"/>
+                <w:lang w:val="vi-VN"/>
               </w:rPr>
             </w:pPr>
-            <w:r>
-              <w:rPr>
-                <w:rFonts w:ascii="Times New Roman" w:hAnsi="Times New Roman"/>
-                <w:bCs/>
-                <w:color w:val="000000"/>
-                <w:spacing w:val="10"/>
-                <w:sz w:val="24"/>
-                <w:szCs w:val="24"/>
-              </w:rPr>
-              <w:t xml:space="preserve">                                                                         </w:t>
-            </w:r>
             <w:r>
               <w:rPr>
                 <w:rFonts w:ascii="Times New Roman" w:hAnsi="Times New Roman"/>
@@ -392,18 +368,7 @@
                 <w:szCs w:val="24"/>
                 <w:lang w:val="vi-VN"/>
               </w:rPr>
-              <w:t>Ngành:……………</w:t>
-            </w:r>
-            <w:r>
-              <w:rPr>
-                <w:rFonts w:ascii="Times New Roman" w:hAnsi="Times New Roman"/>
-                <w:bCs/>
-                <w:color w:val="000000"/>
-                <w:spacing w:val="10"/>
-                <w:sz w:val="24"/>
-                <w:szCs w:val="24"/>
-              </w:rPr>
-              <w:t>…..</w:t>
+              <w:t xml:space="preserve">                                                                         </w:t>
             </w:r>
             <w:r>
               <w:rPr>
@@ -415,7 +380,7 @@
                 <w:szCs w:val="24"/>
                 <w:lang w:val="vi-VN"/>
               </w:rPr>
-              <w:t>..…</w:t>
+              <w:t>Ngành:</w:t>
             </w:r>
             <w:r>
               <w:rPr>
@@ -425,8 +390,9 @@
                 <w:spacing w:val="10"/>
                 <w:sz w:val="24"/>
                 <w:szCs w:val="24"/>
-              </w:rPr>
-              <w:t>…</w:t>
+                <w:lang w:val="vi-VN"/>
+              </w:rPr>
+              <w:t>Kinh tế phát triển</w:t>
             </w:r>
           </w:p>
         </w:tc>
@@ -486,7 +452,7 @@
               <mc:AlternateContent>
                 <mc:Choice Requires="wps">
                   <w:drawing>
-                    <wp:anchor distT="0" distB="0" distL="114300" distR="114300" simplePos="0" relativeHeight="251673088" behindDoc="0" locked="0" layoutInCell="1" allowOverlap="1" wp14:anchorId="764DD254" wp14:editId="228ADBED">
+                    <wp:anchor distT="0" distB="0" distL="114300" distR="114300" simplePos="0" relativeHeight="251673088" behindDoc="0" locked="0" layoutInCell="1" allowOverlap="1" wp14:anchorId="56E65674" wp14:editId="5D8F7D80">
                       <wp:simplePos x="0" y="0"/>
                       <wp:positionH relativeFrom="column">
                         <wp:posOffset>913130</wp:posOffset>
@@ -560,20 +526,9 @@
                 <w:spacing w:val="10"/>
                 <w:sz w:val="32"/>
                 <w:szCs w:val="32"/>
+                <w:lang w:val="vi-VN"/>
               </w:rPr>
               <w:t xml:space="preserve">     </w:t>
-            </w:r>
-            <w:r>
-              <w:rPr>
-                <w:rFonts w:ascii="Times New Roman" w:hAnsi="Times New Roman"/>
-                <w:b/>
-                <w:bCs/>
-                <w:color w:val="000000"/>
-                <w:spacing w:val="10"/>
-                <w:sz w:val="32"/>
-                <w:szCs w:val="32"/>
-              </w:rPr>
-              <w:t>THÔNG TIN LÝ LỊCH</w:t>
             </w:r>
             <w:r>
               <w:rPr>
@@ -586,7 +541,7 @@
                 <w:szCs w:val="32"/>
                 <w:lang w:val="vi-VN"/>
               </w:rPr>
-              <w:t xml:space="preserve"> HỌC VIÊN</w:t>
+              <w:t>THÔNG TIN LÝ LỊCH</w:t>
             </w:r>
             <w:r>
               <w:rPr>
@@ -597,6 +552,20 @@
                 <w:spacing w:val="10"/>
                 <w:sz w:val="32"/>
                 <w:szCs w:val="32"/>
+                <w:lang w:val="vi-VN"/>
+              </w:rPr>
+              <w:t xml:space="preserve"> HỌC VIÊN</w:t>
+            </w:r>
+            <w:r>
+              <w:rPr>
+                <w:rFonts w:ascii="Times New Roman" w:hAnsi="Times New Roman"/>
+                <w:b/>
+                <w:bCs/>
+                <w:color w:val="000000"/>
+                <w:spacing w:val="10"/>
+                <w:sz w:val="32"/>
+                <w:szCs w:val="32"/>
+                <w:lang w:val="vi-VN"/>
               </w:rPr>
               <w:t xml:space="preserve"> CAO HỌC</w:t>
             </w:r>
@@ -633,6 +602,7 @@
           <w:sz w:val="26"/>
           <w:szCs w:val="26"/>
           <w:u w:val="single"/>
+          <w:lang w:val="vi-VN"/>
         </w:rPr>
         <w:t>I. THÔNG TIN CÁ NHÂN</w:t>
       </w:r>
@@ -645,6 +615,7 @@
           <w:color w:val="000000"/>
           <w:sz w:val="26"/>
           <w:szCs w:val="26"/>
+          <w:lang w:val="vi-VN"/>
         </w:rPr>
       </w:pPr>
       <w:r>
@@ -655,27 +626,67 @@
           <w:szCs w:val="26"/>
           <w:lang w:val="vi-VN"/>
         </w:rPr>
-        <w:t>- Họ tên: .......................................................- Ngày sinh: ......./......./...</w:t>
-      </w:r>
-      <w:r>
-        <w:rPr>
-          <w:rFonts w:ascii="Times New Roman" w:hAnsi="Times New Roman" w:cs="Times New Roman"/>
-          <w:color w:val="000000"/>
-          <w:sz w:val="26"/>
-          <w:szCs w:val="26"/>
-          <w:lang w:val="vi-VN"/>
-        </w:rPr>
-        <w:t>.........</w:t>
-      </w:r>
-      <w:r>
-        <w:rPr>
-          <w:rFonts w:ascii="Times New Roman" w:hAnsi="Times New Roman" w:cs="Times New Roman"/>
-          <w:color w:val="000000"/>
-          <w:sz w:val="26"/>
-          <w:szCs w:val="26"/>
-          <w:lang w:val="vi-VN"/>
-        </w:rPr>
-        <w:t>..</w:t>
+        <w:t xml:space="preserve">- Họ tên: </w:t>
+      </w:r>
+      <w:r>
+        <w:rPr>
+          <w:rFonts w:ascii="Times New Roman" w:hAnsi="Times New Roman" w:cs="Times New Roman"/>
+          <w:color w:val="000000"/>
+          <w:sz w:val="26"/>
+          <w:szCs w:val="26"/>
+          <w:lang w:val="vi-VN"/>
+        </w:rPr>
+        <w:t xml:space="preserve"> TRẦN VĂN NAM</w:t>
+      </w:r>
+      <w:r>
+        <w:rPr>
+          <w:rFonts w:ascii="Times New Roman" w:hAnsi="Times New Roman" w:cs="Times New Roman"/>
+          <w:color w:val="000000"/>
+          <w:sz w:val="26"/>
+          <w:szCs w:val="26"/>
+          <w:lang w:val="vi-VN"/>
+        </w:rPr>
+        <w:tab/>
+      </w:r>
+      <w:r>
+        <w:rPr>
+          <w:rFonts w:ascii="Times New Roman" w:hAnsi="Times New Roman" w:cs="Times New Roman"/>
+          <w:color w:val="000000"/>
+          <w:sz w:val="26"/>
+          <w:szCs w:val="26"/>
+          <w:lang w:val="vi-VN"/>
+        </w:rPr>
+        <w:tab/>
+      </w:r>
+      <w:r>
+        <w:rPr>
+          <w:rFonts w:ascii="Times New Roman" w:hAnsi="Times New Roman" w:cs="Times New Roman"/>
+          <w:color w:val="000000"/>
+          <w:sz w:val="26"/>
+          <w:szCs w:val="26"/>
+          <w:lang w:val="vi-VN"/>
+        </w:rPr>
+        <w:t xml:space="preserve">- Ngày sinh: </w:t>
+      </w:r>
+      <w:r>
+        <w:rPr>
+          <w:rFonts w:ascii="Times New Roman" w:hAnsi="Times New Roman" w:cs="Times New Roman"/>
+          <w:color w:val="000000"/>
+          <w:sz w:val="26"/>
+          <w:szCs w:val="26"/>
+          <w:lang w:val="vi-VN"/>
+        </w:rPr>
+        <w:t>20/08/1959</w:t>
+      </w:r>
+      <w:r>
+        <w:rPr>
+          <w:rFonts w:ascii="Times New Roman" w:hAnsi="Times New Roman" w:cs="Times New Roman"/>
+          <w:color w:val="000000"/>
+          <w:sz w:val="26"/>
+          <w:szCs w:val="26"/>
+          <w:lang w:val="vi-VN"/>
+        </w:rPr>
+        <w:tab/>
       </w:r>
       <w:r>
         <w:rPr>
@@ -704,6 +715,7 @@
           <w:color w:val="000000"/>
           <w:sz w:val="26"/>
           <w:szCs w:val="26"/>
+          <w:lang w:val="vi-VN"/>
         </w:rPr>
         <w:t xml:space="preserve"> </w:t>
       </w:r>
@@ -720,6 +732,46 @@
       <w:bookmarkStart w:id="0" w:name="_Hlk136251676"/>
       <w:r>
         <w:rPr>
+          <w:rFonts w:ascii="Segoe UI Symbol" w:hAnsi="Segoe UI Symbol"/>
+          <w:color w:val="000000"/>
+          <w:sz w:val="26"/>
+          <w:szCs w:val="26"/>
+          <w:lang w:val="vi-VN"/>
+        </w:rPr>
+        <w:t>☑</w:t>
+      </w:r>
+      <w:r>
+        <w:rPr>
+          <w:rFonts w:ascii="Times New Roman" w:hAnsi="Times New Roman"/>
+          <w:color w:val="000000"/>
+          <w:sz w:val="26"/>
+          <w:szCs w:val="26"/>
+          <w:lang w:val="vi-VN"/>
+        </w:rPr>
+        <w:t xml:space="preserve"> </w:t>
+      </w:r>
+      <w:r>
+        <w:rPr>
+          <w:rFonts w:ascii="Times New Roman" w:hAnsi="Times New Roman"/>
+          <w:color w:val="000000"/>
+          <w:sz w:val="26"/>
+          <w:szCs w:val="26"/>
+          <w:lang w:val="vi-VN"/>
+        </w:rPr>
+        <w:t>Nam</w:t>
+      </w:r>
+      <w:r>
+        <w:rPr>
+          <w:rFonts w:ascii="Times New Roman" w:hAnsi="Times New Roman"/>
+          <w:color w:val="000000"/>
+          <w:sz w:val="26"/>
+          <w:szCs w:val="26"/>
+          <w:lang w:val="vi-VN"/>
+        </w:rPr>
+        <w:t xml:space="preserve">  </w:t>
+      </w:r>
+      <w:r>
+        <w:rPr>
           <w:rFonts w:ascii="Times New Roman" w:hAnsi="Times New Roman"/>
           <w:color w:val="000000"/>
           <w:sz w:val="26"/>
@@ -733,33 +785,7 @@
           <w:color w:val="000000"/>
           <w:sz w:val="26"/>
           <w:szCs w:val="26"/>
-        </w:rPr>
-        <w:t xml:space="preserve"> Nam</w:t>
-      </w:r>
-      <w:r>
-        <w:rPr>
-          <w:rFonts w:ascii="Times New Roman" w:hAnsi="Times New Roman"/>
-          <w:color w:val="000000"/>
-          <w:sz w:val="26"/>
-          <w:szCs w:val="26"/>
-        </w:rPr>
-        <w:t xml:space="preserve">  </w:t>
-      </w:r>
-      <w:r>
-        <w:rPr>
-          <w:rFonts w:ascii="Times New Roman" w:hAnsi="Times New Roman"/>
-          <w:color w:val="000000"/>
-          <w:sz w:val="26"/>
-          <w:szCs w:val="26"/>
-        </w:rPr>
-        <w:sym w:font="Wingdings 2" w:char="00A3"/>
-      </w:r>
-      <w:r>
-        <w:rPr>
-          <w:rFonts w:ascii="Times New Roman" w:hAnsi="Times New Roman"/>
-          <w:color w:val="000000"/>
-          <w:sz w:val="26"/>
-          <w:szCs w:val="26"/>
+          <w:lang w:val="vi-VN"/>
         </w:rPr>
         <w:t xml:space="preserve"> Nữ</w:t>
       </w:r>
@@ -773,6 +799,7 @@
           <w:color w:val="000000"/>
           <w:sz w:val="26"/>
           <w:szCs w:val="26"/>
+          <w:lang w:val="vi-VN"/>
         </w:rPr>
       </w:pPr>
       <w:r>
@@ -783,35 +810,57 @@
           <w:szCs w:val="26"/>
           <w:lang w:val="vi-VN"/>
         </w:rPr>
-        <w:t>- Nơi sinh: .....................................…</w:t>
-      </w:r>
-      <w:r>
-        <w:rPr>
-          <w:rFonts w:ascii="Times New Roman" w:hAnsi="Times New Roman" w:cs="Times New Roman"/>
-          <w:color w:val="000000"/>
-          <w:sz w:val="26"/>
-          <w:szCs w:val="26"/>
-        </w:rPr>
-        <w:t>…………….....</w:t>
-      </w:r>
-      <w:r>
-        <w:rPr>
-          <w:rFonts w:ascii="Times New Roman" w:hAnsi="Times New Roman" w:cs="Times New Roman"/>
-          <w:color w:val="000000"/>
-          <w:sz w:val="26"/>
-          <w:szCs w:val="26"/>
-          <w:lang w:val="vi-VN"/>
-        </w:rPr>
-        <w:t>.</w:t>
-      </w:r>
-      <w:r>
-        <w:rPr>
-          <w:rFonts w:ascii="Times New Roman" w:hAnsi="Times New Roman" w:cs="Times New Roman"/>
-          <w:color w:val="000000"/>
-          <w:sz w:val="26"/>
-          <w:szCs w:val="26"/>
-        </w:rPr>
-        <w:t xml:space="preserve">.…  </w:t>
+        <w:t xml:space="preserve">- Nơi sinh: </w:t>
+      </w:r>
+      <w:r>
+        <w:rPr>
+          <w:rFonts w:ascii="Times New Roman" w:hAnsi="Times New Roman" w:cs="Times New Roman"/>
+          <w:color w:val="000000"/>
+          <w:sz w:val="26"/>
+          <w:szCs w:val="26"/>
+          <w:lang w:val="vi-VN"/>
+        </w:rPr>
+        <w:t>Đà Nẵng</w:t>
+      </w:r>
+      <w:r>
+        <w:rPr>
+          <w:rFonts w:ascii="Times New Roman" w:hAnsi="Times New Roman" w:cs="Times New Roman"/>
+          <w:color w:val="000000"/>
+          <w:sz w:val="26"/>
+          <w:szCs w:val="26"/>
+          <w:lang w:val="vi-VN"/>
+        </w:rPr>
+        <w:tab/>
+      </w:r>
+      <w:r>
+        <w:rPr>
+          <w:rFonts w:ascii="Times New Roman" w:hAnsi="Times New Roman" w:cs="Times New Roman"/>
+          <w:color w:val="000000"/>
+          <w:sz w:val="26"/>
+          <w:szCs w:val="26"/>
+          <w:lang w:val="vi-VN"/>
+        </w:rPr>
+        <w:tab/>
+      </w:r>
+      <w:r>
+        <w:rPr>
+          <w:rFonts w:ascii="Times New Roman" w:hAnsi="Times New Roman" w:cs="Times New Roman"/>
+          <w:color w:val="000000"/>
+          <w:sz w:val="26"/>
+          <w:szCs w:val="26"/>
+          <w:lang w:val="vi-VN"/>
+        </w:rPr>
+        <w:tab/>
+      </w:r>
+      <w:r>
+        <w:rPr>
+          <w:rFonts w:ascii="Times New Roman" w:hAnsi="Times New Roman" w:cs="Times New Roman"/>
+          <w:color w:val="000000"/>
+          <w:sz w:val="26"/>
+          <w:szCs w:val="26"/>
+          <w:lang w:val="vi-VN"/>
+        </w:rPr>
+        <w:tab/>
       </w:r>
       <w:r>
         <w:rPr>
@@ -832,44 +881,17 @@
           <w:szCs w:val="26"/>
           <w:lang w:val="vi-VN"/>
         </w:rPr>
-        <w:t>: .........................…</w:t>
-      </w:r>
-      <w:r>
-        <w:rPr>
-          <w:rFonts w:ascii="Times New Roman" w:hAnsi="Times New Roman" w:cs="Times New Roman"/>
-          <w:color w:val="000000"/>
-          <w:sz w:val="26"/>
-          <w:szCs w:val="26"/>
-        </w:rPr>
-        <w:t>…</w:t>
-      </w:r>
-      <w:r>
-        <w:rPr>
-          <w:rFonts w:ascii="Times New Roman" w:hAnsi="Times New Roman" w:cs="Times New Roman"/>
-          <w:color w:val="000000"/>
-          <w:sz w:val="26"/>
-          <w:szCs w:val="26"/>
-        </w:rPr>
-        <w:t>…………..</w:t>
-      </w:r>
-      <w:r>
-        <w:rPr>
-          <w:rFonts w:ascii="Times New Roman" w:hAnsi="Times New Roman" w:cs="Times New Roman"/>
-          <w:color w:val="000000"/>
-          <w:sz w:val="26"/>
-          <w:szCs w:val="26"/>
-          <w:lang w:val="vi-VN"/>
-        </w:rPr>
-        <w:t>..</w:t>
-      </w:r>
-      <w:r>
-        <w:rPr>
-          <w:rFonts w:ascii="Times New Roman" w:hAnsi="Times New Roman" w:cs="Times New Roman"/>
-          <w:color w:val="000000"/>
-          <w:sz w:val="26"/>
-          <w:szCs w:val="26"/>
-        </w:rPr>
-        <w:t xml:space="preserve"> </w:t>
+        <w:t xml:space="preserve">: </w:t>
+      </w:r>
+      <w:r>
+        <w:rPr>
+          <w:rFonts w:ascii="Times New Roman" w:hAnsi="Times New Roman" w:cs="Times New Roman"/>
+          <w:color w:val="000000"/>
+          <w:sz w:val="26"/>
+          <w:szCs w:val="26"/>
+          <w:lang w:val="vi-VN"/>
+        </w:rPr>
+        <w:t>Việt Nam</w:t>
       </w:r>
     </w:p>
     <w:p>
@@ -880,6 +902,7 @@
           <w:color w:val="000000"/>
           <w:sz w:val="26"/>
           <w:szCs w:val="26"/>
+          <w:lang w:val="vi-VN"/>
         </w:rPr>
       </w:pPr>
       <w:r>
@@ -888,67 +911,111 @@
           <w:color w:val="000000"/>
           <w:sz w:val="26"/>
           <w:szCs w:val="26"/>
-        </w:rPr>
-        <w:t>(</w:t>
-      </w:r>
-      <w:r>
-        <w:rPr>
-          <w:rFonts w:ascii="Times New Roman" w:hAnsi="Times New Roman" w:cs="Times New Roman"/>
-          <w:i/>
-          <w:color w:val="000000"/>
-          <w:sz w:val="26"/>
-          <w:szCs w:val="26"/>
-        </w:rPr>
-        <w:t>Nơi sinh: Học viên ghi đúng tên</w:t>
-      </w:r>
-      <w:r>
-        <w:rPr>
-          <w:rFonts w:ascii="Times New Roman" w:hAnsi="Times New Roman" w:cs="Times New Roman"/>
-          <w:i/>
-          <w:color w:val="000000"/>
-          <w:sz w:val="26"/>
-          <w:szCs w:val="26"/>
-        </w:rPr>
-        <w:t xml:space="preserve"> tỉnh</w:t>
-      </w:r>
-      <w:r>
-        <w:rPr>
-          <w:rFonts w:ascii="Times New Roman" w:hAnsi="Times New Roman" w:cs="Times New Roman"/>
-          <w:i/>
-          <w:color w:val="000000"/>
-          <w:sz w:val="26"/>
-          <w:szCs w:val="26"/>
-        </w:rPr>
-        <w:t xml:space="preserve"> </w:t>
-      </w:r>
-      <w:r>
-        <w:rPr>
-          <w:rFonts w:ascii="Times New Roman" w:hAnsi="Times New Roman" w:cs="Times New Roman"/>
-          <w:i/>
-          <w:color w:val="000000"/>
-          <w:sz w:val="26"/>
-          <w:szCs w:val="26"/>
-        </w:rPr>
-        <w:t xml:space="preserve">ghi </w:t>
-      </w:r>
-      <w:r>
-        <w:rPr>
-          <w:rFonts w:ascii="Times New Roman" w:hAnsi="Times New Roman" w:cs="Times New Roman"/>
-          <w:i/>
-          <w:color w:val="000000"/>
-          <w:sz w:val="26"/>
-          <w:szCs w:val="26"/>
-        </w:rPr>
-        <w:t>trên giấy khai sinh</w:t>
-      </w:r>
-      <w:r>
-        <w:rPr>
-          <w:rFonts w:ascii="Times New Roman" w:hAnsi="Times New Roman" w:cs="Times New Roman"/>
-          <w:color w:val="000000"/>
-          <w:sz w:val="26"/>
-          <w:szCs w:val="26"/>
-        </w:rPr>
-        <w:t>)</w:t>
+          <w:lang w:val="vi-VN"/>
+        </w:rPr>
+        <w:t>-</w:t>
+      </w:r>
+      <w:r>
+        <w:rPr>
+          <w:rFonts w:ascii="Times New Roman" w:hAnsi="Times New Roman" w:cs="Times New Roman"/>
+          <w:color w:val="000000"/>
+          <w:spacing w:val="-4"/>
+          <w:sz w:val="26"/>
+          <w:szCs w:val="26"/>
+          <w:lang w:val="vi-VN"/>
+        </w:rPr>
+        <w:t xml:space="preserve"> Dân tộc</w:t>
+      </w:r>
+      <w:r>
+        <w:rPr>
+          <w:rFonts w:ascii="Times New Roman" w:hAnsi="Times New Roman" w:cs="Times New Roman"/>
+          <w:color w:val="000000"/>
+          <w:sz w:val="26"/>
+          <w:szCs w:val="26"/>
+          <w:lang w:val="vi-VN"/>
+        </w:rPr>
+        <w:t xml:space="preserve">: </w:t>
+      </w:r>
+      <w:r>
+        <w:rPr>
+          <w:rFonts w:ascii="Times New Roman" w:hAnsi="Times New Roman" w:cs="Times New Roman"/>
+          <w:color w:val="000000"/>
+          <w:sz w:val="26"/>
+          <w:szCs w:val="26"/>
+          <w:lang w:val="vi-VN"/>
+        </w:rPr>
+        <w:t>Kinh</w:t>
+      </w:r>
+      <w:r>
+        <w:rPr>
+          <w:rFonts w:ascii="Times New Roman" w:hAnsi="Times New Roman" w:cs="Times New Roman"/>
+          <w:color w:val="000000"/>
+          <w:sz w:val="26"/>
+          <w:szCs w:val="26"/>
+          <w:lang w:val="vi-VN"/>
+        </w:rPr>
+        <w:tab/>
+      </w:r>
+      <w:r>
+        <w:rPr>
+          <w:rFonts w:ascii="Times New Roman" w:hAnsi="Times New Roman" w:cs="Times New Roman"/>
+          <w:color w:val="000000"/>
+          <w:sz w:val="26"/>
+          <w:szCs w:val="26"/>
+          <w:lang w:val="vi-VN"/>
+        </w:rPr>
+        <w:tab/>
+      </w:r>
+      <w:r>
+        <w:rPr>
+          <w:rFonts w:ascii="Times New Roman" w:hAnsi="Times New Roman" w:cs="Times New Roman"/>
+          <w:color w:val="000000"/>
+          <w:sz w:val="26"/>
+          <w:szCs w:val="26"/>
+          <w:lang w:val="vi-VN"/>
+        </w:rPr>
+        <w:tab/>
+      </w:r>
+      <w:r>
+        <w:rPr>
+          <w:rFonts w:ascii="Times New Roman" w:hAnsi="Times New Roman" w:cs="Times New Roman"/>
+          <w:color w:val="000000"/>
+          <w:sz w:val="26"/>
+          <w:szCs w:val="26"/>
+          <w:lang w:val="vi-VN"/>
+        </w:rPr>
+        <w:tab/>
+      </w:r>
+      <w:r>
+        <w:rPr>
+          <w:rFonts w:ascii="Times New Roman" w:hAnsi="Times New Roman"/>
+          <w:color w:val="000000"/>
+          <w:spacing w:val="-4"/>
+          <w:sz w:val="26"/>
+          <w:szCs w:val="26"/>
+          <w:lang w:val="vi-VN"/>
+        </w:rPr>
+        <w:t>- Tôn giáo</w:t>
+      </w:r>
+      <w:r>
+        <w:rPr>
+          <w:rFonts w:ascii="Times New Roman" w:hAnsi="Times New Roman" w:cs="Times New Roman"/>
+          <w:color w:val="000000"/>
+          <w:sz w:val="26"/>
+          <w:szCs w:val="26"/>
+          <w:lang w:val="vi-VN"/>
+        </w:rPr>
+        <w:t xml:space="preserve">: </w:t>
+      </w:r>
+      <w:r>
+        <w:rPr>
+          <w:rFonts w:ascii="Times New Roman" w:hAnsi="Times New Roman" w:cs="Times New Roman"/>
+          <w:color w:val="000000"/>
+          <w:sz w:val="26"/>
+          <w:szCs w:val="26"/>
+          <w:lang w:val="vi-VN"/>
+        </w:rPr>
+        <w:t>Không</w:t>
       </w:r>
     </w:p>
     <w:p>
@@ -957,6 +1024,7 @@
         <w:rPr>
           <w:rFonts w:ascii="Times New Roman" w:hAnsi="Times New Roman" w:cs="Times New Roman"/>
           <w:color w:val="000000"/>
+          <w:spacing w:val="-6"/>
           <w:sz w:val="26"/>
           <w:szCs w:val="26"/>
         </w:rPr>
@@ -967,77 +1035,92 @@
           <w:color w:val="000000"/>
           <w:sz w:val="26"/>
           <w:szCs w:val="26"/>
-        </w:rPr>
-        <w:t>-</w:t>
-      </w:r>
-      <w:r>
-        <w:rPr>
-          <w:rFonts w:ascii="Times New Roman" w:hAnsi="Times New Roman" w:cs="Times New Roman"/>
-          <w:color w:val="000000"/>
-          <w:spacing w:val="-4"/>
-          <w:sz w:val="26"/>
-          <w:szCs w:val="26"/>
-          <w:lang w:val="vi-VN"/>
-        </w:rPr>
-        <w:t xml:space="preserve"> Dân tộc</w:t>
-      </w:r>
-      <w:r>
-        <w:rPr>
-          <w:rFonts w:ascii="Times New Roman" w:hAnsi="Times New Roman" w:cs="Times New Roman"/>
-          <w:color w:val="000000"/>
-          <w:sz w:val="26"/>
-          <w:szCs w:val="26"/>
-          <w:lang w:val="vi-VN"/>
-        </w:rPr>
-        <w:t>: .........................</w:t>
-      </w:r>
-      <w:r>
-        <w:rPr>
-          <w:rFonts w:ascii="Times New Roman" w:hAnsi="Times New Roman" w:cs="Times New Roman"/>
-          <w:color w:val="000000"/>
-          <w:sz w:val="26"/>
-          <w:szCs w:val="26"/>
-        </w:rPr>
-        <w:t>.................................................</w:t>
-      </w:r>
-      <w:r>
-        <w:rPr>
-          <w:rFonts w:ascii="Times New Roman" w:hAnsi="Times New Roman"/>
-          <w:color w:val="000000"/>
-          <w:spacing w:val="-4"/>
-          <w:sz w:val="26"/>
-          <w:szCs w:val="26"/>
-          <w:lang w:val="vi-VN"/>
-        </w:rPr>
-        <w:t xml:space="preserve"> - Tôn giáo</w:t>
-      </w:r>
-      <w:r>
-        <w:rPr>
-          <w:rFonts w:ascii="Times New Roman" w:hAnsi="Times New Roman" w:cs="Times New Roman"/>
-          <w:color w:val="000000"/>
-          <w:sz w:val="26"/>
-          <w:szCs w:val="26"/>
-          <w:lang w:val="vi-VN"/>
-        </w:rPr>
-        <w:t>: .........................</w:t>
-      </w:r>
-      <w:r>
-        <w:rPr>
-          <w:rFonts w:ascii="Times New Roman" w:hAnsi="Times New Roman" w:cs="Times New Roman"/>
-          <w:color w:val="000000"/>
-          <w:sz w:val="26"/>
-          <w:szCs w:val="26"/>
-        </w:rPr>
-        <w:t>..</w:t>
-      </w:r>
-      <w:r>
-        <w:rPr>
-          <w:rFonts w:ascii="Times New Roman" w:hAnsi="Times New Roman" w:cs="Times New Roman"/>
-          <w:color w:val="000000"/>
-          <w:sz w:val="26"/>
-          <w:szCs w:val="26"/>
-        </w:rPr>
-        <w:t>............................</w:t>
+          <w:lang w:val="vi-VN"/>
+        </w:rPr>
+        <w:t>- Số C</w:t>
+      </w:r>
+      <w:r>
+        <w:rPr>
+          <w:rFonts w:ascii="Times New Roman" w:hAnsi="Times New Roman" w:cs="Times New Roman"/>
+          <w:color w:val="000000"/>
+          <w:sz w:val="26"/>
+          <w:szCs w:val="26"/>
+          <w:lang w:val="vi-VN"/>
+        </w:rPr>
+        <w:t>CCD</w:t>
+      </w:r>
+      <w:r>
+        <w:rPr>
+          <w:rFonts w:ascii="Times New Roman" w:hAnsi="Times New Roman" w:cs="Times New Roman"/>
+          <w:color w:val="000000"/>
+          <w:sz w:val="26"/>
+          <w:szCs w:val="26"/>
+          <w:lang w:val="vi-VN"/>
+        </w:rPr>
+        <w:t xml:space="preserve">: </w:t>
+      </w:r>
+      <w:r>
+        <w:rPr>
+          <w:rFonts w:ascii="Times New Roman" w:hAnsi="Times New Roman" w:cs="Times New Roman"/>
+          <w:color w:val="000000"/>
+          <w:sz w:val="26"/>
+          <w:szCs w:val="26"/>
+          <w:lang w:val="vi-VN"/>
+        </w:rPr>
+        <w:t>048187007211</w:t>
+      </w:r>
+      <w:r>
+        <w:rPr>
+          <w:rFonts w:ascii="Times New Roman" w:hAnsi="Times New Roman" w:cs="Times New Roman"/>
+          <w:color w:val="000000"/>
+          <w:sz w:val="26"/>
+          <w:szCs w:val="26"/>
+          <w:lang w:val="vi-VN"/>
+        </w:rPr>
+        <w:tab/>
+      </w:r>
+      <w:r>
+        <w:rPr>
+          <w:rFonts w:ascii="Times New Roman" w:hAnsi="Times New Roman" w:cs="Times New Roman"/>
+          <w:color w:val="000000"/>
+          <w:sz w:val="26"/>
+          <w:szCs w:val="26"/>
+          <w:lang w:val="vi-VN"/>
+        </w:rPr>
+        <w:tab/>
+      </w:r>
+      <w:r>
+        <w:rPr>
+          <w:rFonts w:ascii="Times New Roman" w:hAnsi="Times New Roman" w:cs="Times New Roman"/>
+          <w:color w:val="000000"/>
+          <w:spacing w:val="-6"/>
+          <w:sz w:val="26"/>
+          <w:szCs w:val="26"/>
+          <w:lang w:val="vi-VN"/>
+        </w:rPr>
+        <w:t xml:space="preserve">- Ngày cấp: </w:t>
+      </w:r>
+      <w:r>
+        <w:rPr>
+          <w:rFonts w:ascii="Times New Roman" w:hAnsi="Times New Roman" w:cs="Times New Roman"/>
+          <w:color w:val="000000"/>
+          <w:spacing w:val="-6"/>
+          <w:sz w:val="26"/>
+          <w:szCs w:val="26"/>
+          <w:lang w:val="vi-VN"/>
+        </w:rPr>
+        <w:t>28/09/2021</w:t>
+      </w:r>
+      <w:r>
+        <w:rPr>
+          <w:rFonts w:ascii="Times New Roman" w:hAnsi="Times New Roman" w:cs="Times New Roman"/>
+          <w:color w:val="000000"/>
+          <w:spacing w:val="-6"/>
+          <w:sz w:val="26"/>
+          <w:szCs w:val="26"/>
+          <w:lang w:val="vi-VN"/>
+        </w:rPr>
+        <w:tab/>
       </w:r>
     </w:p>
     <w:p>
@@ -1048,7 +1131,6 @@
           <w:color w:val="000000"/>
           <w:sz w:val="26"/>
           <w:szCs w:val="26"/>
-          <w:lang w:val="vi-VN"/>
         </w:rPr>
       </w:pPr>
       <w:r>
@@ -1059,64 +1141,7 @@
           <w:szCs w:val="26"/>
           <w:lang w:val="vi-VN"/>
         </w:rPr>
-        <w:t>- Số C</w:t>
-      </w:r>
-      <w:r>
-        <w:rPr>
-          <w:rFonts w:ascii="Times New Roman" w:hAnsi="Times New Roman" w:cs="Times New Roman"/>
-          <w:color w:val="000000"/>
-          <w:sz w:val="26"/>
-          <w:szCs w:val="26"/>
-        </w:rPr>
-        <w:t>CCD</w:t>
-      </w:r>
-      <w:r>
-        <w:rPr>
-          <w:rFonts w:ascii="Times New Roman" w:hAnsi="Times New Roman" w:cs="Times New Roman"/>
-          <w:color w:val="000000"/>
-          <w:sz w:val="26"/>
-          <w:szCs w:val="26"/>
-          <w:lang w:val="vi-VN"/>
-        </w:rPr>
-        <w:t>: .........…</w:t>
-      </w:r>
-      <w:r>
-        <w:rPr>
-          <w:rFonts w:ascii="Times New Roman" w:hAnsi="Times New Roman" w:cs="Times New Roman"/>
-          <w:color w:val="000000"/>
-          <w:sz w:val="26"/>
-          <w:szCs w:val="26"/>
-        </w:rPr>
-        <w:t>…….</w:t>
-      </w:r>
-      <w:r>
-        <w:rPr>
-          <w:rFonts w:ascii="Times New Roman" w:hAnsi="Times New Roman" w:cs="Times New Roman"/>
-          <w:color w:val="000000"/>
-          <w:sz w:val="26"/>
-          <w:szCs w:val="26"/>
-          <w:lang w:val="vi-VN"/>
-        </w:rPr>
-        <w:t>............</w:t>
-      </w:r>
-      <w:r>
-        <w:rPr>
-          <w:rFonts w:ascii="Times New Roman" w:hAnsi="Times New Roman" w:cs="Times New Roman"/>
-          <w:color w:val="000000"/>
-          <w:sz w:val="26"/>
-          <w:szCs w:val="26"/>
-        </w:rPr>
-        <w:t>.</w:t>
-      </w:r>
-      <w:r>
-        <w:rPr>
-          <w:rFonts w:ascii="Times New Roman" w:hAnsi="Times New Roman" w:cs="Times New Roman"/>
-          <w:color w:val="000000"/>
-          <w:sz w:val="26"/>
-          <w:szCs w:val="26"/>
-          <w:lang w:val="vi-VN"/>
-        </w:rPr>
-        <w:t xml:space="preserve">.. </w:t>
+        <w:t>-</w:t>
       </w:r>
       <w:r>
         <w:rPr>
@@ -1127,17 +1152,7 @@
           <w:szCs w:val="26"/>
           <w:lang w:val="vi-VN"/>
         </w:rPr>
-        <w:t xml:space="preserve"> - Ngày cấp: .</w:t>
-      </w:r>
-      <w:r>
-        <w:rPr>
-          <w:rFonts w:ascii="Times New Roman" w:hAnsi="Times New Roman" w:cs="Times New Roman"/>
-          <w:color w:val="000000"/>
-          <w:sz w:val="26"/>
-          <w:szCs w:val="26"/>
-          <w:lang w:val="vi-VN"/>
-        </w:rPr>
-        <w:t>..... /....../........ -</w:t>
+        <w:t xml:space="preserve"> Nơi cấp</w:t>
       </w:r>
       <w:r>
         <w:rPr>
@@ -1148,7 +1163,7 @@
           <w:szCs w:val="26"/>
           <w:lang w:val="vi-VN"/>
         </w:rPr>
-        <w:t xml:space="preserve"> Nơi cấp</w:t>
+        <w:t xml:space="preserve"> </w:t>
       </w:r>
       <w:r>
         <w:rPr>
@@ -1157,16 +1172,7 @@
           <w:spacing w:val="-6"/>
           <w:sz w:val="26"/>
           <w:szCs w:val="26"/>
-        </w:rPr>
-        <w:t xml:space="preserve"> </w:t>
-      </w:r>
-      <w:r>
-        <w:rPr>
-          <w:rFonts w:ascii="Times New Roman" w:hAnsi="Times New Roman" w:cs="Times New Roman"/>
-          <w:color w:val="000000"/>
-          <w:spacing w:val="-6"/>
-          <w:sz w:val="26"/>
-          <w:szCs w:val="26"/>
+          <w:lang w:val="vi-VN"/>
         </w:rPr>
         <w:t>CCCD</w:t>
       </w:r>
@@ -1176,56 +1182,17 @@
           <w:color w:val="000000"/>
           <w:sz w:val="26"/>
           <w:szCs w:val="26"/>
-          <w:lang w:val="vi-VN"/>
-        </w:rPr>
-        <w:t>:....................</w:t>
-      </w:r>
-      <w:r>
-        <w:rPr>
-          <w:rFonts w:ascii="Times New Roman" w:hAnsi="Times New Roman" w:cs="Times New Roman"/>
-          <w:color w:val="000000"/>
-          <w:sz w:val="26"/>
-          <w:szCs w:val="26"/>
-          <w:lang w:val="vi-VN"/>
-        </w:rPr>
-        <w:t>...............</w:t>
-      </w:r>
-      <w:r>
-        <w:rPr>
-          <w:rFonts w:ascii="Times New Roman" w:hAnsi="Times New Roman" w:cs="Times New Roman"/>
-          <w:color w:val="000000"/>
-          <w:sz w:val="26"/>
-          <w:szCs w:val="26"/>
-        </w:rPr>
-        <w:t xml:space="preserve"> </w:t>
-      </w:r>
-      <w:r>
-        <w:rPr>
-          <w:rFonts w:ascii="Times New Roman" w:hAnsi="Times New Roman" w:cs="Times New Roman"/>
-          <w:color w:val="000000"/>
-          <w:sz w:val="26"/>
-          <w:szCs w:val="26"/>
-          <w:lang w:val="vi-VN"/>
-        </w:rPr>
-        <w:t>.....................</w:t>
-      </w:r>
-      <w:r>
-        <w:rPr>
-          <w:rFonts w:ascii="Times New Roman" w:hAnsi="Times New Roman" w:cs="Times New Roman"/>
-          <w:color w:val="000000"/>
-          <w:sz w:val="26"/>
-          <w:szCs w:val="26"/>
-        </w:rPr>
-        <w:t>………………………………………</w:t>
-      </w:r>
-      <w:r>
-        <w:rPr>
-          <w:rFonts w:ascii="Times New Roman" w:hAnsi="Times New Roman" w:cs="Times New Roman"/>
-          <w:color w:val="000000"/>
-          <w:sz w:val="26"/>
-          <w:szCs w:val="26"/>
-        </w:rPr>
-        <w:t>………………………………………………………</w:t>
+        </w:rPr>
+        <w:t xml:space="preserve">: </w:t>
+      </w:r>
+      <w:r>
+        <w:rPr>
+          <w:rFonts w:ascii="Times New Roman" w:hAnsi="Times New Roman" w:cs="Times New Roman"/>
+          <w:color w:val="000000"/>
+          <w:sz w:val="26"/>
+          <w:szCs w:val="26"/>
+        </w:rPr>
+        <w:t>Cục Cảnh sát QLHC về TTXH</w:t>
       </w:r>
     </w:p>
     <w:p>
@@ -1236,6 +1203,7 @@
           <w:color w:val="000000"/>
           <w:sz w:val="26"/>
           <w:szCs w:val="26"/>
+          <w:lang w:val="vi-VN"/>
         </w:rPr>
       </w:pPr>
       <w:r>
@@ -1254,6 +1222,7 @@
           <w:color w:val="000000"/>
           <w:sz w:val="26"/>
           <w:szCs w:val="26"/>
+          <w:lang w:val="vi-VN"/>
         </w:rPr>
         <w:t>…….</w:t>
       </w:r>
@@ -1306,6 +1275,7 @@
           <w:spacing w:val="-6"/>
           <w:sz w:val="26"/>
           <w:szCs w:val="26"/>
+          <w:lang w:val="vi-VN"/>
         </w:rPr>
         <w:t xml:space="preserve"> CNMD</w:t>
       </w:r>
@@ -1335,8 +1305,183 @@
           <w:color w:val="000000"/>
           <w:sz w:val="26"/>
           <w:szCs w:val="26"/>
+          <w:lang w:val="vi-VN"/>
         </w:rPr>
         <w:t>..</w:t>
+      </w:r>
+    </w:p>
+    <w:p>
+      <w:pPr>
+        <w:tabs>
+          <w:tab w:val="left" w:pos="4536"/>
+        </w:tabs>
+        <w:spacing w:after="0" w:line="360" w:lineRule="auto"/>
+        <w:rPr>
+          <w:rFonts w:ascii="Times New Roman" w:hAnsi="Times New Roman" w:cs="Times New Roman"/>
+          <w:color w:val="000000"/>
+          <w:sz w:val="26"/>
+          <w:szCs w:val="26"/>
+          <w:lang w:val="vi-VN"/>
+        </w:rPr>
+      </w:pPr>
+      <w:r>
+        <w:rPr>
+          <w:rFonts w:ascii="Times New Roman" w:hAnsi="Times New Roman" w:cs="Times New Roman"/>
+          <w:color w:val="000000"/>
+          <w:sz w:val="26"/>
+          <w:szCs w:val="26"/>
+          <w:lang w:val="vi-VN"/>
+        </w:rPr>
+        <w:t>- Khuyết tật</w:t>
+      </w:r>
+      <w:r>
+        <w:rPr>
+          <w:rFonts w:ascii="Times New Roman" w:hAnsi="Times New Roman" w:cs="Times New Roman"/>
+          <w:color w:val="000000"/>
+          <w:sz w:val="26"/>
+          <w:szCs w:val="26"/>
+          <w:lang w:val="vi-VN"/>
+        </w:rPr>
+        <w:t xml:space="preserve">: </w:t>
+      </w:r>
+      <w:r>
+        <w:rPr>
+          <w:rFonts w:ascii="Times New Roman" w:hAnsi="Times New Roman" w:cs="Times New Roman"/>
+          <w:color w:val="000000"/>
+          <w:sz w:val="26"/>
+          <w:szCs w:val="26"/>
+          <w:lang w:val="vi-VN"/>
+        </w:rPr>
+        <w:t xml:space="preserve"> </w:t>
+      </w:r>
+      <w:r>
+        <w:rPr>
+          <w:rFonts w:ascii="Times New Roman" w:hAnsi="Times New Roman" w:cs="Times New Roman"/>
+          <w:color w:val="000000"/>
+          <w:sz w:val="26"/>
+          <w:szCs w:val="26"/>
+          <w:lang w:val="vi-VN"/>
+        </w:rPr>
+        <w:t xml:space="preserve">     </w:t>
+      </w:r>
+      <w:r>
+        <w:rPr>
+          <w:rFonts w:ascii="Times New Roman" w:hAnsi="Times New Roman"/>
+          <w:color w:val="000000"/>
+          <w:sz w:val="26"/>
+          <w:szCs w:val="26"/>
+        </w:rPr>
+        <w:sym w:font="Wingdings 2" w:char="00A3"/>
+      </w:r>
+      <w:r>
+        <w:rPr>
+          <w:rFonts w:ascii="Times New Roman" w:hAnsi="Times New Roman"/>
+          <w:color w:val="000000"/>
+          <w:sz w:val="26"/>
+          <w:szCs w:val="26"/>
+          <w:lang w:val="vi-VN"/>
+        </w:rPr>
+        <w:t xml:space="preserve"> Có </w:t>
+      </w:r>
+      <w:r>
+        <w:rPr>
+          <w:rFonts w:ascii="Times New Roman" w:hAnsi="Times New Roman"/>
+          <w:color w:val="000000"/>
+          <w:sz w:val="26"/>
+          <w:szCs w:val="26"/>
+          <w:lang w:val="vi-VN"/>
+        </w:rPr>
+        <w:t xml:space="preserve"> </w:t>
+      </w:r>
+      <w:r>
+        <w:rPr>
+          <w:rFonts w:ascii="Times New Roman" w:hAnsi="Times New Roman"/>
+          <w:color w:val="000000"/>
+          <w:sz w:val="26"/>
+          <w:szCs w:val="26"/>
+          <w:lang w:val="vi-VN"/>
+        </w:rPr>
+        <w:t xml:space="preserve"> </w:t>
+      </w:r>
+      <w:r>
+        <w:rPr>
+          <w:rFonts w:ascii="Segoe UI Symbol" w:hAnsi="Segoe UI Symbol"/>
+          <w:color w:val="000000"/>
+          <w:sz w:val="26"/>
+          <w:szCs w:val="26"/>
+          <w:lang w:val="vi-VN"/>
+        </w:rPr>
+        <w:t>☑</w:t>
+      </w:r>
+      <w:r>
+        <w:rPr>
+          <w:rFonts w:ascii="Times New Roman" w:hAnsi="Times New Roman"/>
+          <w:color w:val="000000"/>
+          <w:sz w:val="26"/>
+          <w:szCs w:val="26"/>
+          <w:lang w:val="vi-VN"/>
+        </w:rPr>
+        <w:t xml:space="preserve"> </w:t>
+      </w:r>
+      <w:r>
+        <w:rPr>
+          <w:rFonts w:ascii="Times New Roman" w:hAnsi="Times New Roman"/>
+          <w:color w:val="000000"/>
+          <w:sz w:val="26"/>
+          <w:szCs w:val="26"/>
+          <w:lang w:val="vi-VN"/>
+        </w:rPr>
+        <w:t xml:space="preserve"> Không</w:t>
+      </w:r>
+      <w:r>
+        <w:rPr>
+          <w:rFonts w:ascii="Times New Roman" w:hAnsi="Times New Roman"/>
+          <w:color w:val="000000"/>
+          <w:sz w:val="26"/>
+          <w:szCs w:val="26"/>
+          <w:lang w:val="vi-VN"/>
+        </w:rPr>
+        <w:t xml:space="preserve">          </w:t>
+      </w:r>
+      <w:r>
+        <w:rPr>
+          <w:rFonts w:ascii="Times New Roman" w:hAnsi="Times New Roman" w:cs="Times New Roman"/>
+          <w:color w:val="000000"/>
+          <w:sz w:val="26"/>
+          <w:szCs w:val="26"/>
+          <w:lang w:val="vi-VN"/>
+        </w:rPr>
+        <w:t>- Loại Khuyết tật</w:t>
+      </w:r>
+      <w:r>
+        <w:rPr>
+          <w:rFonts w:ascii="Times New Roman" w:hAnsi="Times New Roman" w:cs="Times New Roman"/>
+          <w:color w:val="000000"/>
+          <w:sz w:val="26"/>
+          <w:szCs w:val="26"/>
+          <w:lang w:val="vi-VN"/>
+        </w:rPr>
+        <w:t>:  ……………………………………..</w:t>
+      </w:r>
+      <w:r>
+        <w:rPr>
+          <w:rFonts w:ascii="Times New Roman" w:hAnsi="Times New Roman" w:cs="Times New Roman"/>
+          <w:color w:val="000000"/>
+          <w:sz w:val="26"/>
+          <w:szCs w:val="26"/>
+          <w:lang w:val="vi-VN"/>
+        </w:rPr>
+        <w:t>.</w:t>
+      </w:r>
+      <w:r>
+        <w:rPr>
+          <w:rFonts w:ascii="Times New Roman" w:hAnsi="Times New Roman" w:cs="Times New Roman"/>
+          <w:color w:val="000000"/>
+          <w:sz w:val="26"/>
+          <w:szCs w:val="26"/>
+          <w:lang w:val="vi-VN"/>
+        </w:rPr>
+        <w:t xml:space="preserve">  </w:t>
       </w:r>
     </w:p>
     <w:p>
@@ -1347,6 +1492,7 @@
           <w:color w:val="000000"/>
           <w:sz w:val="26"/>
           <w:szCs w:val="26"/>
+          <w:lang w:val="vi-VN"/>
         </w:rPr>
       </w:pPr>
       <w:r>
@@ -1355,24 +1501,43 @@
           <w:color w:val="000000"/>
           <w:sz w:val="26"/>
           <w:szCs w:val="26"/>
-        </w:rPr>
-        <w:t>- Khuyết tật</w:t>
-      </w:r>
-      <w:r>
-        <w:rPr>
-          <w:rFonts w:ascii="Times New Roman" w:hAnsi="Times New Roman" w:cs="Times New Roman"/>
-          <w:color w:val="000000"/>
-          <w:sz w:val="26"/>
-          <w:szCs w:val="26"/>
-        </w:rPr>
-        <w:t xml:space="preserve">: </w:t>
-      </w:r>
-      <w:r>
-        <w:rPr>
-          <w:rFonts w:ascii="Times New Roman" w:hAnsi="Times New Roman" w:cs="Times New Roman"/>
-          <w:color w:val="000000"/>
-          <w:sz w:val="26"/>
-          <w:szCs w:val="26"/>
+          <w:lang w:val="vi-VN"/>
+        </w:rPr>
+        <w:t xml:space="preserve">- Quê quán: </w:t>
+      </w:r>
+      <w:r>
+        <w:rPr>
+          <w:rFonts w:ascii="Times New Roman" w:hAnsi="Times New Roman" w:cs="Times New Roman"/>
+          <w:color w:val="000000"/>
+          <w:sz w:val="26"/>
+          <w:szCs w:val="26"/>
+          <w:lang w:val="vi-VN"/>
+        </w:rPr>
+        <w:t>Phường Ngũ Hành Sơn, thành phố Đà Nẵng</w:t>
+      </w:r>
+      <w:r>
+        <w:rPr>
+          <w:rFonts w:ascii="Times New Roman" w:hAnsi="Times New Roman" w:cs="Times New Roman"/>
+          <w:color w:val="000000"/>
+          <w:sz w:val="26"/>
+          <w:szCs w:val="26"/>
+          <w:lang w:val="vi-VN"/>
+        </w:rPr>
+        <w:tab/>
+      </w:r>
+      <w:r>
+        <w:rPr>
+          <w:rFonts w:ascii="Times New Roman" w:hAnsi="Times New Roman" w:cs="Times New Roman"/>
+          <w:color w:val="000000"/>
+          <w:sz w:val="26"/>
+          <w:szCs w:val="26"/>
+          <w:lang w:val="vi-VN"/>
+        </w:rPr>
+        <w:t>- Số sổ bảo hiểm xã hội:</w:t>
+      </w:r>
+      <w:r>
+        <w:rPr>
+          <w:lang w:val="vi-VN"/>
         </w:rPr>
         <w:t xml:space="preserve"> </w:t>
       </w:r>
@@ -1382,107 +1547,9 @@
           <w:color w:val="000000"/>
           <w:sz w:val="26"/>
           <w:szCs w:val="26"/>
-        </w:rPr>
-        <w:t xml:space="preserve">     </w:t>
-      </w:r>
-      <w:r>
-        <w:rPr>
-          <w:rFonts w:ascii="Times New Roman" w:hAnsi="Times New Roman"/>
-          <w:color w:val="000000"/>
-          <w:sz w:val="26"/>
-          <w:szCs w:val="26"/>
-        </w:rPr>
-        <w:sym w:font="Wingdings 2" w:char="00A3"/>
-      </w:r>
-      <w:r>
-        <w:rPr>
-          <w:rFonts w:ascii="Times New Roman" w:hAnsi="Times New Roman"/>
-          <w:color w:val="000000"/>
-          <w:sz w:val="26"/>
-          <w:szCs w:val="26"/>
-        </w:rPr>
-        <w:t xml:space="preserve"> Có </w:t>
-      </w:r>
-      <w:r>
-        <w:rPr>
-          <w:rFonts w:ascii="Times New Roman" w:hAnsi="Times New Roman"/>
-          <w:color w:val="000000"/>
-          <w:sz w:val="26"/>
-          <w:szCs w:val="26"/>
-        </w:rPr>
-        <w:t xml:space="preserve">           </w:t>
-      </w:r>
-      <w:r>
-        <w:rPr>
-          <w:rFonts w:ascii="Times New Roman" w:hAnsi="Times New Roman"/>
-          <w:color w:val="000000"/>
-          <w:sz w:val="26"/>
-          <w:szCs w:val="26"/>
-        </w:rPr>
-        <w:t xml:space="preserve"> </w:t>
-      </w:r>
-      <w:r>
-        <w:rPr>
-          <w:rFonts w:ascii="Times New Roman" w:hAnsi="Times New Roman"/>
-          <w:color w:val="000000"/>
-          <w:sz w:val="26"/>
-          <w:szCs w:val="26"/>
-        </w:rPr>
-        <w:sym w:font="Wingdings 2" w:char="00A3"/>
-      </w:r>
-      <w:r>
-        <w:rPr>
-          <w:rFonts w:ascii="Times New Roman" w:hAnsi="Times New Roman"/>
-          <w:color w:val="000000"/>
-          <w:sz w:val="26"/>
-          <w:szCs w:val="26"/>
-        </w:rPr>
-        <w:t xml:space="preserve"> Không</w:t>
-      </w:r>
-      <w:r>
-        <w:rPr>
-          <w:rFonts w:ascii="Times New Roman" w:hAnsi="Times New Roman"/>
-          <w:color w:val="000000"/>
-          <w:sz w:val="26"/>
-          <w:szCs w:val="26"/>
-        </w:rPr>
-        <w:t xml:space="preserve">          </w:t>
-      </w:r>
-      <w:r>
-        <w:rPr>
-          <w:rFonts w:ascii="Times New Roman" w:hAnsi="Times New Roman" w:cs="Times New Roman"/>
-          <w:color w:val="000000"/>
-          <w:sz w:val="26"/>
-          <w:szCs w:val="26"/>
-        </w:rPr>
-        <w:t>- Loại Khuyết tật</w:t>
-      </w:r>
-      <w:r>
-        <w:rPr>
-          <w:rFonts w:ascii="Times New Roman" w:hAnsi="Times New Roman" w:cs="Times New Roman"/>
-          <w:color w:val="000000"/>
-          <w:sz w:val="26"/>
-          <w:szCs w:val="26"/>
-        </w:rPr>
-        <w:t>:  ……………………………………..</w:t>
-      </w:r>
-      <w:r>
-        <w:rPr>
-          <w:rFonts w:ascii="Times New Roman" w:hAnsi="Times New Roman" w:cs="Times New Roman"/>
-          <w:color w:val="000000"/>
-          <w:sz w:val="26"/>
-          <w:szCs w:val="26"/>
-        </w:rPr>
-        <w:t>.</w:t>
-      </w:r>
-      <w:r>
-        <w:rPr>
-          <w:rFonts w:ascii="Times New Roman" w:hAnsi="Times New Roman" w:cs="Times New Roman"/>
-          <w:color w:val="000000"/>
-          <w:sz w:val="26"/>
-          <w:szCs w:val="26"/>
-        </w:rPr>
-        <w:t xml:space="preserve">  </w:t>
+          <w:lang w:val="vi-VN"/>
+        </w:rPr>
+        <w:t>4810000577</w:t>
       </w:r>
     </w:p>
     <w:p>
@@ -1493,6 +1560,7 @@
           <w:color w:val="000000"/>
           <w:sz w:val="26"/>
           <w:szCs w:val="26"/>
+          <w:lang w:val="vi-VN"/>
         </w:rPr>
       </w:pPr>
       <w:r>
@@ -1501,35 +1569,17 @@
           <w:color w:val="000000"/>
           <w:sz w:val="26"/>
           <w:szCs w:val="26"/>
-        </w:rPr>
-        <w:t>- Quê quán: ………………………………………………</w:t>
-      </w:r>
-      <w:proofErr w:type="gramStart"/>
-      <w:r>
-        <w:rPr>
-          <w:rFonts w:ascii="Times New Roman" w:hAnsi="Times New Roman" w:cs="Times New Roman"/>
-          <w:color w:val="000000"/>
-          <w:sz w:val="26"/>
-          <w:szCs w:val="26"/>
-        </w:rPr>
-        <w:t>…</w:t>
-      </w:r>
-      <w:r>
-        <w:rPr>
-          <w:rFonts w:ascii="Times New Roman" w:hAnsi="Times New Roman" w:cs="Times New Roman"/>
-          <w:color w:val="000000"/>
-          <w:sz w:val="26"/>
-          <w:szCs w:val="26"/>
-        </w:rPr>
-        <w:t>..</w:t>
-      </w:r>
-      <w:proofErr w:type="gramEnd"/>
-      <w:r>
-        <w:rPr>
-          <w:rFonts w:ascii="Times New Roman" w:hAnsi="Times New Roman" w:cs="Times New Roman"/>
-          <w:color w:val="000000"/>
-          <w:sz w:val="26"/>
-          <w:szCs w:val="26"/>
+          <w:lang w:val="vi-VN"/>
+        </w:rPr>
+        <w:t>- Ngày vào Đoàn:</w:t>
+      </w:r>
+      <w:r>
+        <w:rPr>
+          <w:rFonts w:ascii="Times New Roman" w:hAnsi="Times New Roman" w:cs="Times New Roman"/>
+          <w:color w:val="000000"/>
+          <w:sz w:val="26"/>
+          <w:szCs w:val="26"/>
+          <w:lang w:val="vi-VN"/>
         </w:rPr>
         <w:t xml:space="preserve"> </w:t>
       </w:r>
@@ -1539,46 +1589,119 @@
           <w:color w:val="000000"/>
           <w:sz w:val="26"/>
           <w:szCs w:val="26"/>
-        </w:rPr>
-        <w:t xml:space="preserve">- Số sổ bảo hiểm xã </w:t>
-      </w:r>
-      <w:proofErr w:type="gramStart"/>
-      <w:r>
-        <w:rPr>
-          <w:rFonts w:ascii="Times New Roman" w:hAnsi="Times New Roman" w:cs="Times New Roman"/>
-          <w:color w:val="000000"/>
-          <w:sz w:val="26"/>
-          <w:szCs w:val="26"/>
-        </w:rPr>
-        <w:t>hội:</w:t>
-      </w:r>
-      <w:r>
-        <w:rPr>
-          <w:rFonts w:ascii="Times New Roman" w:hAnsi="Times New Roman" w:cs="Times New Roman"/>
-          <w:color w:val="000000"/>
-          <w:sz w:val="26"/>
-          <w:szCs w:val="26"/>
-        </w:rPr>
-        <w:t>…</w:t>
-      </w:r>
-      <w:proofErr w:type="gramEnd"/>
-      <w:r>
-        <w:rPr>
-          <w:rFonts w:ascii="Times New Roman" w:hAnsi="Times New Roman" w:cs="Times New Roman"/>
-          <w:color w:val="000000"/>
-          <w:sz w:val="26"/>
-          <w:szCs w:val="26"/>
-        </w:rPr>
-        <w:t>……………</w:t>
-      </w:r>
-      <w:r>
-        <w:rPr>
-          <w:rFonts w:ascii="Times New Roman" w:hAnsi="Times New Roman" w:cs="Times New Roman"/>
-          <w:color w:val="000000"/>
-          <w:sz w:val="26"/>
-          <w:szCs w:val="26"/>
-        </w:rPr>
-        <w:t>...</w:t>
+          <w:lang w:val="vi-VN"/>
+        </w:rPr>
+        <w:t>26/03/2006</w:t>
+      </w:r>
+      <w:r>
+        <w:rPr>
+          <w:rFonts w:ascii="Times New Roman" w:hAnsi="Times New Roman" w:cs="Times New Roman"/>
+          <w:color w:val="000000"/>
+          <w:sz w:val="26"/>
+          <w:szCs w:val="26"/>
+          <w:lang w:val="vi-VN"/>
+        </w:rPr>
+        <w:t xml:space="preserve"> - </w:t>
+      </w:r>
+      <w:r>
+        <w:rPr>
+          <w:rFonts w:ascii="Times New Roman" w:hAnsi="Times New Roman" w:cs="Times New Roman"/>
+          <w:color w:val="000000"/>
+          <w:sz w:val="26"/>
+          <w:szCs w:val="26"/>
+          <w:lang w:val="vi-VN"/>
+        </w:rPr>
+        <w:t>Ngày vào Đảng:</w:t>
+      </w:r>
+      <w:r>
+        <w:rPr>
+          <w:rFonts w:ascii="Times New Roman" w:hAnsi="Times New Roman" w:cs="Times New Roman"/>
+          <w:color w:val="000000"/>
+          <w:sz w:val="26"/>
+          <w:szCs w:val="26"/>
+          <w:lang w:val="vi-VN"/>
+        </w:rPr>
+        <w:t xml:space="preserve"> </w:t>
+      </w:r>
+      <w:r>
+        <w:rPr>
+          <w:rFonts w:ascii="Times New Roman" w:hAnsi="Times New Roman" w:cs="Times New Roman"/>
+          <w:color w:val="000000"/>
+          <w:sz w:val="26"/>
+          <w:szCs w:val="26"/>
+          <w:lang w:val="vi-VN"/>
+        </w:rPr>
+        <w:t>19/05/2015</w:t>
+      </w:r>
+      <w:r>
+        <w:rPr>
+          <w:rFonts w:ascii="Times New Roman" w:hAnsi="Times New Roman" w:cs="Times New Roman"/>
+          <w:color w:val="000000"/>
+          <w:sz w:val="26"/>
+          <w:szCs w:val="26"/>
+          <w:lang w:val="vi-VN"/>
+        </w:rPr>
+        <w:t xml:space="preserve"> </w:t>
+      </w:r>
+      <w:r>
+        <w:rPr>
+          <w:rFonts w:ascii="Times New Roman" w:hAnsi="Times New Roman" w:cs="Times New Roman"/>
+          <w:color w:val="000000"/>
+          <w:sz w:val="26"/>
+          <w:szCs w:val="26"/>
+          <w:lang w:val="vi-VN"/>
+        </w:rPr>
+        <w:t xml:space="preserve"> </w:t>
+      </w:r>
+      <w:r>
+        <w:rPr>
+          <w:rFonts w:ascii="Times New Roman" w:hAnsi="Times New Roman" w:cs="Times New Roman"/>
+          <w:color w:val="000000"/>
+          <w:sz w:val="26"/>
+          <w:szCs w:val="26"/>
+          <w:lang w:val="vi-VN"/>
+        </w:rPr>
+        <w:t xml:space="preserve"> - </w:t>
+      </w:r>
+      <w:r>
+        <w:rPr>
+          <w:rFonts w:ascii="Times New Roman" w:hAnsi="Times New Roman" w:cs="Times New Roman"/>
+          <w:color w:val="000000"/>
+          <w:sz w:val="26"/>
+          <w:szCs w:val="26"/>
+          <w:lang w:val="vi-VN"/>
+        </w:rPr>
+        <w:t>Ngày vào Đảng chính thức:</w:t>
+      </w:r>
+      <w:r>
+        <w:rPr>
+          <w:rFonts w:ascii="Times New Roman" w:hAnsi="Times New Roman" w:cs="Times New Roman"/>
+          <w:color w:val="000000"/>
+          <w:sz w:val="26"/>
+          <w:szCs w:val="26"/>
+          <w:lang w:val="vi-VN"/>
+        </w:rPr>
+        <w:t xml:space="preserve"> </w:t>
+      </w:r>
+      <w:r>
+        <w:rPr>
+          <w:rFonts w:ascii="Times New Roman" w:hAnsi="Times New Roman" w:cs="Times New Roman"/>
+          <w:color w:val="000000"/>
+          <w:sz w:val="26"/>
+          <w:szCs w:val="26"/>
+          <w:lang w:val="vi-VN"/>
+        </w:rPr>
+        <w:t>19/05/201</w:t>
+      </w:r>
+      <w:r>
+        <w:rPr>
+          <w:rFonts w:ascii="Times New Roman" w:hAnsi="Times New Roman" w:cs="Times New Roman"/>
+          <w:color w:val="000000"/>
+          <w:sz w:val="26"/>
+          <w:szCs w:val="26"/>
+          <w:lang w:val="vi-VN"/>
+        </w:rPr>
+        <w:t>6</w:t>
       </w:r>
     </w:p>
     <w:p>
@@ -1589,255 +1712,114 @@
           <w:color w:val="000000"/>
           <w:sz w:val="26"/>
           <w:szCs w:val="26"/>
+          <w:lang w:val="vi-VN"/>
         </w:rPr>
       </w:pPr>
       <w:r>
         <w:rPr>
           <w:rFonts w:ascii="Times New Roman" w:hAnsi="Times New Roman" w:cs="Times New Roman"/>
           <w:color w:val="000000"/>
-          <w:sz w:val="26"/>
-          <w:szCs w:val="26"/>
-        </w:rPr>
-        <w:t>- Ngày vào Đoàn:</w:t>
-      </w:r>
-      <w:r>
-        <w:rPr>
-          <w:rFonts w:ascii="Times New Roman" w:hAnsi="Times New Roman" w:cs="Times New Roman"/>
-          <w:color w:val="000000"/>
-          <w:sz w:val="26"/>
-          <w:szCs w:val="26"/>
-        </w:rPr>
-        <w:t xml:space="preserve"> </w:t>
-      </w:r>
-      <w:r>
-        <w:rPr>
-          <w:rFonts w:ascii="Times New Roman" w:hAnsi="Times New Roman" w:cs="Times New Roman"/>
-          <w:color w:val="000000"/>
-          <w:sz w:val="26"/>
-          <w:szCs w:val="26"/>
-        </w:rPr>
-        <w:t>……………</w:t>
-      </w:r>
-      <w:r>
-        <w:rPr>
-          <w:rFonts w:ascii="Times New Roman" w:hAnsi="Times New Roman" w:cs="Times New Roman"/>
-          <w:color w:val="000000"/>
-          <w:sz w:val="26"/>
-          <w:szCs w:val="26"/>
-        </w:rPr>
-        <w:t xml:space="preserve">  - </w:t>
-      </w:r>
-      <w:r>
-        <w:rPr>
-          <w:rFonts w:ascii="Times New Roman" w:hAnsi="Times New Roman" w:cs="Times New Roman"/>
-          <w:color w:val="000000"/>
-          <w:sz w:val="26"/>
-          <w:szCs w:val="26"/>
-        </w:rPr>
-        <w:t>Ngày vào Đảng:</w:t>
-      </w:r>
-      <w:r>
-        <w:rPr>
-          <w:rFonts w:ascii="Times New Roman" w:hAnsi="Times New Roman" w:cs="Times New Roman"/>
-          <w:color w:val="000000"/>
-          <w:sz w:val="26"/>
-          <w:szCs w:val="26"/>
-        </w:rPr>
-        <w:t xml:space="preserve"> </w:t>
-      </w:r>
-      <w:r>
-        <w:rPr>
-          <w:rFonts w:ascii="Times New Roman" w:hAnsi="Times New Roman" w:cs="Times New Roman"/>
-          <w:color w:val="000000"/>
-          <w:sz w:val="26"/>
-          <w:szCs w:val="26"/>
-        </w:rPr>
-        <w:t>…………</w:t>
-      </w:r>
-      <w:r>
-        <w:rPr>
-          <w:rFonts w:ascii="Times New Roman" w:hAnsi="Times New Roman" w:cs="Times New Roman"/>
-          <w:color w:val="000000"/>
-          <w:sz w:val="26"/>
-          <w:szCs w:val="26"/>
-        </w:rPr>
-        <w:t xml:space="preserve">  - </w:t>
-      </w:r>
-      <w:r>
-        <w:rPr>
-          <w:rFonts w:ascii="Times New Roman" w:hAnsi="Times New Roman" w:cs="Times New Roman"/>
-          <w:color w:val="000000"/>
-          <w:sz w:val="26"/>
-          <w:szCs w:val="26"/>
-        </w:rPr>
-        <w:t xml:space="preserve">Ngày vào Đảng chính </w:t>
-      </w:r>
-      <w:proofErr w:type="gramStart"/>
-      <w:r>
-        <w:rPr>
-          <w:rFonts w:ascii="Times New Roman" w:hAnsi="Times New Roman" w:cs="Times New Roman"/>
-          <w:color w:val="000000"/>
-          <w:sz w:val="26"/>
-          <w:szCs w:val="26"/>
-        </w:rPr>
-        <w:t>thức:</w:t>
-      </w:r>
-      <w:r>
-        <w:rPr>
-          <w:rFonts w:ascii="Times New Roman" w:hAnsi="Times New Roman" w:cs="Times New Roman"/>
-          <w:color w:val="000000"/>
-          <w:sz w:val="26"/>
-          <w:szCs w:val="26"/>
-        </w:rPr>
-        <w:t>…</w:t>
-      </w:r>
-      <w:proofErr w:type="gramEnd"/>
-      <w:r>
-        <w:rPr>
-          <w:rFonts w:ascii="Times New Roman" w:hAnsi="Times New Roman" w:cs="Times New Roman"/>
-          <w:color w:val="000000"/>
-          <w:sz w:val="26"/>
-          <w:szCs w:val="26"/>
-        </w:rPr>
-        <w:t>…………</w:t>
+          <w:spacing w:val="-6"/>
+          <w:sz w:val="26"/>
+          <w:szCs w:val="26"/>
+          <w:lang w:val="vi-VN"/>
+        </w:rPr>
+        <w:t>- Cơ quan công tác</w:t>
+      </w:r>
+      <w:r>
+        <w:rPr>
+          <w:rFonts w:ascii="Times New Roman" w:hAnsi="Times New Roman" w:cs="Times New Roman"/>
+          <w:color w:val="000000"/>
+          <w:spacing w:val="-6"/>
+          <w:sz w:val="26"/>
+          <w:szCs w:val="26"/>
+          <w:lang w:val="vi-VN"/>
+        </w:rPr>
+        <w:t>: Trường Đại học Kinh tế - Đại học Đà Nẵng</w:t>
       </w:r>
     </w:p>
     <w:p>
       <w:pPr>
         <w:spacing w:after="0" w:line="360" w:lineRule="auto"/>
         <w:rPr>
-          <w:rFonts w:ascii="Times New Roman" w:hAnsi="Times New Roman" w:cs="Times New Roman"/>
-          <w:color w:val="000000"/>
-          <w:sz w:val="26"/>
-          <w:szCs w:val="26"/>
+          <w:rFonts w:ascii="Times New Roman" w:hAnsi="Times New Roman"/>
+          <w:color w:val="000000"/>
+          <w:sz w:val="26"/>
+          <w:szCs w:val="26"/>
+          <w:lang w:val="vi-VN"/>
         </w:rPr>
       </w:pPr>
       <w:r>
         <w:rPr>
           <w:rFonts w:ascii="Times New Roman" w:hAnsi="Times New Roman" w:cs="Times New Roman"/>
           <w:color w:val="000000"/>
-          <w:spacing w:val="-6"/>
-          <w:sz w:val="26"/>
-          <w:szCs w:val="26"/>
-          <w:lang w:val="vi-VN"/>
-        </w:rPr>
-        <w:t>- Cơ quan công tác</w:t>
-      </w:r>
-      <w:r>
-        <w:rPr>
-          <w:rFonts w:ascii="Times New Roman" w:hAnsi="Times New Roman" w:cs="Times New Roman"/>
-          <w:color w:val="000000"/>
-          <w:spacing w:val="-6"/>
-          <w:sz w:val="26"/>
-          <w:szCs w:val="26"/>
-        </w:rPr>
-        <w:t xml:space="preserve"> ….</w:t>
-      </w:r>
-      <w:r>
-        <w:rPr>
-          <w:rFonts w:ascii="Times New Roman" w:hAnsi="Times New Roman" w:cs="Times New Roman"/>
-          <w:color w:val="000000"/>
-          <w:sz w:val="26"/>
-          <w:szCs w:val="26"/>
-          <w:lang w:val="vi-VN"/>
-        </w:rPr>
-        <w:t>........................................…</w:t>
-      </w:r>
-      <w:r>
-        <w:rPr>
-          <w:rFonts w:ascii="Times New Roman" w:hAnsi="Times New Roman" w:cs="Times New Roman"/>
-          <w:color w:val="000000"/>
-          <w:sz w:val="26"/>
-          <w:szCs w:val="26"/>
-        </w:rPr>
-        <w:t>………………………………………………….</w:t>
-      </w:r>
-      <w:r>
-        <w:rPr>
-          <w:rFonts w:ascii="Times New Roman" w:hAnsi="Times New Roman" w:cs="Times New Roman"/>
-          <w:color w:val="000000"/>
-          <w:sz w:val="26"/>
-          <w:szCs w:val="26"/>
-          <w:lang w:val="vi-VN"/>
-        </w:rPr>
-        <w:t>.....</w:t>
-      </w:r>
-      <w:r>
-        <w:rPr>
-          <w:rFonts w:ascii="Times New Roman" w:hAnsi="Times New Roman" w:cs="Times New Roman"/>
-          <w:color w:val="000000"/>
-          <w:sz w:val="26"/>
-          <w:szCs w:val="26"/>
-        </w:rPr>
-        <w:t>.....</w:t>
+          <w:sz w:val="26"/>
+          <w:szCs w:val="26"/>
+          <w:lang w:val="vi-VN"/>
+        </w:rPr>
+        <w:t>- Số điện thoại</w:t>
+      </w:r>
+      <w:r>
+        <w:rPr>
+          <w:rFonts w:ascii="Times New Roman" w:hAnsi="Times New Roman" w:cs="Times New Roman"/>
+          <w:color w:val="000000"/>
+          <w:sz w:val="26"/>
+          <w:szCs w:val="26"/>
+          <w:lang w:val="vi-VN"/>
+        </w:rPr>
+        <w:t xml:space="preserve"> học viên</w:t>
+      </w:r>
+      <w:r>
+        <w:rPr>
+          <w:rFonts w:ascii="Times New Roman" w:hAnsi="Times New Roman" w:cs="Times New Roman"/>
+          <w:color w:val="000000"/>
+          <w:sz w:val="26"/>
+          <w:szCs w:val="26"/>
+          <w:lang w:val="vi-VN"/>
+        </w:rPr>
+        <w:t xml:space="preserve">: </w:t>
+      </w:r>
+      <w:r>
+        <w:rPr>
+          <w:rFonts w:ascii="Times New Roman" w:hAnsi="Times New Roman" w:cs="Times New Roman"/>
+          <w:color w:val="000000"/>
+          <w:sz w:val="26"/>
+          <w:szCs w:val="26"/>
+          <w:lang w:val="vi-VN"/>
+        </w:rPr>
+        <w:t>0969754149</w:t>
       </w:r>
     </w:p>
     <w:p>
       <w:pPr>
         <w:spacing w:after="0" w:line="360" w:lineRule="auto"/>
         <w:rPr>
-          <w:rFonts w:ascii="Times New Roman" w:hAnsi="Times New Roman"/>
-          <w:color w:val="000000"/>
-          <w:sz w:val="26"/>
-          <w:szCs w:val="26"/>
+          <w:rFonts w:ascii="Times New Roman" w:hAnsi="Times New Roman" w:cs="Times New Roman"/>
+          <w:color w:val="000000"/>
+          <w:sz w:val="26"/>
+          <w:szCs w:val="26"/>
+          <w:lang w:val="vi-VN"/>
         </w:rPr>
       </w:pPr>
       <w:r>
         <w:rPr>
-          <w:rFonts w:ascii="Times New Roman" w:hAnsi="Times New Roman" w:cs="Times New Roman"/>
-          <w:color w:val="000000"/>
-          <w:sz w:val="26"/>
-          <w:szCs w:val="26"/>
-          <w:lang w:val="vi-VN"/>
-        </w:rPr>
-        <w:t>- Số điện thoại</w:t>
-      </w:r>
-      <w:r>
-        <w:rPr>
-          <w:rFonts w:ascii="Times New Roman" w:hAnsi="Times New Roman" w:cs="Times New Roman"/>
-          <w:color w:val="000000"/>
-          <w:sz w:val="26"/>
-          <w:szCs w:val="26"/>
-        </w:rPr>
-        <w:t xml:space="preserve"> học viên</w:t>
-      </w:r>
-      <w:r>
-        <w:rPr>
-          <w:rFonts w:ascii="Times New Roman" w:hAnsi="Times New Roman" w:cs="Times New Roman"/>
-          <w:color w:val="000000"/>
-          <w:sz w:val="26"/>
-          <w:szCs w:val="26"/>
-          <w:lang w:val="vi-VN"/>
-        </w:rPr>
-        <w:t>: ....................................</w:t>
-      </w:r>
-      <w:r>
-        <w:rPr>
-          <w:rFonts w:ascii="Times New Roman" w:hAnsi="Times New Roman" w:cs="Times New Roman"/>
-          <w:color w:val="000000"/>
-          <w:sz w:val="26"/>
-          <w:szCs w:val="26"/>
-        </w:rPr>
-        <w:t>......................</w:t>
-      </w:r>
-      <w:r>
-        <w:rPr>
-          <w:rFonts w:ascii="Times New Roman" w:hAnsi="Times New Roman" w:cs="Times New Roman"/>
-          <w:color w:val="000000"/>
-          <w:sz w:val="26"/>
-          <w:szCs w:val="26"/>
-          <w:lang w:val="vi-VN"/>
-        </w:rPr>
-        <w:t>..</w:t>
-      </w:r>
-      <w:r>
-        <w:rPr>
-          <w:rFonts w:ascii="Times New Roman" w:hAnsi="Times New Roman"/>
-          <w:color w:val="000000"/>
-          <w:sz w:val="26"/>
-          <w:szCs w:val="26"/>
-        </w:rPr>
-        <w:t>.................................................................</w:t>
+          <w:rFonts w:ascii="Times New Roman" w:hAnsi="Times New Roman"/>
+          <w:color w:val="000000"/>
+          <w:sz w:val="26"/>
+          <w:szCs w:val="26"/>
+          <w:lang w:val="vi-VN"/>
+        </w:rPr>
+        <w:t>- Email:</w:t>
+      </w:r>
+      <w:r>
+        <w:rPr>
+          <w:rFonts w:ascii="Times New Roman" w:hAnsi="Times New Roman"/>
+          <w:color w:val="000000"/>
+          <w:sz w:val="26"/>
+          <w:szCs w:val="26"/>
+          <w:lang w:val="vi-VN"/>
+        </w:rPr>
+        <w:t xml:space="preserve"> namtv@due.udn.vn</w:t>
       </w:r>
     </w:p>
     <w:p>
@@ -1848,64 +1830,48 @@
           <w:color w:val="000000"/>
           <w:sz w:val="26"/>
           <w:szCs w:val="26"/>
+          <w:lang w:val="vi-VN"/>
         </w:rPr>
       </w:pPr>
       <w:r>
         <w:rPr>
-          <w:rFonts w:ascii="Times New Roman" w:hAnsi="Times New Roman"/>
-          <w:color w:val="000000"/>
-          <w:sz w:val="26"/>
-          <w:szCs w:val="26"/>
-          <w:lang w:val="vi-VN"/>
-        </w:rPr>
-        <w:t>- Email:..</w:t>
-      </w:r>
-      <w:r>
-        <w:rPr>
-          <w:rFonts w:ascii="Times New Roman" w:hAnsi="Times New Roman" w:cs="Times New Roman"/>
-          <w:color w:val="000000"/>
-          <w:sz w:val="26"/>
-          <w:szCs w:val="26"/>
-          <w:lang w:val="vi-VN"/>
-        </w:rPr>
-        <w:t>........................…</w:t>
-      </w:r>
-      <w:r>
-        <w:rPr>
-          <w:rFonts w:ascii="Times New Roman" w:hAnsi="Times New Roman" w:cs="Times New Roman"/>
-          <w:color w:val="000000"/>
-          <w:sz w:val="26"/>
-          <w:szCs w:val="26"/>
-        </w:rPr>
-        <w:t>………………………………………………….</w:t>
-      </w:r>
-      <w:r>
-        <w:rPr>
-          <w:rFonts w:ascii="Times New Roman" w:hAnsi="Times New Roman" w:cs="Times New Roman"/>
-          <w:color w:val="000000"/>
-          <w:sz w:val="26"/>
-          <w:szCs w:val="26"/>
-          <w:lang w:val="vi-VN"/>
-        </w:rPr>
-        <w:t>...........</w:t>
-      </w:r>
-      <w:r>
-        <w:rPr>
-          <w:rFonts w:ascii="Times New Roman" w:hAnsi="Times New Roman" w:cs="Times New Roman"/>
-          <w:color w:val="000000"/>
-          <w:sz w:val="26"/>
-          <w:szCs w:val="26"/>
-        </w:rPr>
-        <w:t>....</w:t>
-      </w:r>
-      <w:r>
-        <w:rPr>
-          <w:rFonts w:ascii="Times New Roman" w:hAnsi="Times New Roman" w:cs="Times New Roman"/>
-          <w:color w:val="000000"/>
-          <w:sz w:val="26"/>
-          <w:szCs w:val="26"/>
-        </w:rPr>
-        <w:t>..............................</w:t>
+          <w:rFonts w:ascii="Times New Roman" w:hAnsi="Times New Roman" w:cs="Times New Roman"/>
+          <w:color w:val="000000"/>
+          <w:sz w:val="26"/>
+          <w:szCs w:val="26"/>
+          <w:lang w:val="vi-VN"/>
+        </w:rPr>
+        <w:t>- Họ tên người thân khi cần liên hệ</w:t>
+      </w:r>
+      <w:r>
+        <w:rPr>
+          <w:rFonts w:ascii="Times New Roman" w:hAnsi="Times New Roman" w:cs="Times New Roman"/>
+          <w:color w:val="000000"/>
+          <w:sz w:val="26"/>
+          <w:szCs w:val="26"/>
+          <w:lang w:val="vi-VN"/>
+        </w:rPr>
+        <w:t>:</w:t>
+      </w:r>
+      <w:r>
+        <w:rPr>
+          <w:rFonts w:ascii="Times New Roman" w:hAnsi="Times New Roman" w:cs="Times New Roman"/>
+          <w:color w:val="000000"/>
+          <w:sz w:val="26"/>
+          <w:szCs w:val="26"/>
+          <w:lang w:val="vi-VN"/>
+        </w:rPr>
+        <w:t xml:space="preserve"> </w:t>
+      </w:r>
+      <w:r>
+        <w:rPr>
+          <w:rFonts w:ascii="Times New Roman" w:hAnsi="Times New Roman" w:cs="Times New Roman"/>
+          <w:color w:val="000000"/>
+          <w:sz w:val="26"/>
+          <w:szCs w:val="26"/>
+          <w:lang w:val="vi-VN"/>
+        </w:rPr>
+        <w:t>Trần Văn Tính</w:t>
       </w:r>
     </w:p>
     <w:p>
@@ -1916,6 +1882,7 @@
           <w:color w:val="000000"/>
           <w:sz w:val="26"/>
           <w:szCs w:val="26"/>
+          <w:lang w:val="vi-VN"/>
         </w:rPr>
       </w:pPr>
       <w:r>
@@ -1924,91 +1891,39 @@
           <w:color w:val="000000"/>
           <w:sz w:val="26"/>
           <w:szCs w:val="26"/>
-        </w:rPr>
-        <w:t>- Họ tên người thân khi cần liên hệ</w:t>
-      </w:r>
-      <w:r>
-        <w:rPr>
-          <w:rFonts w:ascii="Times New Roman" w:hAnsi="Times New Roman" w:cs="Times New Roman"/>
-          <w:color w:val="000000"/>
-          <w:sz w:val="26"/>
-          <w:szCs w:val="26"/>
-        </w:rPr>
-        <w:t>:</w:t>
-      </w:r>
-      <w:r>
-        <w:rPr>
-          <w:rFonts w:ascii="Times New Roman" w:hAnsi="Times New Roman" w:cs="Times New Roman"/>
-          <w:color w:val="000000"/>
-          <w:sz w:val="26"/>
-          <w:szCs w:val="26"/>
-        </w:rPr>
-        <w:t xml:space="preserve"> </w:t>
-      </w:r>
-      <w:r>
-        <w:rPr>
-          <w:rFonts w:ascii="Times New Roman" w:hAnsi="Times New Roman" w:cs="Times New Roman"/>
-          <w:color w:val="000000"/>
-          <w:sz w:val="26"/>
-          <w:szCs w:val="26"/>
-        </w:rPr>
-        <w:t>……………………………………………</w:t>
-      </w:r>
-      <w:r>
-        <w:rPr>
-          <w:rFonts w:ascii="Times New Roman" w:hAnsi="Times New Roman" w:cs="Times New Roman"/>
-          <w:color w:val="000000"/>
-          <w:sz w:val="26"/>
-          <w:szCs w:val="26"/>
-        </w:rPr>
-        <w:t>………………………...</w:t>
-      </w:r>
-    </w:p>
-    <w:p>
-      <w:pPr>
-        <w:spacing w:after="0" w:line="360" w:lineRule="auto"/>
-        <w:rPr>
-          <w:rFonts w:ascii="Times New Roman" w:hAnsi="Times New Roman" w:cs="Times New Roman"/>
-          <w:color w:val="000000"/>
-          <w:sz w:val="26"/>
-          <w:szCs w:val="26"/>
-        </w:rPr>
-      </w:pPr>
-      <w:r>
-        <w:rPr>
-          <w:rFonts w:ascii="Times New Roman" w:hAnsi="Times New Roman" w:cs="Times New Roman"/>
-          <w:color w:val="000000"/>
-          <w:sz w:val="26"/>
-          <w:szCs w:val="26"/>
-        </w:rPr>
-        <w:t>- Số điện thoại của người thân: ………………………</w:t>
-      </w:r>
-      <w:r>
-        <w:rPr>
-          <w:rFonts w:ascii="Times New Roman" w:hAnsi="Times New Roman" w:cs="Times New Roman"/>
-          <w:color w:val="000000"/>
-          <w:sz w:val="26"/>
-          <w:szCs w:val="26"/>
-        </w:rPr>
-        <w:t>………</w:t>
-      </w:r>
-      <w:r>
-        <w:rPr>
-          <w:rFonts w:ascii="Times New Roman" w:hAnsi="Times New Roman" w:cs="Times New Roman"/>
-          <w:color w:val="000000"/>
-          <w:sz w:val="26"/>
-          <w:szCs w:val="26"/>
-        </w:rPr>
-        <w:t>…</w:t>
-      </w:r>
-      <w:r>
-        <w:rPr>
-          <w:rFonts w:ascii="Times New Roman" w:hAnsi="Times New Roman" w:cs="Times New Roman"/>
-          <w:color w:val="000000"/>
-          <w:sz w:val="26"/>
-          <w:szCs w:val="26"/>
-        </w:rPr>
-        <w:t>………………………………………...</w:t>
+          <w:lang w:val="vi-VN"/>
+        </w:rPr>
+        <w:t xml:space="preserve">- Số điện thoại của người thân: </w:t>
+      </w:r>
+      <w:r>
+        <w:rPr>
+          <w:rFonts w:ascii="Times New Roman" w:hAnsi="Times New Roman" w:cs="Times New Roman"/>
+          <w:color w:val="000000"/>
+          <w:sz w:val="26"/>
+          <w:szCs w:val="26"/>
+          <w:lang w:val="vi-VN"/>
+        </w:rPr>
+        <w:t>09697</w:t>
+      </w:r>
+      <w:r>
+        <w:rPr>
+          <w:rFonts w:ascii="Times New Roman" w:hAnsi="Times New Roman" w:cs="Times New Roman"/>
+          <w:color w:val="000000"/>
+          <w:sz w:val="26"/>
+          <w:szCs w:val="26"/>
+          <w:lang w:val="vi-VN"/>
+        </w:rPr>
+        <w:t>64</w:t>
+      </w:r>
+      <w:r>
+        <w:rPr>
+          <w:rFonts w:ascii="Times New Roman" w:hAnsi="Times New Roman" w:cs="Times New Roman"/>
+          <w:color w:val="000000"/>
+          <w:sz w:val="26"/>
+          <w:szCs w:val="26"/>
+          <w:lang w:val="vi-VN"/>
+        </w:rPr>
+        <w:t>149</w:t>
       </w:r>
     </w:p>
     <w:p>
@@ -2095,6 +2010,7 @@
           <w:spacing w:val="-4"/>
           <w:sz w:val="26"/>
           <w:szCs w:val="26"/>
+          <w:lang w:val="vi-VN"/>
         </w:rPr>
         <w:t xml:space="preserve">Hộ Khẩu Thường Trú: </w:t>
       </w:r>
@@ -2116,6 +2032,7 @@
           <w:spacing w:val="-4"/>
           <w:sz w:val="26"/>
           <w:szCs w:val="26"/>
+          <w:lang w:val="vi-VN"/>
         </w:rPr>
         <w:t>nhà:</w:t>
       </w:r>
@@ -2128,36 +2045,60 @@
           <w:szCs w:val="26"/>
           <w:lang w:val="vi-VN"/>
         </w:rPr>
-        <w:t>….……</w:t>
-      </w:r>
-      <w:r>
-        <w:rPr>
-          <w:rFonts w:ascii="Times New Roman" w:hAnsi="Times New Roman"/>
-          <w:color w:val="000000"/>
-          <w:spacing w:val="-4"/>
-          <w:sz w:val="26"/>
-          <w:szCs w:val="26"/>
-        </w:rPr>
-        <w:t>……Tên</w:t>
-      </w:r>
-      <w:r>
-        <w:rPr>
-          <w:rFonts w:ascii="Times New Roman" w:hAnsi="Times New Roman"/>
-          <w:color w:val="000000"/>
-          <w:spacing w:val="-4"/>
-          <w:sz w:val="26"/>
-          <w:szCs w:val="26"/>
+        <w:t xml:space="preserve"> 71</w:t>
+      </w:r>
+      <w:r>
+        <w:rPr>
+          <w:rFonts w:ascii="Times New Roman" w:hAnsi="Times New Roman"/>
+          <w:color w:val="000000"/>
+          <w:spacing w:val="-4"/>
+          <w:sz w:val="26"/>
+          <w:szCs w:val="26"/>
+          <w:lang w:val="vi-VN"/>
+        </w:rPr>
+        <w:tab/>
+      </w:r>
+      <w:r>
+        <w:rPr>
+          <w:rFonts w:ascii="Times New Roman" w:hAnsi="Times New Roman"/>
+          <w:color w:val="000000"/>
+          <w:spacing w:val="-4"/>
+          <w:sz w:val="26"/>
+          <w:szCs w:val="26"/>
+          <w:lang w:val="vi-VN"/>
+        </w:rPr>
+        <w:tab/>
+      </w:r>
+      <w:r>
+        <w:rPr>
+          <w:rFonts w:ascii="Times New Roman" w:hAnsi="Times New Roman"/>
+          <w:color w:val="000000"/>
+          <w:spacing w:val="-4"/>
+          <w:sz w:val="26"/>
+          <w:szCs w:val="26"/>
+          <w:lang w:val="vi-VN"/>
+        </w:rPr>
+        <w:t>Tên</w:t>
+      </w:r>
+      <w:r>
+        <w:rPr>
+          <w:rFonts w:ascii="Times New Roman" w:hAnsi="Times New Roman"/>
+          <w:color w:val="000000"/>
+          <w:spacing w:val="-4"/>
+          <w:sz w:val="26"/>
+          <w:szCs w:val="26"/>
+          <w:lang w:val="vi-VN"/>
         </w:rPr>
         <w:t xml:space="preserve"> </w:t>
       </w:r>
-      <w:proofErr w:type="gramStart"/>
-      <w:r>
-        <w:rPr>
-          <w:rFonts w:ascii="Times New Roman" w:hAnsi="Times New Roman"/>
-          <w:color w:val="000000"/>
-          <w:spacing w:val="-4"/>
-          <w:sz w:val="26"/>
-          <w:szCs w:val="26"/>
+      <w:r>
+        <w:rPr>
+          <w:rFonts w:ascii="Times New Roman" w:hAnsi="Times New Roman"/>
+          <w:color w:val="000000"/>
+          <w:spacing w:val="-4"/>
+          <w:sz w:val="26"/>
+          <w:szCs w:val="26"/>
+          <w:lang w:val="vi-VN"/>
         </w:rPr>
         <w:t>đ</w:t>
       </w:r>
@@ -2179,196 +2120,20 @@
           <w:spacing w:val="-4"/>
           <w:sz w:val="26"/>
           <w:szCs w:val="26"/>
-        </w:rPr>
-        <w:t>:</w:t>
-      </w:r>
-      <w:r>
-        <w:rPr>
-          <w:rFonts w:ascii="Times New Roman" w:hAnsi="Times New Roman"/>
-          <w:color w:val="000000"/>
-          <w:spacing w:val="-4"/>
-          <w:sz w:val="26"/>
-          <w:szCs w:val="26"/>
-          <w:lang w:val="vi-VN"/>
-        </w:rPr>
-        <w:t>…</w:t>
-      </w:r>
-      <w:proofErr w:type="gramEnd"/>
-      <w:r>
-        <w:rPr>
-          <w:rFonts w:ascii="Times New Roman" w:hAnsi="Times New Roman"/>
-          <w:color w:val="000000"/>
-          <w:spacing w:val="-4"/>
-          <w:sz w:val="26"/>
-          <w:szCs w:val="26"/>
-          <w:lang w:val="vi-VN"/>
-        </w:rPr>
-        <w:t>.………</w:t>
-      </w:r>
-      <w:r>
-        <w:rPr>
-          <w:rFonts w:ascii="Times New Roman" w:hAnsi="Times New Roman"/>
-          <w:color w:val="000000"/>
-          <w:spacing w:val="-4"/>
-          <w:sz w:val="26"/>
-          <w:szCs w:val="26"/>
-        </w:rPr>
-        <w:t>……</w:t>
-      </w:r>
-      <w:r>
-        <w:rPr>
-          <w:rFonts w:ascii="Times New Roman" w:hAnsi="Times New Roman"/>
-          <w:color w:val="000000"/>
-          <w:spacing w:val="-4"/>
-          <w:sz w:val="26"/>
-          <w:szCs w:val="26"/>
-        </w:rPr>
-        <w:t xml:space="preserve">……………………………….. </w:t>
-      </w:r>
-      <w:r>
-        <w:rPr>
-          <w:rFonts w:ascii="Times New Roman" w:hAnsi="Times New Roman"/>
-          <w:color w:val="000000"/>
-          <w:spacing w:val="-4"/>
-          <w:sz w:val="26"/>
-          <w:szCs w:val="26"/>
-        </w:rPr>
-        <w:t>Tổ/Thôn/</w:t>
-      </w:r>
-      <w:proofErr w:type="gramStart"/>
-      <w:r>
-        <w:rPr>
-          <w:rFonts w:ascii="Times New Roman" w:hAnsi="Times New Roman"/>
-          <w:color w:val="000000"/>
-          <w:spacing w:val="-4"/>
-          <w:sz w:val="26"/>
-          <w:szCs w:val="26"/>
-        </w:rPr>
-        <w:t>Xóm:…</w:t>
-      </w:r>
-      <w:proofErr w:type="gramEnd"/>
-      <w:r>
-        <w:rPr>
-          <w:rFonts w:ascii="Times New Roman" w:hAnsi="Times New Roman"/>
-          <w:color w:val="000000"/>
-          <w:spacing w:val="-4"/>
-          <w:sz w:val="26"/>
-          <w:szCs w:val="26"/>
-        </w:rPr>
-        <w:t>………………</w:t>
-      </w:r>
-      <w:r>
-        <w:rPr>
-          <w:rFonts w:ascii="Times New Roman" w:hAnsi="Times New Roman"/>
-          <w:color w:val="000000"/>
-          <w:spacing w:val="-4"/>
-          <w:sz w:val="26"/>
-          <w:szCs w:val="26"/>
-        </w:rPr>
-        <w:t>……………...</w:t>
-      </w:r>
-      <w:r>
-        <w:rPr>
-          <w:rFonts w:ascii="Times New Roman" w:hAnsi="Times New Roman"/>
-          <w:color w:val="000000"/>
-          <w:spacing w:val="-4"/>
-          <w:sz w:val="26"/>
-          <w:szCs w:val="26"/>
-          <w:lang w:val="vi-VN"/>
-        </w:rPr>
-        <w:t>Xã/Phường: ..…</w:t>
-      </w:r>
-      <w:r>
-        <w:rPr>
-          <w:rFonts w:ascii="Times New Roman" w:hAnsi="Times New Roman"/>
-          <w:color w:val="000000"/>
-          <w:spacing w:val="-4"/>
-          <w:sz w:val="26"/>
-          <w:szCs w:val="26"/>
-        </w:rPr>
-        <w:t>………..</w:t>
-      </w:r>
-      <w:r>
-        <w:rPr>
-          <w:rFonts w:ascii="Times New Roman" w:hAnsi="Times New Roman"/>
-          <w:color w:val="000000"/>
-          <w:spacing w:val="-4"/>
-          <w:sz w:val="26"/>
-          <w:szCs w:val="26"/>
-          <w:lang w:val="vi-VN"/>
-        </w:rPr>
-        <w:t>........................…</w:t>
-      </w:r>
-      <w:r>
-        <w:rPr>
-          <w:rFonts w:ascii="Times New Roman" w:hAnsi="Times New Roman"/>
-          <w:color w:val="000000"/>
-          <w:spacing w:val="-4"/>
-          <w:sz w:val="26"/>
-          <w:szCs w:val="26"/>
-        </w:rPr>
-        <w:t>……</w:t>
-      </w:r>
-      <w:r>
-        <w:rPr>
-          <w:rFonts w:ascii="Times New Roman" w:hAnsi="Times New Roman"/>
-          <w:color w:val="000000"/>
-          <w:spacing w:val="-4"/>
-          <w:sz w:val="26"/>
-          <w:szCs w:val="26"/>
-        </w:rPr>
-        <w:t xml:space="preserve">…………... </w:t>
-      </w:r>
-      <w:r>
-        <w:rPr>
-          <w:rFonts w:ascii="Times New Roman" w:hAnsi="Times New Roman"/>
-          <w:color w:val="000000"/>
-          <w:spacing w:val="-4"/>
-          <w:sz w:val="26"/>
-          <w:szCs w:val="26"/>
-          <w:lang w:val="vi-VN"/>
-        </w:rPr>
-        <w:t>Tỉnh/Thành phố:……………….……</w:t>
-      </w:r>
-      <w:r>
-        <w:rPr>
-          <w:rFonts w:ascii="Times New Roman" w:hAnsi="Times New Roman"/>
-          <w:color w:val="000000"/>
-          <w:spacing w:val="-4"/>
-          <w:sz w:val="26"/>
-          <w:szCs w:val="26"/>
-        </w:rPr>
-        <w:t>…</w:t>
-      </w:r>
-      <w:r>
-        <w:rPr>
-          <w:rFonts w:ascii="Times New Roman" w:hAnsi="Times New Roman"/>
-          <w:color w:val="000000"/>
-          <w:spacing w:val="-4"/>
-          <w:sz w:val="26"/>
-          <w:szCs w:val="26"/>
-        </w:rPr>
-        <w:t>…</w:t>
-      </w:r>
-      <w:r>
-        <w:rPr>
-          <w:rFonts w:ascii="Times New Roman" w:hAnsi="Times New Roman"/>
-          <w:color w:val="000000"/>
-          <w:spacing w:val="-4"/>
-          <w:sz w:val="26"/>
-          <w:szCs w:val="26"/>
-        </w:rPr>
-        <w:t>………………..</w:t>
-      </w:r>
-      <w:r>
-        <w:rPr>
-          <w:rFonts w:ascii="Times New Roman" w:hAnsi="Times New Roman"/>
-          <w:color w:val="000000"/>
-          <w:spacing w:val="-4"/>
-          <w:sz w:val="26"/>
-          <w:szCs w:val="26"/>
-        </w:rPr>
-        <w:t>..............................................................................</w:t>
+          <w:lang w:val="vi-VN"/>
+        </w:rPr>
+        <w:t>: Ngũ Hành Sơn</w:t>
+      </w:r>
+      <w:r>
+        <w:rPr>
+          <w:rFonts w:ascii="Times New Roman" w:hAnsi="Times New Roman"/>
+          <w:color w:val="000000"/>
+          <w:spacing w:val="-4"/>
+          <w:sz w:val="26"/>
+          <w:szCs w:val="26"/>
+          <w:lang w:val="vi-VN"/>
+        </w:rPr>
+        <w:t xml:space="preserve"> </w:t>
       </w:r>
     </w:p>
     <w:p>
@@ -2385,6 +2150,163 @@
       <w:r>
         <w:rPr>
           <w:rFonts w:ascii="Times New Roman" w:hAnsi="Times New Roman"/>
+          <w:color w:val="000000"/>
+          <w:spacing w:val="-4"/>
+          <w:sz w:val="26"/>
+          <w:szCs w:val="26"/>
+          <w:lang w:val="vi-VN"/>
+        </w:rPr>
+        <w:t>Tổ/Thôn/Xóm:</w:t>
+      </w:r>
+      <w:r>
+        <w:rPr>
+          <w:rFonts w:ascii="Times New Roman" w:hAnsi="Times New Roman"/>
+          <w:color w:val="000000"/>
+          <w:spacing w:val="-4"/>
+          <w:sz w:val="26"/>
+          <w:szCs w:val="26"/>
+        </w:rPr>
+        <w:t xml:space="preserve"> Tổ 54</w:t>
+      </w:r>
+      <w:r>
+        <w:rPr>
+          <w:rFonts w:ascii="Times New Roman" w:hAnsi="Times New Roman"/>
+          <w:color w:val="000000"/>
+          <w:spacing w:val="-4"/>
+          <w:sz w:val="26"/>
+          <w:szCs w:val="26"/>
+        </w:rPr>
+        <w:tab/>
+      </w:r>
+      <w:r>
+        <w:rPr>
+          <w:rFonts w:ascii="Times New Roman" w:hAnsi="Times New Roman"/>
+          <w:color w:val="000000"/>
+          <w:spacing w:val="-4"/>
+          <w:sz w:val="26"/>
+          <w:szCs w:val="26"/>
+        </w:rPr>
+        <w:tab/>
+      </w:r>
+      <w:r>
+        <w:rPr>
+          <w:rFonts w:ascii="Times New Roman" w:hAnsi="Times New Roman"/>
+          <w:color w:val="000000"/>
+          <w:spacing w:val="-4"/>
+          <w:sz w:val="26"/>
+          <w:szCs w:val="26"/>
+        </w:rPr>
+        <w:tab/>
+      </w:r>
+      <w:r>
+        <w:rPr>
+          <w:rFonts w:ascii="Times New Roman" w:hAnsi="Times New Roman"/>
+          <w:color w:val="000000"/>
+          <w:spacing w:val="-4"/>
+          <w:sz w:val="26"/>
+          <w:szCs w:val="26"/>
+        </w:rPr>
+        <w:tab/>
+      </w:r>
+      <w:r>
+        <w:rPr>
+          <w:rFonts w:ascii="Times New Roman" w:hAnsi="Times New Roman"/>
+          <w:color w:val="000000"/>
+          <w:spacing w:val="-4"/>
+          <w:sz w:val="26"/>
+          <w:szCs w:val="26"/>
+          <w:lang w:val="vi-VN"/>
+        </w:rPr>
+        <w:t xml:space="preserve">Xã/Phường: </w:t>
+      </w:r>
+      <w:r>
+        <w:rPr>
+          <w:rFonts w:ascii="Times New Roman" w:hAnsi="Times New Roman"/>
+          <w:color w:val="000000"/>
+          <w:spacing w:val="-4"/>
+          <w:sz w:val="26"/>
+          <w:szCs w:val="26"/>
+        </w:rPr>
+        <w:t>Ngũ Hành Sơn</w:t>
+      </w:r>
+      <w:r>
+        <w:rPr>
+          <w:rFonts w:ascii="Times New Roman" w:hAnsi="Times New Roman"/>
+          <w:color w:val="000000"/>
+          <w:spacing w:val="-4"/>
+          <w:sz w:val="26"/>
+          <w:szCs w:val="26"/>
+        </w:rPr>
+        <w:tab/>
+      </w:r>
+      <w:r>
+        <w:rPr>
+          <w:rFonts w:ascii="Times New Roman" w:hAnsi="Times New Roman"/>
+          <w:color w:val="000000"/>
+          <w:spacing w:val="-4"/>
+          <w:sz w:val="26"/>
+          <w:szCs w:val="26"/>
+        </w:rPr>
+        <w:tab/>
+      </w:r>
+      <w:r>
+        <w:rPr>
+          <w:rFonts w:ascii="Times New Roman" w:hAnsi="Times New Roman"/>
+          <w:color w:val="000000"/>
+          <w:spacing w:val="-4"/>
+          <w:sz w:val="26"/>
+          <w:szCs w:val="26"/>
+        </w:rPr>
+        <w:tab/>
+      </w:r>
+    </w:p>
+    <w:p>
+      <w:pPr>
+        <w:spacing w:after="0" w:line="360" w:lineRule="auto"/>
+        <w:rPr>
+          <w:rFonts w:ascii="Times New Roman" w:hAnsi="Times New Roman"/>
+          <w:color w:val="000000"/>
+          <w:spacing w:val="-4"/>
+          <w:sz w:val="26"/>
+          <w:szCs w:val="26"/>
+        </w:rPr>
+      </w:pPr>
+      <w:r>
+        <w:rPr>
+          <w:rFonts w:ascii="Times New Roman" w:hAnsi="Times New Roman"/>
+          <w:color w:val="000000"/>
+          <w:spacing w:val="-4"/>
+          <w:sz w:val="26"/>
+          <w:szCs w:val="26"/>
+          <w:lang w:val="vi-VN"/>
+        </w:rPr>
+        <w:t>Tỉnh/Thành phố:</w:t>
+      </w:r>
+      <w:r>
+        <w:rPr>
+          <w:rFonts w:ascii="Times New Roman" w:hAnsi="Times New Roman"/>
+          <w:color w:val="000000"/>
+          <w:spacing w:val="-4"/>
+          <w:sz w:val="26"/>
+          <w:szCs w:val="26"/>
+        </w:rPr>
+        <w:t xml:space="preserve"> Đà Nẵng</w:t>
+      </w:r>
+    </w:p>
+    <w:p>
+      <w:pPr>
+        <w:spacing w:after="0" w:line="360" w:lineRule="auto"/>
+        <w:rPr>
+          <w:rFonts w:ascii="Times New Roman" w:hAnsi="Times New Roman"/>
+          <w:color w:val="000000"/>
+          <w:spacing w:val="-4"/>
+          <w:sz w:val="26"/>
+          <w:szCs w:val="26"/>
+        </w:rPr>
+      </w:pPr>
+      <w:r>
+        <w:rPr>
+          <w:rFonts w:ascii="Times New Roman" w:hAnsi="Times New Roman"/>
           <w:b/>
           <w:color w:val="000000"/>
           <w:spacing w:val="-4"/>
@@ -2469,6 +2391,7 @@
           <w:spacing w:val="-4"/>
           <w:sz w:val="26"/>
           <w:szCs w:val="26"/>
+          <w:lang w:val="vi-VN"/>
         </w:rPr>
         <w:t>nhà:</w:t>
       </w:r>
@@ -2481,28 +2404,40 @@
           <w:szCs w:val="26"/>
           <w:lang w:val="vi-VN"/>
         </w:rPr>
-        <w:t>….……</w:t>
-      </w:r>
-      <w:r>
-        <w:rPr>
-          <w:rFonts w:ascii="Times New Roman" w:hAnsi="Times New Roman"/>
-          <w:color w:val="000000"/>
-          <w:spacing w:val="-4"/>
-          <w:sz w:val="26"/>
-          <w:szCs w:val="26"/>
-        </w:rPr>
-        <w:t xml:space="preserve">………..Tên </w:t>
-      </w:r>
-      <w:proofErr w:type="gramStart"/>
-      <w:r>
-        <w:rPr>
-          <w:rFonts w:ascii="Times New Roman" w:hAnsi="Times New Roman"/>
-          <w:color w:val="000000"/>
-          <w:spacing w:val="-4"/>
-          <w:sz w:val="26"/>
-          <w:szCs w:val="26"/>
-        </w:rPr>
-        <w:t>đ</w:t>
+        <w:t xml:space="preserve"> 71</w:t>
+      </w:r>
+      <w:r>
+        <w:rPr>
+          <w:rFonts w:ascii="Times New Roman" w:hAnsi="Times New Roman"/>
+          <w:color w:val="000000"/>
+          <w:spacing w:val="-4"/>
+          <w:sz w:val="26"/>
+          <w:szCs w:val="26"/>
+          <w:lang w:val="vi-VN"/>
+        </w:rPr>
+        <w:tab/>
+      </w:r>
+      <w:r>
+        <w:rPr>
+          <w:rFonts w:ascii="Times New Roman" w:hAnsi="Times New Roman"/>
+          <w:color w:val="000000"/>
+          <w:spacing w:val="-4"/>
+          <w:sz w:val="26"/>
+          <w:szCs w:val="26"/>
+          <w:lang w:val="vi-VN"/>
+        </w:rPr>
+        <w:tab/>
+      </w:r>
+      <w:r>
+        <w:rPr>
+          <w:rFonts w:ascii="Times New Roman" w:hAnsi="Times New Roman"/>
+          <w:color w:val="000000"/>
+          <w:spacing w:val="-4"/>
+          <w:sz w:val="26"/>
+          <w:szCs w:val="26"/>
+          <w:lang w:val="vi-VN"/>
+        </w:rPr>
+        <w:t>Tên đ</w:t>
       </w:r>
       <w:r>
         <w:rPr>
@@ -2522,126 +2457,167 @@
           <w:spacing w:val="-4"/>
           <w:sz w:val="26"/>
           <w:szCs w:val="26"/>
-        </w:rPr>
-        <w:t>:</w:t>
-      </w:r>
-      <w:r>
-        <w:rPr>
-          <w:rFonts w:ascii="Times New Roman" w:hAnsi="Times New Roman"/>
-          <w:color w:val="000000"/>
-          <w:spacing w:val="-4"/>
-          <w:sz w:val="26"/>
-          <w:szCs w:val="26"/>
-          <w:lang w:val="vi-VN"/>
-        </w:rPr>
-        <w:t>…</w:t>
-      </w:r>
-      <w:proofErr w:type="gramEnd"/>
-      <w:r>
-        <w:rPr>
-          <w:rFonts w:ascii="Times New Roman" w:hAnsi="Times New Roman"/>
-          <w:color w:val="000000"/>
-          <w:spacing w:val="-4"/>
-          <w:sz w:val="26"/>
-          <w:szCs w:val="26"/>
-          <w:lang w:val="vi-VN"/>
-        </w:rPr>
-        <w:t>.………</w:t>
-      </w:r>
-      <w:r>
-        <w:rPr>
-          <w:rFonts w:ascii="Times New Roman" w:hAnsi="Times New Roman"/>
-          <w:color w:val="000000"/>
-          <w:spacing w:val="-4"/>
-          <w:sz w:val="26"/>
-          <w:szCs w:val="26"/>
-        </w:rPr>
-        <w:t>…………………………………….. Tổ/Thôn/</w:t>
-      </w:r>
-      <w:proofErr w:type="gramStart"/>
-      <w:r>
-        <w:rPr>
-          <w:rFonts w:ascii="Times New Roman" w:hAnsi="Times New Roman"/>
-          <w:color w:val="000000"/>
-          <w:spacing w:val="-4"/>
-          <w:sz w:val="26"/>
-          <w:szCs w:val="26"/>
-        </w:rPr>
-        <w:t>Xóm:…</w:t>
-      </w:r>
-      <w:proofErr w:type="gramEnd"/>
-      <w:r>
-        <w:rPr>
-          <w:rFonts w:ascii="Times New Roman" w:hAnsi="Times New Roman"/>
-          <w:color w:val="000000"/>
-          <w:spacing w:val="-4"/>
-          <w:sz w:val="26"/>
-          <w:szCs w:val="26"/>
-        </w:rPr>
-        <w:t>……………………………...</w:t>
-      </w:r>
-      <w:r>
-        <w:rPr>
-          <w:rFonts w:ascii="Times New Roman" w:hAnsi="Times New Roman"/>
-          <w:color w:val="000000"/>
-          <w:spacing w:val="-4"/>
-          <w:sz w:val="26"/>
-          <w:szCs w:val="26"/>
-          <w:lang w:val="vi-VN"/>
-        </w:rPr>
-        <w:t>Xã/Phường: ..…</w:t>
-      </w:r>
-      <w:r>
-        <w:rPr>
-          <w:rFonts w:ascii="Times New Roman" w:hAnsi="Times New Roman"/>
-          <w:color w:val="000000"/>
-          <w:spacing w:val="-4"/>
-          <w:sz w:val="26"/>
-          <w:szCs w:val="26"/>
-        </w:rPr>
-        <w:t>………..</w:t>
-      </w:r>
-      <w:r>
-        <w:rPr>
-          <w:rFonts w:ascii="Times New Roman" w:hAnsi="Times New Roman"/>
-          <w:color w:val="000000"/>
-          <w:spacing w:val="-4"/>
-          <w:sz w:val="26"/>
-          <w:szCs w:val="26"/>
-          <w:lang w:val="vi-VN"/>
-        </w:rPr>
-        <w:t>........................…</w:t>
-      </w:r>
-      <w:r>
-        <w:rPr>
-          <w:rFonts w:ascii="Times New Roman" w:hAnsi="Times New Roman"/>
-          <w:color w:val="000000"/>
-          <w:spacing w:val="-4"/>
-          <w:sz w:val="26"/>
-          <w:szCs w:val="26"/>
-        </w:rPr>
-        <w:t xml:space="preserve">………………... </w:t>
-      </w:r>
-      <w:r>
-        <w:rPr>
-          <w:rFonts w:ascii="Times New Roman" w:hAnsi="Times New Roman"/>
-          <w:color w:val="000000"/>
-          <w:spacing w:val="-4"/>
-          <w:sz w:val="26"/>
-          <w:szCs w:val="26"/>
-          <w:lang w:val="vi-VN"/>
-        </w:rPr>
-        <w:t>Tỉnh/Thành phố:……………….……</w:t>
-      </w:r>
-      <w:r>
-        <w:rPr>
-          <w:rFonts w:ascii="Times New Roman" w:hAnsi="Times New Roman"/>
-          <w:color w:val="000000"/>
-          <w:spacing w:val="-4"/>
-          <w:sz w:val="26"/>
-          <w:szCs w:val="26"/>
-        </w:rPr>
-        <w:t>……………………................................................................................</w:t>
+          <w:lang w:val="vi-VN"/>
+        </w:rPr>
+        <w:t>: Ngũ Hành Sơn</w:t>
+      </w:r>
+      <w:r>
+        <w:rPr>
+          <w:rFonts w:ascii="Times New Roman" w:hAnsi="Times New Roman"/>
+          <w:color w:val="000000"/>
+          <w:spacing w:val="-4"/>
+          <w:sz w:val="26"/>
+          <w:szCs w:val="26"/>
+          <w:lang w:val="vi-VN"/>
+        </w:rPr>
+        <w:t xml:space="preserve"> </w:t>
+      </w:r>
+    </w:p>
+    <w:p>
+      <w:pPr>
+        <w:spacing w:after="0" w:line="360" w:lineRule="auto"/>
+        <w:rPr>
+          <w:rFonts w:ascii="Times New Roman" w:hAnsi="Times New Roman"/>
+          <w:color w:val="000000"/>
+          <w:spacing w:val="-4"/>
+          <w:sz w:val="26"/>
+          <w:szCs w:val="26"/>
+        </w:rPr>
+      </w:pPr>
+      <w:r>
+        <w:rPr>
+          <w:rFonts w:ascii="Times New Roman" w:hAnsi="Times New Roman"/>
+          <w:color w:val="000000"/>
+          <w:spacing w:val="-4"/>
+          <w:sz w:val="26"/>
+          <w:szCs w:val="26"/>
+          <w:lang w:val="vi-VN"/>
+        </w:rPr>
+        <w:t>Tổ/Thôn/Xóm:</w:t>
+      </w:r>
+      <w:r>
+        <w:rPr>
+          <w:rFonts w:ascii="Times New Roman" w:hAnsi="Times New Roman"/>
+          <w:color w:val="000000"/>
+          <w:spacing w:val="-4"/>
+          <w:sz w:val="26"/>
+          <w:szCs w:val="26"/>
+        </w:rPr>
+        <w:t xml:space="preserve"> Tổ 54</w:t>
+      </w:r>
+      <w:r>
+        <w:rPr>
+          <w:rFonts w:ascii="Times New Roman" w:hAnsi="Times New Roman"/>
+          <w:color w:val="000000"/>
+          <w:spacing w:val="-4"/>
+          <w:sz w:val="26"/>
+          <w:szCs w:val="26"/>
+        </w:rPr>
+        <w:tab/>
+      </w:r>
+      <w:r>
+        <w:rPr>
+          <w:rFonts w:ascii="Times New Roman" w:hAnsi="Times New Roman"/>
+          <w:color w:val="000000"/>
+          <w:spacing w:val="-4"/>
+          <w:sz w:val="26"/>
+          <w:szCs w:val="26"/>
+        </w:rPr>
+        <w:tab/>
+      </w:r>
+      <w:r>
+        <w:rPr>
+          <w:rFonts w:ascii="Times New Roman" w:hAnsi="Times New Roman"/>
+          <w:color w:val="000000"/>
+          <w:spacing w:val="-4"/>
+          <w:sz w:val="26"/>
+          <w:szCs w:val="26"/>
+        </w:rPr>
+        <w:tab/>
+      </w:r>
+      <w:r>
+        <w:rPr>
+          <w:rFonts w:ascii="Times New Roman" w:hAnsi="Times New Roman"/>
+          <w:color w:val="000000"/>
+          <w:spacing w:val="-4"/>
+          <w:sz w:val="26"/>
+          <w:szCs w:val="26"/>
+          <w:lang w:val="vi-VN"/>
+        </w:rPr>
+        <w:t xml:space="preserve">Xã/Phường: </w:t>
+      </w:r>
+      <w:r>
+        <w:rPr>
+          <w:rFonts w:ascii="Times New Roman" w:hAnsi="Times New Roman"/>
+          <w:color w:val="000000"/>
+          <w:spacing w:val="-4"/>
+          <w:sz w:val="26"/>
+          <w:szCs w:val="26"/>
+        </w:rPr>
+        <w:t>Ngũ Hành Sơn</w:t>
+      </w:r>
+      <w:r>
+        <w:rPr>
+          <w:rFonts w:ascii="Times New Roman" w:hAnsi="Times New Roman"/>
+          <w:color w:val="000000"/>
+          <w:spacing w:val="-4"/>
+          <w:sz w:val="26"/>
+          <w:szCs w:val="26"/>
+        </w:rPr>
+        <w:tab/>
+      </w:r>
+      <w:r>
+        <w:rPr>
+          <w:rFonts w:ascii="Times New Roman" w:hAnsi="Times New Roman"/>
+          <w:color w:val="000000"/>
+          <w:spacing w:val="-4"/>
+          <w:sz w:val="26"/>
+          <w:szCs w:val="26"/>
+        </w:rPr>
+        <w:tab/>
+      </w:r>
+      <w:r>
+        <w:rPr>
+          <w:rFonts w:ascii="Times New Roman" w:hAnsi="Times New Roman"/>
+          <w:color w:val="000000"/>
+          <w:spacing w:val="-4"/>
+          <w:sz w:val="26"/>
+          <w:szCs w:val="26"/>
+        </w:rPr>
+        <w:tab/>
+      </w:r>
+    </w:p>
+    <w:p>
+      <w:pPr>
+        <w:spacing w:after="0" w:line="360" w:lineRule="auto"/>
+        <w:rPr>
+          <w:rFonts w:ascii="Times New Roman" w:hAnsi="Times New Roman"/>
+          <w:color w:val="000000"/>
+          <w:spacing w:val="-4"/>
+          <w:sz w:val="26"/>
+          <w:szCs w:val="26"/>
+        </w:rPr>
+      </w:pPr>
+      <w:r>
+        <w:rPr>
+          <w:rFonts w:ascii="Times New Roman" w:hAnsi="Times New Roman"/>
+          <w:color w:val="000000"/>
+          <w:spacing w:val="-4"/>
+          <w:sz w:val="26"/>
+          <w:szCs w:val="26"/>
+          <w:lang w:val="vi-VN"/>
+        </w:rPr>
+        <w:t>Tỉnh/Thành phố:</w:t>
+      </w:r>
+      <w:r>
+        <w:rPr>
+          <w:rFonts w:ascii="Times New Roman" w:hAnsi="Times New Roman"/>
+          <w:color w:val="000000"/>
+          <w:spacing w:val="-4"/>
+          <w:sz w:val="26"/>
+          <w:szCs w:val="26"/>
+        </w:rPr>
+        <w:t xml:space="preserve"> Đà Nẵng</w:t>
       </w:r>
     </w:p>
     <w:p>
@@ -2728,59 +2704,57 @@
           <w:szCs w:val="26"/>
           <w:lang w:val="vi-VN"/>
         </w:rPr>
-        <w:t>Trường cấp bằng:………………………</w:t>
-      </w:r>
-      <w:r>
-        <w:rPr>
-          <w:rFonts w:ascii="Times New Roman" w:hAnsi="Times New Roman"/>
-          <w:color w:val="000000"/>
-          <w:spacing w:val="-4"/>
-          <w:sz w:val="26"/>
-          <w:szCs w:val="26"/>
-        </w:rPr>
-        <w:t xml:space="preserve">………………………………...Hệ đào </w:t>
-      </w:r>
-      <w:proofErr w:type="gramStart"/>
-      <w:r>
-        <w:rPr>
-          <w:rFonts w:ascii="Times New Roman" w:hAnsi="Times New Roman"/>
-          <w:color w:val="000000"/>
-          <w:spacing w:val="-4"/>
-          <w:sz w:val="26"/>
-          <w:szCs w:val="26"/>
-        </w:rPr>
-        <w:t>tạo:…</w:t>
-      </w:r>
-      <w:proofErr w:type="gramEnd"/>
-      <w:r>
-        <w:rPr>
-          <w:rFonts w:ascii="Times New Roman" w:hAnsi="Times New Roman"/>
-          <w:color w:val="000000"/>
-          <w:spacing w:val="-4"/>
-          <w:sz w:val="26"/>
-          <w:szCs w:val="26"/>
-        </w:rPr>
-        <w:t>………….</w:t>
-      </w:r>
-      <w:r>
-        <w:rPr>
-          <w:rFonts w:ascii="Times New Roman" w:hAnsi="Times New Roman"/>
-          <w:color w:val="000000"/>
-          <w:spacing w:val="-4"/>
-          <w:sz w:val="26"/>
-          <w:szCs w:val="26"/>
-        </w:rPr>
-        <w:t xml:space="preserve"> </w:t>
-      </w:r>
-      <w:r>
-        <w:rPr>
-          <w:rFonts w:ascii="Times New Roman" w:hAnsi="Times New Roman"/>
-          <w:color w:val="000000"/>
-          <w:spacing w:val="-4"/>
-          <w:sz w:val="26"/>
-          <w:szCs w:val="26"/>
-        </w:rPr>
-        <w:t>……….</w:t>
+        <w:t>Trường cấp bằng:</w:t>
+      </w:r>
+      <w:r>
+        <w:rPr>
+          <w:rFonts w:ascii="Times New Roman" w:hAnsi="Times New Roman"/>
+          <w:color w:val="000000"/>
+          <w:spacing w:val="-4"/>
+          <w:sz w:val="26"/>
+          <w:szCs w:val="26"/>
+        </w:rPr>
+        <w:t xml:space="preserve"> Trường Đại học Kinh tế - Đại học Đà Nẵng</w:t>
+      </w:r>
+      <w:r>
+        <w:rPr>
+          <w:rFonts w:ascii="Times New Roman" w:hAnsi="Times New Roman"/>
+          <w:color w:val="000000"/>
+          <w:spacing w:val="-4"/>
+          <w:sz w:val="26"/>
+          <w:szCs w:val="26"/>
+        </w:rPr>
+        <w:tab/>
+      </w:r>
+      <w:r>
+        <w:rPr>
+          <w:rFonts w:ascii="Times New Roman" w:hAnsi="Times New Roman"/>
+          <w:color w:val="000000"/>
+          <w:spacing w:val="-4"/>
+          <w:sz w:val="26"/>
+          <w:szCs w:val="26"/>
+        </w:rPr>
+        <w:tab/>
+      </w:r>
+      <w:r>
+        <w:rPr>
+          <w:rFonts w:ascii="Times New Roman" w:hAnsi="Times New Roman"/>
+          <w:color w:val="000000"/>
+          <w:spacing w:val="-4"/>
+          <w:sz w:val="26"/>
+          <w:szCs w:val="26"/>
+        </w:rPr>
+        <w:t>Hệ đào tạo</w:t>
+      </w:r>
+      <w:r>
+        <w:rPr>
+          <w:rFonts w:ascii="Times New Roman" w:hAnsi="Times New Roman"/>
+          <w:color w:val="000000"/>
+          <w:spacing w:val="-4"/>
+          <w:sz w:val="26"/>
+          <w:szCs w:val="26"/>
+        </w:rPr>
+        <w:t>: Chính quy</w:t>
       </w:r>
     </w:p>
     <w:p>
@@ -2804,37 +2778,111 @@
           <w:szCs w:val="26"/>
           <w:lang w:val="vi-VN"/>
         </w:rPr>
-        <w:t>Số hiệu bằng:………………</w:t>
-      </w:r>
-      <w:r>
-        <w:rPr>
-          <w:rFonts w:ascii="Times New Roman" w:hAnsi="Times New Roman"/>
-          <w:color w:val="000000"/>
-          <w:spacing w:val="-4"/>
-          <w:sz w:val="26"/>
-          <w:szCs w:val="26"/>
-        </w:rPr>
-        <w:t>………</w:t>
-      </w:r>
-      <w:r>
-        <w:rPr>
-          <w:rFonts w:ascii="Times New Roman" w:hAnsi="Times New Roman"/>
-          <w:color w:val="000000"/>
-          <w:spacing w:val="-4"/>
-          <w:sz w:val="26"/>
-          <w:szCs w:val="26"/>
-        </w:rPr>
-        <w:t>…</w:t>
-      </w:r>
-      <w:r>
-        <w:rPr>
-          <w:rFonts w:ascii="Times New Roman" w:hAnsi="Times New Roman"/>
-          <w:color w:val="000000"/>
-          <w:spacing w:val="-4"/>
-          <w:sz w:val="26"/>
-          <w:szCs w:val="26"/>
-        </w:rPr>
-        <w:t>…………Số vào sổ cấp bằng:………………………………… .….</w:t>
+        <w:t>Số hiệu bằng:</w:t>
+      </w:r>
+      <w:r>
+        <w:t xml:space="preserve"> </w:t>
+      </w:r>
+      <w:r>
+        <w:rPr>
+          <w:rFonts w:ascii="Times New Roman" w:hAnsi="Times New Roman"/>
+          <w:color w:val="000000"/>
+          <w:spacing w:val="-4"/>
+          <w:sz w:val="26"/>
+          <w:szCs w:val="26"/>
+          <w:lang w:val="vi-VN"/>
+        </w:rPr>
+        <w:t>001453</w:t>
+      </w:r>
+      <w:r>
+        <w:rPr>
+          <w:rFonts w:ascii="Times New Roman" w:hAnsi="Times New Roman"/>
+          <w:color w:val="000000"/>
+          <w:spacing w:val="-4"/>
+          <w:sz w:val="26"/>
+          <w:szCs w:val="26"/>
+        </w:rPr>
+        <w:tab/>
+      </w:r>
+      <w:r>
+        <w:rPr>
+          <w:rFonts w:ascii="Times New Roman" w:hAnsi="Times New Roman"/>
+          <w:color w:val="000000"/>
+          <w:spacing w:val="-4"/>
+          <w:sz w:val="26"/>
+          <w:szCs w:val="26"/>
+        </w:rPr>
+        <w:tab/>
+      </w:r>
+      <w:r>
+        <w:rPr>
+          <w:rFonts w:ascii="Times New Roman" w:hAnsi="Times New Roman"/>
+          <w:color w:val="000000"/>
+          <w:spacing w:val="-4"/>
+          <w:sz w:val="26"/>
+          <w:szCs w:val="26"/>
+        </w:rPr>
+        <w:tab/>
+      </w:r>
+      <w:r>
+        <w:rPr>
+          <w:rFonts w:ascii="Times New Roman" w:hAnsi="Times New Roman"/>
+          <w:color w:val="000000"/>
+          <w:spacing w:val="-4"/>
+          <w:sz w:val="26"/>
+          <w:szCs w:val="26"/>
+        </w:rPr>
+        <w:tab/>
+      </w:r>
+      <w:r>
+        <w:rPr>
+          <w:rFonts w:ascii="Times New Roman" w:hAnsi="Times New Roman"/>
+          <w:color w:val="000000"/>
+          <w:spacing w:val="-4"/>
+          <w:sz w:val="26"/>
+          <w:szCs w:val="26"/>
+        </w:rPr>
+        <w:tab/>
+      </w:r>
+      <w:r>
+        <w:rPr>
+          <w:rFonts w:ascii="Times New Roman" w:hAnsi="Times New Roman"/>
+          <w:color w:val="000000"/>
+          <w:spacing w:val="-4"/>
+          <w:sz w:val="26"/>
+          <w:szCs w:val="26"/>
+        </w:rPr>
+        <w:t>Số vào sổ cấp bằng</w:t>
+      </w:r>
+      <w:r>
+        <w:rPr>
+          <w:rFonts w:ascii="Times New Roman" w:hAnsi="Times New Roman"/>
+          <w:color w:val="000000"/>
+          <w:spacing w:val="-4"/>
+          <w:sz w:val="26"/>
+          <w:szCs w:val="26"/>
+        </w:rPr>
+        <w:t xml:space="preserve">: </w:t>
+      </w:r>
+      <w:r>
+        <w:rPr>
+          <w:rFonts w:ascii="Times New Roman" w:hAnsi="Times New Roman"/>
+          <w:color w:val="000000"/>
+          <w:spacing w:val="-4"/>
+          <w:sz w:val="26"/>
+          <w:szCs w:val="26"/>
+        </w:rPr>
+        <w:t>CQ09/0066</w:t>
+      </w:r>
+      <w:r>
+        <w:rPr>
+          <w:rFonts w:ascii="Times New Roman" w:hAnsi="Times New Roman"/>
+          <w:color w:val="000000"/>
+          <w:spacing w:val="-4"/>
+          <w:sz w:val="26"/>
+          <w:szCs w:val="26"/>
+        </w:rPr>
+        <w:tab/>
       </w:r>
     </w:p>
     <w:p>
@@ -2857,129 +2905,87 @@
           <w:sz w:val="26"/>
           <w:szCs w:val="26"/>
         </w:rPr>
-        <w:t xml:space="preserve">Ngày ký </w:t>
-      </w:r>
-      <w:proofErr w:type="gramStart"/>
-      <w:r>
-        <w:rPr>
-          <w:rFonts w:ascii="Times New Roman" w:hAnsi="Times New Roman"/>
-          <w:color w:val="000000"/>
-          <w:spacing w:val="-4"/>
-          <w:sz w:val="26"/>
-          <w:szCs w:val="26"/>
-        </w:rPr>
-        <w:t>bằng:…</w:t>
-      </w:r>
-      <w:proofErr w:type="gramEnd"/>
-      <w:r>
-        <w:rPr>
-          <w:rFonts w:ascii="Times New Roman" w:hAnsi="Times New Roman"/>
-          <w:color w:val="000000"/>
-          <w:spacing w:val="-4"/>
-          <w:sz w:val="26"/>
-          <w:szCs w:val="26"/>
-        </w:rPr>
-        <w:t>……</w:t>
-      </w:r>
-      <w:r>
-        <w:rPr>
-          <w:rFonts w:ascii="Times New Roman" w:hAnsi="Times New Roman"/>
-          <w:color w:val="000000"/>
-          <w:spacing w:val="-4"/>
-          <w:sz w:val="26"/>
-          <w:szCs w:val="26"/>
-        </w:rPr>
-        <w:t>…..</w:t>
-      </w:r>
-      <w:r>
-        <w:rPr>
-          <w:rFonts w:ascii="Times New Roman" w:hAnsi="Times New Roman"/>
-          <w:color w:val="000000"/>
-          <w:spacing w:val="-4"/>
-          <w:sz w:val="26"/>
-          <w:szCs w:val="26"/>
-        </w:rPr>
-        <w:t>.</w:t>
-      </w:r>
-      <w:r>
-        <w:rPr>
-          <w:rFonts w:ascii="Times New Roman" w:hAnsi="Times New Roman"/>
-          <w:color w:val="000000"/>
-          <w:spacing w:val="-4"/>
-          <w:sz w:val="26"/>
-          <w:szCs w:val="26"/>
-        </w:rPr>
-        <w:t>…</w:t>
-      </w:r>
-      <w:r>
-        <w:rPr>
-          <w:rFonts w:ascii="Times New Roman" w:hAnsi="Times New Roman"/>
-          <w:color w:val="000000"/>
-          <w:spacing w:val="-4"/>
-          <w:sz w:val="26"/>
-          <w:szCs w:val="26"/>
-        </w:rPr>
-        <w:t>…</w:t>
-      </w:r>
-      <w:r>
-        <w:rPr>
-          <w:rFonts w:ascii="Times New Roman" w:hAnsi="Times New Roman"/>
-          <w:color w:val="000000"/>
-          <w:spacing w:val="-4"/>
-          <w:sz w:val="26"/>
-          <w:szCs w:val="26"/>
-        </w:rPr>
-        <w:t>………………...</w:t>
-      </w:r>
-      <w:r>
-        <w:rPr>
-          <w:rFonts w:ascii="Times New Roman" w:hAnsi="Times New Roman"/>
-          <w:color w:val="000000"/>
-          <w:spacing w:val="-4"/>
-          <w:sz w:val="26"/>
-          <w:szCs w:val="26"/>
-        </w:rPr>
-        <w:t>.</w:t>
-      </w:r>
-      <w:r>
-        <w:rPr>
-          <w:rFonts w:ascii="Times New Roman" w:hAnsi="Times New Roman"/>
-          <w:color w:val="000000"/>
-          <w:spacing w:val="-4"/>
-          <w:sz w:val="26"/>
-          <w:szCs w:val="26"/>
-        </w:rPr>
-        <w:t>Năm tốt nghiệp:………</w:t>
-      </w:r>
-      <w:r>
-        <w:rPr>
-          <w:rFonts w:ascii="Times New Roman" w:hAnsi="Times New Roman"/>
-          <w:color w:val="000000"/>
-          <w:spacing w:val="-4"/>
-          <w:sz w:val="26"/>
-          <w:szCs w:val="26"/>
-        </w:rPr>
-        <w:t>……</w:t>
-      </w:r>
-      <w:r>
-        <w:rPr>
-          <w:rFonts w:ascii="Times New Roman" w:hAnsi="Times New Roman"/>
-          <w:color w:val="000000"/>
-          <w:spacing w:val="-4"/>
-          <w:sz w:val="26"/>
-          <w:szCs w:val="26"/>
-        </w:rPr>
-        <w:t>……</w:t>
-      </w:r>
-      <w:r>
-        <w:rPr>
-          <w:rFonts w:ascii="Times New Roman" w:hAnsi="Times New Roman"/>
-          <w:color w:val="000000"/>
-          <w:spacing w:val="-4"/>
-          <w:sz w:val="26"/>
-          <w:szCs w:val="26"/>
-        </w:rPr>
-        <w:t>……………………….</w:t>
+        <w:t>Ngày ký bằng:</w:t>
+      </w:r>
+      <w:r>
+        <w:rPr>
+          <w:rFonts w:ascii="Times New Roman" w:hAnsi="Times New Roman"/>
+          <w:color w:val="000000"/>
+          <w:spacing w:val="-4"/>
+          <w:sz w:val="26"/>
+          <w:szCs w:val="26"/>
+        </w:rPr>
+        <w:t xml:space="preserve"> 29/06/2006</w:t>
+      </w:r>
+      <w:r>
+        <w:rPr>
+          <w:rFonts w:ascii="Times New Roman" w:hAnsi="Times New Roman"/>
+          <w:color w:val="000000"/>
+          <w:spacing w:val="-4"/>
+          <w:sz w:val="26"/>
+          <w:szCs w:val="26"/>
+        </w:rPr>
+        <w:tab/>
+      </w:r>
+      <w:r>
+        <w:rPr>
+          <w:rFonts w:ascii="Times New Roman" w:hAnsi="Times New Roman"/>
+          <w:color w:val="000000"/>
+          <w:spacing w:val="-4"/>
+          <w:sz w:val="26"/>
+          <w:szCs w:val="26"/>
+        </w:rPr>
+        <w:tab/>
+      </w:r>
+      <w:r>
+        <w:rPr>
+          <w:rFonts w:ascii="Times New Roman" w:hAnsi="Times New Roman"/>
+          <w:color w:val="000000"/>
+          <w:spacing w:val="-4"/>
+          <w:sz w:val="26"/>
+          <w:szCs w:val="26"/>
+        </w:rPr>
+        <w:tab/>
+      </w:r>
+      <w:r>
+        <w:rPr>
+          <w:rFonts w:ascii="Times New Roman" w:hAnsi="Times New Roman"/>
+          <w:color w:val="000000"/>
+          <w:spacing w:val="-4"/>
+          <w:sz w:val="26"/>
+          <w:szCs w:val="26"/>
+        </w:rPr>
+        <w:tab/>
+      </w:r>
+      <w:r>
+        <w:rPr>
+          <w:rFonts w:ascii="Times New Roman" w:hAnsi="Times New Roman"/>
+          <w:color w:val="000000"/>
+          <w:spacing w:val="-4"/>
+          <w:sz w:val="26"/>
+          <w:szCs w:val="26"/>
+        </w:rPr>
+        <w:tab/>
+      </w:r>
+      <w:r>
+        <w:rPr>
+          <w:rFonts w:ascii="Times New Roman" w:hAnsi="Times New Roman"/>
+          <w:color w:val="000000"/>
+          <w:spacing w:val="-4"/>
+          <w:sz w:val="26"/>
+          <w:szCs w:val="26"/>
+        </w:rPr>
+        <w:t>Năm tốt nghiệp</w:t>
+      </w:r>
+      <w:r>
+        <w:rPr>
+          <w:rFonts w:ascii="Times New Roman" w:hAnsi="Times New Roman"/>
+          <w:color w:val="000000"/>
+          <w:spacing w:val="-4"/>
+          <w:sz w:val="26"/>
+          <w:szCs w:val="26"/>
+        </w:rPr>
+        <w:t>: 2006</w:t>
       </w:r>
     </w:p>
     <w:p>
@@ -2994,87 +3000,105 @@
           <w:szCs w:val="26"/>
         </w:rPr>
       </w:pPr>
-      <w:proofErr w:type="gramStart"/>
-      <w:r>
-        <w:rPr>
-          <w:rFonts w:ascii="Times New Roman" w:hAnsi="Times New Roman"/>
-          <w:color w:val="000000"/>
-          <w:spacing w:val="-4"/>
-          <w:sz w:val="26"/>
-          <w:szCs w:val="26"/>
-        </w:rPr>
-        <w:t>Ngành:…</w:t>
-      </w:r>
-      <w:proofErr w:type="gramEnd"/>
-      <w:r>
-        <w:rPr>
-          <w:rFonts w:ascii="Times New Roman" w:hAnsi="Times New Roman"/>
-          <w:color w:val="000000"/>
-          <w:spacing w:val="-4"/>
-          <w:sz w:val="26"/>
-          <w:szCs w:val="26"/>
-        </w:rPr>
-        <w:t>……………………</w:t>
-      </w:r>
-      <w:r>
-        <w:rPr>
-          <w:rFonts w:ascii="Times New Roman" w:hAnsi="Times New Roman"/>
-          <w:color w:val="000000"/>
-          <w:spacing w:val="-4"/>
-          <w:sz w:val="26"/>
-          <w:szCs w:val="26"/>
-        </w:rPr>
-        <w:t>..</w:t>
-      </w:r>
-      <w:r>
-        <w:rPr>
-          <w:rFonts w:ascii="Times New Roman" w:hAnsi="Times New Roman"/>
-          <w:color w:val="000000"/>
-          <w:spacing w:val="-4"/>
-          <w:sz w:val="26"/>
-          <w:szCs w:val="26"/>
-        </w:rPr>
-        <w:t>………</w:t>
-      </w:r>
-      <w:r>
-        <w:rPr>
-          <w:rFonts w:ascii="Times New Roman" w:hAnsi="Times New Roman"/>
-          <w:color w:val="000000"/>
-          <w:spacing w:val="-4"/>
-          <w:sz w:val="26"/>
-          <w:szCs w:val="26"/>
-        </w:rPr>
-        <w:t>………….</w:t>
-      </w:r>
-      <w:r>
-        <w:rPr>
-          <w:rFonts w:ascii="Times New Roman" w:hAnsi="Times New Roman"/>
-          <w:color w:val="000000"/>
-          <w:spacing w:val="-4"/>
-          <w:sz w:val="26"/>
-          <w:szCs w:val="26"/>
-        </w:rPr>
-        <w:t>Chuyên ngành:………………………………</w:t>
-      </w:r>
-      <w:r>
-        <w:rPr>
-          <w:rFonts w:ascii="Times New Roman" w:hAnsi="Times New Roman"/>
-          <w:color w:val="000000"/>
-          <w:spacing w:val="-4"/>
-          <w:sz w:val="26"/>
-          <w:szCs w:val="26"/>
-        </w:rPr>
-        <w:t>…………</w:t>
-      </w:r>
-      <w:r>
-        <w:rPr>
-          <w:rFonts w:ascii="Times New Roman" w:hAnsi="Times New Roman"/>
-          <w:color w:val="000000"/>
-          <w:spacing w:val="-4"/>
-          <w:sz w:val="26"/>
-          <w:szCs w:val="26"/>
-        </w:rPr>
-        <w:t>.</w:t>
+      <w:r>
+        <w:rPr>
+          <w:rFonts w:ascii="Times New Roman" w:hAnsi="Times New Roman"/>
+          <w:color w:val="000000"/>
+          <w:spacing w:val="-4"/>
+          <w:sz w:val="26"/>
+          <w:szCs w:val="26"/>
+        </w:rPr>
+        <w:t>Ngành:</w:t>
+      </w:r>
+      <w:r>
+        <w:rPr>
+          <w:rFonts w:ascii="Times New Roman" w:hAnsi="Times New Roman"/>
+          <w:color w:val="000000"/>
+          <w:spacing w:val="-4"/>
+          <w:sz w:val="26"/>
+          <w:szCs w:val="26"/>
+        </w:rPr>
+        <w:t xml:space="preserve"> Kế toán</w:t>
+      </w:r>
+      <w:r>
+        <w:rPr>
+          <w:rFonts w:ascii="Times New Roman" w:hAnsi="Times New Roman"/>
+          <w:color w:val="000000"/>
+          <w:spacing w:val="-4"/>
+          <w:sz w:val="26"/>
+          <w:szCs w:val="26"/>
+        </w:rPr>
+        <w:tab/>
+      </w:r>
+      <w:r>
+        <w:rPr>
+          <w:rFonts w:ascii="Times New Roman" w:hAnsi="Times New Roman"/>
+          <w:color w:val="000000"/>
+          <w:spacing w:val="-4"/>
+          <w:sz w:val="26"/>
+          <w:szCs w:val="26"/>
+        </w:rPr>
+        <w:tab/>
+      </w:r>
+      <w:r>
+        <w:rPr>
+          <w:rFonts w:ascii="Times New Roman" w:hAnsi="Times New Roman"/>
+          <w:color w:val="000000"/>
+          <w:spacing w:val="-4"/>
+          <w:sz w:val="26"/>
+          <w:szCs w:val="26"/>
+        </w:rPr>
+        <w:tab/>
+      </w:r>
+      <w:r>
+        <w:rPr>
+          <w:rFonts w:ascii="Times New Roman" w:hAnsi="Times New Roman"/>
+          <w:color w:val="000000"/>
+          <w:spacing w:val="-4"/>
+          <w:sz w:val="26"/>
+          <w:szCs w:val="26"/>
+        </w:rPr>
+        <w:tab/>
+      </w:r>
+      <w:r>
+        <w:rPr>
+          <w:rFonts w:ascii="Times New Roman" w:hAnsi="Times New Roman"/>
+          <w:color w:val="000000"/>
+          <w:spacing w:val="-4"/>
+          <w:sz w:val="26"/>
+          <w:szCs w:val="26"/>
+        </w:rPr>
+        <w:tab/>
+      </w:r>
+      <w:r>
+        <w:rPr>
+          <w:rFonts w:ascii="Times New Roman" w:hAnsi="Times New Roman"/>
+          <w:color w:val="000000"/>
+          <w:spacing w:val="-4"/>
+          <w:sz w:val="26"/>
+          <w:szCs w:val="26"/>
+        </w:rPr>
+        <w:tab/>
+      </w:r>
+      <w:r>
+        <w:rPr>
+          <w:rFonts w:ascii="Times New Roman" w:hAnsi="Times New Roman"/>
+          <w:color w:val="000000"/>
+          <w:spacing w:val="-4"/>
+          <w:sz w:val="26"/>
+          <w:szCs w:val="26"/>
+        </w:rPr>
+        <w:t>Chuyên ngành</w:t>
+      </w:r>
+      <w:r>
+        <w:rPr>
+          <w:rFonts w:ascii="Times New Roman" w:hAnsi="Times New Roman"/>
+          <w:color w:val="000000"/>
+          <w:spacing w:val="-4"/>
+          <w:sz w:val="26"/>
+          <w:szCs w:val="26"/>
+        </w:rPr>
+        <w:t>: Kế toán</w:t>
       </w:r>
     </w:p>
     <w:p>
@@ -3129,49 +3153,17 @@
           <w:sz w:val="26"/>
           <w:szCs w:val="26"/>
         </w:rPr>
-        <w:t xml:space="preserve"> người ký bằng:</w:t>
-      </w:r>
-      <w:r>
-        <w:rPr>
-          <w:rFonts w:ascii="Times New Roman" w:hAnsi="Times New Roman"/>
-          <w:color w:val="000000"/>
-          <w:spacing w:val="-4"/>
-          <w:sz w:val="26"/>
-          <w:szCs w:val="26"/>
-          <w:lang w:val="vi-VN"/>
-        </w:rPr>
-        <w:t xml:space="preserve"> ....…</w:t>
-      </w:r>
-      <w:r>
-        <w:rPr>
-          <w:rFonts w:ascii="Times New Roman" w:hAnsi="Times New Roman"/>
-          <w:color w:val="000000"/>
-          <w:spacing w:val="-4"/>
-          <w:sz w:val="26"/>
-          <w:szCs w:val="26"/>
-        </w:rPr>
-        <w:t>…..</w:t>
-      </w:r>
-      <w:r>
-        <w:rPr>
-          <w:rFonts w:ascii="Times New Roman" w:hAnsi="Times New Roman"/>
-          <w:color w:val="000000"/>
-          <w:spacing w:val="-4"/>
-          <w:sz w:val="26"/>
-          <w:szCs w:val="26"/>
-          <w:lang w:val="vi-VN"/>
-        </w:rPr>
-        <w:t>............…</w:t>
-      </w:r>
-      <w:r>
-        <w:rPr>
-          <w:rFonts w:ascii="Times New Roman" w:hAnsi="Times New Roman"/>
-          <w:color w:val="000000"/>
-          <w:spacing w:val="-4"/>
-          <w:sz w:val="26"/>
-          <w:szCs w:val="26"/>
-        </w:rPr>
-        <w:t>………………………………………………...</w:t>
+        <w:t xml:space="preserve"> người ký bằng</w:t>
+      </w:r>
+      <w:r>
+        <w:rPr>
+          <w:rFonts w:ascii="Times New Roman" w:hAnsi="Times New Roman"/>
+          <w:color w:val="000000"/>
+          <w:spacing w:val="-4"/>
+          <w:sz w:val="26"/>
+          <w:szCs w:val="26"/>
+        </w:rPr>
+        <w:t>: GS.TS Lê Văn Huy</w:t>
       </w:r>
     </w:p>
     <w:p>
@@ -3215,12 +3207,13 @@
       </w:r>
       <w:r>
         <w:rPr>
-          <w:rFonts w:ascii="Times New Roman" w:hAnsi="Times New Roman"/>
-          <w:color w:val="000000"/>
-          <w:sz w:val="26"/>
-          <w:szCs w:val="26"/>
-        </w:rPr>
-        <w:sym w:font="Wingdings 2" w:char="00A3"/>
+          <w:rFonts w:ascii="Segoe UI Symbol" w:hAnsi="Segoe UI Symbol"/>
+          <w:color w:val="000000"/>
+          <w:sz w:val="26"/>
+          <w:szCs w:val="26"/>
+          <w:lang w:val="vi-VN"/>
+        </w:rPr>
+        <w:t>☑</w:t>
       </w:r>
       <w:r>
         <w:rPr>
@@ -3476,6 +3469,7 @@
                 <w:bCs/>
                 <w:sz w:val="26"/>
                 <w:szCs w:val="26"/>
+                <w:lang w:val="pt-BR"/>
               </w:rPr>
             </w:pPr>
             <w:r>
@@ -3507,6 +3501,7 @@
                 <w:bCs/>
                 <w:sz w:val="26"/>
                 <w:szCs w:val="26"/>
+                <w:lang w:val="pt-BR"/>
               </w:rPr>
               <w:t xml:space="preserve">/ </w:t>
             </w:r>
@@ -3524,6 +3519,7 @@
                 <w:bCs/>
                 <w:sz w:val="26"/>
                 <w:szCs w:val="26"/>
+                <w:lang w:val="pt-BR"/>
               </w:rPr>
             </w:pPr>
             <w:r>
@@ -3533,6 +3529,7 @@
                 <w:bCs/>
                 <w:sz w:val="26"/>
                 <w:szCs w:val="26"/>
+                <w:lang w:val="pt-BR"/>
               </w:rPr>
               <w:t>C</w:t>
             </w:r>
@@ -3648,6 +3645,7 @@
                 <w:rFonts w:ascii="Times New Roman" w:hAnsi="Times New Roman" w:cs="Times New Roman"/>
                 <w:sz w:val="26"/>
                 <w:szCs w:val="26"/>
+                <w:lang w:val="pt-BR"/>
               </w:rPr>
               <w:t>C</w:t>
             </w:r>
@@ -3667,6 +3665,7 @@
                 <w:bCs/>
                 <w:sz w:val="26"/>
                 <w:szCs w:val="26"/>
+                <w:lang w:val="pt-BR"/>
               </w:rPr>
               <w:t>T</w:t>
             </w:r>
@@ -3686,6 +3685,7 @@
                 <w:bCs/>
                 <w:sz w:val="26"/>
                 <w:szCs w:val="26"/>
+                <w:lang w:val="pt-BR"/>
               </w:rPr>
               <w:t>T</w:t>
             </w:r>
@@ -3705,6 +3705,7 @@
                 <w:bCs/>
                 <w:sz w:val="26"/>
                 <w:szCs w:val="26"/>
+                <w:lang w:val="pt-BR"/>
               </w:rPr>
               <w:t>Vừa làm vừa học</w:t>
             </w:r>
@@ -3810,6 +3811,162 @@
               <w:autoSpaceDN w:val="0"/>
               <w:adjustRightInd w:val="0"/>
               <w:spacing w:after="0" w:line="312" w:lineRule="auto"/>
+              <w:jc w:val="center"/>
+              <w:rPr>
+                <w:rFonts w:ascii="Times New Roman" w:hAnsi="Times New Roman" w:cs="Times New Roman"/>
+                <w:sz w:val="26"/>
+                <w:szCs w:val="26"/>
+                <w:lang w:val="pt-BR"/>
+              </w:rPr>
+            </w:pPr>
+            <w:r>
+              <w:rPr>
+                <w:rFonts w:ascii="Times New Roman" w:hAnsi="Times New Roman" w:cs="Times New Roman"/>
+                <w:sz w:val="26"/>
+                <w:szCs w:val="26"/>
+                <w:lang w:val="pt-BR"/>
+              </w:rPr>
+              <w:t>09/2002-06/2006</w:t>
+            </w:r>
+          </w:p>
+        </w:tc>
+        <w:tc>
+          <w:tcPr>
+            <w:tcW w:w="1208" w:type="pct"/>
+            <w:vAlign w:val="center"/>
+          </w:tcPr>
+          <w:p>
+            <w:pPr>
+              <w:autoSpaceDE w:val="0"/>
+              <w:autoSpaceDN w:val="0"/>
+              <w:adjustRightInd w:val="0"/>
+              <w:spacing w:after="0" w:line="240" w:lineRule="auto"/>
+              <w:jc w:val="center"/>
+              <w:rPr>
+                <w:rFonts w:ascii="Times New Roman" w:hAnsi="Times New Roman" w:cs="Times New Roman"/>
+                <w:sz w:val="26"/>
+                <w:szCs w:val="26"/>
+                <w:lang w:val="pt-BR"/>
+              </w:rPr>
+            </w:pPr>
+            <w:r>
+              <w:rPr>
+                <w:rFonts w:ascii="Times New Roman" w:hAnsi="Times New Roman" w:cs="Times New Roman"/>
+                <w:sz w:val="26"/>
+                <w:szCs w:val="26"/>
+                <w:lang w:val="pt-BR"/>
+              </w:rPr>
+              <w:t>Trường Đại học Kinh tế - Đại học Đà Nẵng</w:t>
+            </w:r>
+          </w:p>
+        </w:tc>
+        <w:tc>
+          <w:tcPr>
+            <w:tcW w:w="997" w:type="pct"/>
+            <w:vAlign w:val="center"/>
+          </w:tcPr>
+          <w:p>
+            <w:pPr>
+              <w:autoSpaceDE w:val="0"/>
+              <w:autoSpaceDN w:val="0"/>
+              <w:adjustRightInd w:val="0"/>
+              <w:spacing w:after="0" w:line="312" w:lineRule="auto"/>
+              <w:jc w:val="center"/>
+              <w:rPr>
+                <w:rFonts w:ascii="Times New Roman" w:hAnsi="Times New Roman" w:cs="Times New Roman"/>
+                <w:sz w:val="26"/>
+                <w:szCs w:val="26"/>
+                <w:lang w:val="pt-BR"/>
+              </w:rPr>
+            </w:pPr>
+            <w:r>
+              <w:rPr>
+                <w:rFonts w:ascii="Times New Roman" w:hAnsi="Times New Roman" w:cs="Times New Roman"/>
+                <w:sz w:val="26"/>
+                <w:szCs w:val="26"/>
+                <w:lang w:val="pt-BR"/>
+              </w:rPr>
+              <w:t>Kế toán</w:t>
+            </w:r>
+          </w:p>
+        </w:tc>
+        <w:tc>
+          <w:tcPr>
+            <w:tcW w:w="1084" w:type="pct"/>
+            <w:vAlign w:val="center"/>
+          </w:tcPr>
+          <w:p>
+            <w:pPr>
+              <w:autoSpaceDE w:val="0"/>
+              <w:autoSpaceDN w:val="0"/>
+              <w:adjustRightInd w:val="0"/>
+              <w:spacing w:after="0" w:line="312" w:lineRule="auto"/>
+              <w:jc w:val="center"/>
+              <w:rPr>
+                <w:rFonts w:ascii="Times New Roman" w:hAnsi="Times New Roman" w:cs="Times New Roman"/>
+                <w:sz w:val="26"/>
+                <w:szCs w:val="26"/>
+                <w:lang w:val="pt-BR"/>
+              </w:rPr>
+            </w:pPr>
+            <w:r>
+              <w:rPr>
+                <w:rFonts w:ascii="Times New Roman" w:hAnsi="Times New Roman" w:cs="Times New Roman"/>
+                <w:sz w:val="26"/>
+                <w:szCs w:val="26"/>
+                <w:lang w:val="pt-BR"/>
+              </w:rPr>
+              <w:t>Chính quy</w:t>
+            </w:r>
+          </w:p>
+        </w:tc>
+        <w:tc>
+          <w:tcPr>
+            <w:tcW w:w="961" w:type="pct"/>
+            <w:vAlign w:val="center"/>
+          </w:tcPr>
+          <w:p>
+            <w:pPr>
+              <w:autoSpaceDE w:val="0"/>
+              <w:autoSpaceDN w:val="0"/>
+              <w:adjustRightInd w:val="0"/>
+              <w:spacing w:after="0" w:line="312" w:lineRule="auto"/>
+              <w:jc w:val="center"/>
+              <w:rPr>
+                <w:rFonts w:ascii="Times New Roman" w:hAnsi="Times New Roman" w:cs="Times New Roman"/>
+                <w:sz w:val="26"/>
+                <w:szCs w:val="26"/>
+                <w:lang w:val="pt-BR"/>
+              </w:rPr>
+            </w:pPr>
+            <w:r>
+              <w:rPr>
+                <w:rFonts w:ascii="Times New Roman" w:hAnsi="Times New Roman" w:cs="Times New Roman"/>
+                <w:sz w:val="26"/>
+                <w:szCs w:val="26"/>
+                <w:lang w:val="pt-BR"/>
+              </w:rPr>
+              <w:t>Đại học</w:t>
+            </w:r>
+          </w:p>
+        </w:tc>
+      </w:tr>
+      <w:tr>
+        <w:trPr>
+          <w:trHeight w:val="907"/>
+          <w:jc w:val="center"/>
+        </w:trPr>
+        <w:tc>
+          <w:tcPr>
+            <w:tcW w:w="750" w:type="pct"/>
+            <w:vAlign w:val="center"/>
+          </w:tcPr>
+          <w:p>
+            <w:pPr>
+              <w:autoSpaceDE w:val="0"/>
+              <w:autoSpaceDN w:val="0"/>
+              <w:adjustRightInd w:val="0"/>
+              <w:spacing w:after="0" w:line="312" w:lineRule="auto"/>
               <w:jc w:val="both"/>
               <w:rPr>
                 <w:rFonts w:ascii="Times New Roman" w:hAnsi="Times New Roman" w:cs="Times New Roman"/>
@@ -3841,6 +3998,7 @@
                 <w:color w:val="FF0000"/>
                 <w:sz w:val="26"/>
                 <w:szCs w:val="26"/>
+                <w:lang w:val="pt-BR"/>
               </w:rPr>
             </w:pPr>
           </w:p>
@@ -3962,6 +4120,7 @@
                 <w:color w:val="FF0000"/>
                 <w:sz w:val="26"/>
                 <w:szCs w:val="26"/>
+                <w:lang w:val="pt-BR"/>
               </w:rPr>
             </w:pPr>
           </w:p>
@@ -4083,6 +4242,7 @@
                 <w:color w:val="FF0000"/>
                 <w:sz w:val="26"/>
                 <w:szCs w:val="26"/>
+                <w:lang w:val="pt-BR"/>
               </w:rPr>
             </w:pPr>
           </w:p>
@@ -4195,15 +4355,15 @@
               <w:autoSpaceDE w:val="0"/>
               <w:autoSpaceDN w:val="0"/>
               <w:adjustRightInd w:val="0"/>
-              <w:spacing w:after="0" w:line="240" w:lineRule="auto"/>
+              <w:spacing w:after="0" w:line="312" w:lineRule="auto"/>
               <w:jc w:val="both"/>
               <w:rPr>
                 <w:rFonts w:ascii="Times New Roman" w:hAnsi="Times New Roman" w:cs="Times New Roman"/>
-                <w:i/>
-                <w:iCs/>
-                <w:color w:val="FF0000"/>
-                <w:sz w:val="26"/>
-                <w:szCs w:val="26"/>
+                <w:b/>
+                <w:bCs/>
+                <w:sz w:val="26"/>
+                <w:szCs w:val="26"/>
+                <w:lang w:val="pt-BR"/>
               </w:rPr>
             </w:pPr>
           </w:p>
@@ -4278,127 +4438,6 @@
           </w:p>
         </w:tc>
       </w:tr>
-      <w:tr>
-        <w:trPr>
-          <w:trHeight w:val="907"/>
-          <w:jc w:val="center"/>
-        </w:trPr>
-        <w:tc>
-          <w:tcPr>
-            <w:tcW w:w="750" w:type="pct"/>
-            <w:vAlign w:val="center"/>
-          </w:tcPr>
-          <w:p>
-            <w:pPr>
-              <w:autoSpaceDE w:val="0"/>
-              <w:autoSpaceDN w:val="0"/>
-              <w:adjustRightInd w:val="0"/>
-              <w:spacing w:after="0" w:line="312" w:lineRule="auto"/>
-              <w:jc w:val="both"/>
-              <w:rPr>
-                <w:rFonts w:ascii="Times New Roman" w:hAnsi="Times New Roman" w:cs="Times New Roman"/>
-                <w:b/>
-                <w:bCs/>
-                <w:sz w:val="26"/>
-                <w:szCs w:val="26"/>
-                <w:lang w:val="pt-BR"/>
-              </w:rPr>
-            </w:pPr>
-          </w:p>
-        </w:tc>
-        <w:tc>
-          <w:tcPr>
-            <w:tcW w:w="1208" w:type="pct"/>
-            <w:vAlign w:val="center"/>
-          </w:tcPr>
-          <w:p>
-            <w:pPr>
-              <w:autoSpaceDE w:val="0"/>
-              <w:autoSpaceDN w:val="0"/>
-              <w:adjustRightInd w:val="0"/>
-              <w:spacing w:after="0" w:line="312" w:lineRule="auto"/>
-              <w:jc w:val="both"/>
-              <w:rPr>
-                <w:rFonts w:ascii="Times New Roman" w:hAnsi="Times New Roman" w:cs="Times New Roman"/>
-                <w:b/>
-                <w:bCs/>
-                <w:sz w:val="26"/>
-                <w:szCs w:val="26"/>
-                <w:lang w:val="pt-BR"/>
-              </w:rPr>
-            </w:pPr>
-          </w:p>
-        </w:tc>
-        <w:tc>
-          <w:tcPr>
-            <w:tcW w:w="997" w:type="pct"/>
-            <w:vAlign w:val="center"/>
-          </w:tcPr>
-          <w:p>
-            <w:pPr>
-              <w:autoSpaceDE w:val="0"/>
-              <w:autoSpaceDN w:val="0"/>
-              <w:adjustRightInd w:val="0"/>
-              <w:spacing w:after="0" w:line="312" w:lineRule="auto"/>
-              <w:jc w:val="both"/>
-              <w:rPr>
-                <w:rFonts w:ascii="Times New Roman" w:hAnsi="Times New Roman" w:cs="Times New Roman"/>
-                <w:b/>
-                <w:bCs/>
-                <w:sz w:val="26"/>
-                <w:szCs w:val="26"/>
-                <w:lang w:val="pt-BR"/>
-              </w:rPr>
-            </w:pPr>
-          </w:p>
-        </w:tc>
-        <w:tc>
-          <w:tcPr>
-            <w:tcW w:w="1084" w:type="pct"/>
-            <w:vAlign w:val="center"/>
-          </w:tcPr>
-          <w:p>
-            <w:pPr>
-              <w:autoSpaceDE w:val="0"/>
-              <w:autoSpaceDN w:val="0"/>
-              <w:adjustRightInd w:val="0"/>
-              <w:spacing w:after="0" w:line="312" w:lineRule="auto"/>
-              <w:jc w:val="both"/>
-              <w:rPr>
-                <w:rFonts w:ascii="Times New Roman" w:hAnsi="Times New Roman" w:cs="Times New Roman"/>
-                <w:b/>
-                <w:bCs/>
-                <w:sz w:val="26"/>
-                <w:szCs w:val="26"/>
-                <w:lang w:val="pt-BR"/>
-              </w:rPr>
-            </w:pPr>
-          </w:p>
-        </w:tc>
-        <w:tc>
-          <w:tcPr>
-            <w:tcW w:w="961" w:type="pct"/>
-            <w:vAlign w:val="center"/>
-          </w:tcPr>
-          <w:p>
-            <w:pPr>
-              <w:autoSpaceDE w:val="0"/>
-              <w:autoSpaceDN w:val="0"/>
-              <w:adjustRightInd w:val="0"/>
-              <w:spacing w:after="0" w:line="312" w:lineRule="auto"/>
-              <w:jc w:val="both"/>
-              <w:rPr>
-                <w:rFonts w:ascii="Times New Roman" w:hAnsi="Times New Roman" w:cs="Times New Roman"/>
-                <w:b/>
-                <w:bCs/>
-                <w:sz w:val="26"/>
-                <w:szCs w:val="26"/>
-                <w:lang w:val="pt-BR"/>
-              </w:rPr>
-            </w:pPr>
-          </w:p>
-        </w:tc>
-      </w:tr>
     </w:tbl>
     <w:p>
       <w:pPr>
@@ -4411,6 +4450,7 @@
           <w:rFonts w:ascii="Times New Roman" w:hAnsi="Times New Roman" w:cs="Times New Roman"/>
           <w:sz w:val="26"/>
           <w:szCs w:val="26"/>
+          <w:lang w:val="pt-BR"/>
         </w:rPr>
       </w:pPr>
     </w:p>
@@ -4695,6 +4735,105 @@
         <w:tc>
           <w:tcPr>
             <w:tcW w:w="925" w:type="pct"/>
+            <w:vAlign w:val="center"/>
+          </w:tcPr>
+          <w:p>
+            <w:pPr>
+              <w:pStyle w:val="BodyText"/>
+              <w:ind w:left="360"/>
+              <w:rPr>
+                <w:rFonts w:ascii="Times New Roman" w:hAnsi="Times New Roman"/>
+                <w:b w:val="0"/>
+                <w:bCs/>
+                <w:sz w:val="26"/>
+                <w:szCs w:val="26"/>
+                <w:lang w:val="en-US" w:eastAsia="en-US"/>
+              </w:rPr>
+            </w:pPr>
+            <w:r>
+              <w:rPr>
+                <w:rFonts w:ascii="Times New Roman" w:hAnsi="Times New Roman"/>
+                <w:b w:val="0"/>
+                <w:bCs/>
+                <w:sz w:val="26"/>
+                <w:szCs w:val="26"/>
+                <w:lang w:val="en-US" w:eastAsia="en-US"/>
+              </w:rPr>
+              <w:t>07/2006 -nay</w:t>
+            </w:r>
+          </w:p>
+        </w:tc>
+        <w:tc>
+          <w:tcPr>
+            <w:tcW w:w="2779" w:type="pct"/>
+            <w:vAlign w:val="center"/>
+          </w:tcPr>
+          <w:p>
+            <w:pPr>
+              <w:pStyle w:val="BodyText"/>
+              <w:ind w:left="360"/>
+              <w:rPr>
+                <w:rFonts w:ascii="Times New Roman" w:hAnsi="Times New Roman"/>
+                <w:b w:val="0"/>
+                <w:bCs/>
+                <w:sz w:val="26"/>
+                <w:szCs w:val="26"/>
+                <w:lang w:val="en-US" w:eastAsia="en-US"/>
+              </w:rPr>
+            </w:pPr>
+            <w:r>
+              <w:rPr>
+                <w:rFonts w:ascii="Times New Roman" w:hAnsi="Times New Roman"/>
+                <w:b w:val="0"/>
+                <w:bCs/>
+                <w:sz w:val="26"/>
+                <w:szCs w:val="26"/>
+                <w:lang w:val="en-US" w:eastAsia="en-US"/>
+              </w:rPr>
+              <w:t>Trường Đại học Kinh tế - Đại học Đà Nẵng</w:t>
+            </w:r>
+          </w:p>
+        </w:tc>
+        <w:tc>
+          <w:tcPr>
+            <w:tcW w:w="1295" w:type="pct"/>
+            <w:vAlign w:val="center"/>
+          </w:tcPr>
+          <w:p>
+            <w:pPr>
+              <w:pStyle w:val="BodyText"/>
+              <w:ind w:left="360"/>
+              <w:rPr>
+                <w:rFonts w:ascii="Times New Roman" w:hAnsi="Times New Roman"/>
+                <w:b w:val="0"/>
+                <w:bCs/>
+                <w:sz w:val="26"/>
+                <w:szCs w:val="26"/>
+                <w:lang w:val="en-US" w:eastAsia="en-US"/>
+              </w:rPr>
+            </w:pPr>
+            <w:r>
+              <w:rPr>
+                <w:rFonts w:ascii="Times New Roman" w:hAnsi="Times New Roman"/>
+                <w:b w:val="0"/>
+                <w:bCs/>
+                <w:sz w:val="26"/>
+                <w:szCs w:val="26"/>
+                <w:lang w:val="en-US" w:eastAsia="en-US"/>
+              </w:rPr>
+              <w:t>Chuyên viên</w:t>
+            </w:r>
+          </w:p>
+        </w:tc>
+      </w:tr>
+      <w:tr>
+        <w:trPr>
+          <w:trHeight w:val="907"/>
+          <w:jc w:val="center"/>
+        </w:trPr>
+        <w:tc>
+          <w:tcPr>
+            <w:tcW w:w="925" w:type="pct"/>
           </w:tcPr>
           <w:p>
             <w:pPr>
@@ -4801,63 +4940,6 @@
           </w:p>
         </w:tc>
       </w:tr>
-      <w:tr>
-        <w:trPr>
-          <w:trHeight w:val="907"/>
-          <w:jc w:val="center"/>
-        </w:trPr>
-        <w:tc>
-          <w:tcPr>
-            <w:tcW w:w="925" w:type="pct"/>
-          </w:tcPr>
-          <w:p>
-            <w:pPr>
-              <w:pStyle w:val="BodyText"/>
-              <w:ind w:left="360"/>
-              <w:rPr>
-                <w:rFonts w:ascii="Times New Roman" w:hAnsi="Times New Roman"/>
-                <w:sz w:val="26"/>
-                <w:szCs w:val="26"/>
-                <w:lang w:val="en-US" w:eastAsia="en-US"/>
-              </w:rPr>
-            </w:pPr>
-          </w:p>
-        </w:tc>
-        <w:tc>
-          <w:tcPr>
-            <w:tcW w:w="2779" w:type="pct"/>
-          </w:tcPr>
-          <w:p>
-            <w:pPr>
-              <w:pStyle w:val="BodyText"/>
-              <w:ind w:left="360"/>
-              <w:rPr>
-                <w:rFonts w:ascii="Times New Roman" w:hAnsi="Times New Roman"/>
-                <w:sz w:val="26"/>
-                <w:szCs w:val="26"/>
-                <w:lang w:val="en-US" w:eastAsia="en-US"/>
-              </w:rPr>
-            </w:pPr>
-          </w:p>
-        </w:tc>
-        <w:tc>
-          <w:tcPr>
-            <w:tcW w:w="1295" w:type="pct"/>
-          </w:tcPr>
-          <w:p>
-            <w:pPr>
-              <w:pStyle w:val="BodyText"/>
-              <w:ind w:left="360"/>
-              <w:rPr>
-                <w:rFonts w:ascii="Times New Roman" w:hAnsi="Times New Roman"/>
-                <w:sz w:val="26"/>
-                <w:szCs w:val="26"/>
-                <w:lang w:val="en-US" w:eastAsia="en-US"/>
-              </w:rPr>
-            </w:pPr>
-          </w:p>
-        </w:tc>
-      </w:tr>
     </w:tbl>
     <w:p>
       <w:pPr>
@@ -5009,45 +5091,6 @@
         <w:lastRenderedPageBreak/>
         <w:t xml:space="preserve">VII. KHEN THƯỞNG, KỈ LUẬT </w:t>
       </w:r>
-      <w:r>
-        <w:rPr>
-          <w:rFonts w:ascii="Times New Roman" w:hAnsi="Times New Roman" w:cs="Times New Roman"/>
-          <w:i/>
-          <w:iCs/>
-          <w:sz w:val="26"/>
-          <w:szCs w:val="26"/>
-        </w:rPr>
-        <w:t>(</w:t>
-      </w:r>
-      <w:r>
-        <w:rPr>
-          <w:rFonts w:ascii="Times New Roman" w:hAnsi="Times New Roman" w:cs="Times New Roman"/>
-          <w:i/>
-          <w:iCs/>
-          <w:color w:val="FF0000"/>
-          <w:sz w:val="26"/>
-          <w:szCs w:val="26"/>
-        </w:rPr>
-        <w:t>Học viên cần khai rõ cho đến thời điểm kê khai có bị kỷ luật hoặc bị truy cứu trách nhiệm hình sự hay không</w:t>
-      </w:r>
-      <w:r>
-        <w:rPr>
-          <w:rFonts w:ascii="Times New Roman" w:hAnsi="Times New Roman" w:cs="Times New Roman"/>
-          <w:i/>
-          <w:iCs/>
-          <w:sz w:val="26"/>
-          <w:szCs w:val="26"/>
-        </w:rPr>
-        <w:t>).</w:t>
-      </w:r>
-      <w:r>
-        <w:rPr>
-          <w:rFonts w:ascii="Times New Roman" w:hAnsi="Times New Roman" w:cs="Times New Roman"/>
-          <w:sz w:val="26"/>
-          <w:szCs w:val="26"/>
-        </w:rPr>
-        <w:t xml:space="preserve"> </w:t>
-      </w:r>
     </w:p>
     <w:p>
       <w:pPr>
@@ -5317,7 +5360,7 @@
     <w:p>
       <w:pPr>
         <w:spacing w:after="0" w:line="360" w:lineRule="auto"/>
-        <w:ind w:left="260" w:right="254" w:hangingChars="100" w:hanging="260"/>
+        <w:ind w:left="261" w:right="254" w:hangingChars="100" w:hanging="261"/>
         <w:jc w:val="both"/>
         <w:rPr>
           <w:rFonts w:ascii="Times New Roman" w:hAnsi="Times New Roman"/>
@@ -5355,16 +5398,61 @@
           <w:szCs w:val="26"/>
           <w:lang w:val="vi-VN"/>
         </w:rPr>
-        <w:t>:.................................…….........................</w:t>
-      </w:r>
-      <w:r>
-        <w:rPr>
-          <w:rFonts w:ascii="Times New Roman" w:hAnsi="Times New Roman"/>
-          <w:color w:val="000000"/>
-          <w:sz w:val="26"/>
-          <w:szCs w:val="26"/>
-        </w:rPr>
-        <w:t>...........</w:t>
+        <w:t>:</w:t>
+      </w:r>
+      <w:r>
+        <w:rPr>
+          <w:rFonts w:ascii="Times New Roman" w:hAnsi="Times New Roman"/>
+          <w:color w:val="000000"/>
+          <w:sz w:val="26"/>
+          <w:szCs w:val="26"/>
+        </w:rPr>
+        <w:t xml:space="preserve"> TRẦN VĂN A</w:t>
+      </w:r>
+      <w:r>
+        <w:rPr>
+          <w:rFonts w:ascii="Times New Roman" w:hAnsi="Times New Roman"/>
+          <w:color w:val="000000"/>
+          <w:sz w:val="26"/>
+          <w:szCs w:val="26"/>
+        </w:rPr>
+        <w:tab/>
+      </w:r>
+      <w:r>
+        <w:rPr>
+          <w:rFonts w:ascii="Times New Roman" w:hAnsi="Times New Roman"/>
+          <w:color w:val="000000"/>
+          <w:sz w:val="26"/>
+          <w:szCs w:val="26"/>
+        </w:rPr>
+        <w:tab/>
+      </w:r>
+      <w:r>
+        <w:rPr>
+          <w:rFonts w:ascii="Times New Roman" w:hAnsi="Times New Roman"/>
+          <w:color w:val="000000"/>
+          <w:sz w:val="26"/>
+          <w:szCs w:val="26"/>
+        </w:rPr>
+        <w:tab/>
+      </w:r>
+      <w:r>
+        <w:rPr>
+          <w:rFonts w:ascii="Times New Roman" w:hAnsi="Times New Roman"/>
+          <w:color w:val="000000"/>
+          <w:sz w:val="26"/>
+          <w:szCs w:val="26"/>
+        </w:rPr>
+        <w:tab/>
+      </w:r>
+      <w:r>
+        <w:rPr>
+          <w:rFonts w:ascii="Times New Roman" w:hAnsi="Times New Roman"/>
+          <w:color w:val="000000"/>
+          <w:sz w:val="26"/>
+          <w:szCs w:val="26"/>
+        </w:rPr>
+        <w:tab/>
       </w:r>
       <w:r>
         <w:rPr>
@@ -5392,47 +5480,26 @@
           <w:sz w:val="26"/>
           <w:szCs w:val="26"/>
         </w:rPr>
-        <w:t xml:space="preserve"> </w:t>
-      </w:r>
-      <w:proofErr w:type="gramStart"/>
-      <w:r>
-        <w:rPr>
-          <w:rFonts w:ascii="Times New Roman" w:hAnsi="Times New Roman"/>
-          <w:color w:val="000000"/>
-          <w:sz w:val="26"/>
-          <w:szCs w:val="26"/>
-        </w:rPr>
-        <w:t>sinh</w:t>
-      </w:r>
-      <w:r>
-        <w:rPr>
-          <w:rFonts w:ascii="Times New Roman" w:hAnsi="Times New Roman"/>
-          <w:color w:val="000000"/>
-          <w:sz w:val="26"/>
-          <w:szCs w:val="26"/>
-          <w:lang w:val="vi-VN"/>
-        </w:rPr>
-        <w:t>:........</w:t>
-      </w:r>
-      <w:proofErr w:type="gramEnd"/>
-      <w:r>
-        <w:rPr>
-          <w:rFonts w:ascii="Times New Roman" w:hAnsi="Times New Roman"/>
-          <w:color w:val="000000"/>
-          <w:sz w:val="26"/>
-          <w:szCs w:val="26"/>
-          <w:lang w:val="vi-VN"/>
-        </w:rPr>
-        <w:t>…...............</w:t>
-      </w:r>
-      <w:r>
-        <w:rPr>
-          <w:rFonts w:ascii="Times New Roman" w:hAnsi="Times New Roman"/>
-          <w:color w:val="000000"/>
-          <w:sz w:val="26"/>
-          <w:szCs w:val="26"/>
-        </w:rPr>
-        <w:t>.........</w:t>
+        <w:t xml:space="preserve"> sinh</w:t>
+      </w:r>
+      <w:r>
+        <w:rPr>
+          <w:rFonts w:ascii="Times New Roman" w:hAnsi="Times New Roman"/>
+          <w:color w:val="000000"/>
+          <w:sz w:val="26"/>
+          <w:szCs w:val="26"/>
+          <w:lang w:val="vi-VN"/>
+        </w:rPr>
+        <w:t>:</w:t>
+      </w:r>
+      <w:r>
+        <w:rPr>
+          <w:rFonts w:ascii="Times New Roman" w:hAnsi="Times New Roman"/>
+          <w:color w:val="000000"/>
+          <w:sz w:val="26"/>
+          <w:szCs w:val="26"/>
+        </w:rPr>
+        <w:t xml:space="preserve"> 20/9/1932</w:t>
       </w:r>
     </w:p>
     <w:p>
@@ -5464,95 +5531,71 @@
           <w:szCs w:val="26"/>
           <w:lang w:val="vi-VN"/>
         </w:rPr>
-        <w:t xml:space="preserve">Số điện </w:t>
-      </w:r>
-      <w:proofErr w:type="gramStart"/>
-      <w:r>
-        <w:rPr>
-          <w:rFonts w:ascii="Times New Roman" w:hAnsi="Times New Roman"/>
-          <w:color w:val="000000"/>
-          <w:sz w:val="26"/>
-          <w:szCs w:val="26"/>
-          <w:lang w:val="vi-VN"/>
-        </w:rPr>
-        <w:t>thoại</w:t>
-      </w:r>
-      <w:r>
-        <w:rPr>
-          <w:rFonts w:ascii="Times New Roman" w:hAnsi="Times New Roman"/>
-          <w:color w:val="000000"/>
-          <w:sz w:val="26"/>
-          <w:szCs w:val="26"/>
-        </w:rPr>
-        <w:t>:</w:t>
-      </w:r>
-      <w:r>
-        <w:rPr>
-          <w:rFonts w:ascii="Times New Roman" w:hAnsi="Times New Roman"/>
-          <w:color w:val="000000"/>
-          <w:sz w:val="26"/>
-          <w:szCs w:val="26"/>
-          <w:lang w:val="vi-VN"/>
-        </w:rPr>
-        <w:t>…</w:t>
-      </w:r>
-      <w:proofErr w:type="gramEnd"/>
-      <w:r>
-        <w:rPr>
-          <w:rFonts w:ascii="Times New Roman" w:hAnsi="Times New Roman"/>
-          <w:color w:val="000000"/>
-          <w:sz w:val="26"/>
-          <w:szCs w:val="26"/>
-          <w:lang w:val="vi-VN"/>
-        </w:rPr>
-        <w:t>…………………</w:t>
-      </w:r>
-      <w:r>
-        <w:rPr>
-          <w:rFonts w:ascii="Times New Roman" w:hAnsi="Times New Roman"/>
-          <w:color w:val="000000"/>
-          <w:sz w:val="26"/>
-          <w:szCs w:val="26"/>
-          <w:lang w:val="vi-VN"/>
-        </w:rPr>
-        <w:t>…</w:t>
-      </w:r>
-      <w:r>
-        <w:rPr>
-          <w:rFonts w:ascii="Times New Roman" w:hAnsi="Times New Roman"/>
-          <w:color w:val="000000"/>
-          <w:sz w:val="26"/>
-          <w:szCs w:val="26"/>
-        </w:rPr>
-        <w:t>……………</w:t>
-      </w:r>
-      <w:r>
-        <w:rPr>
-          <w:rFonts w:ascii="Times New Roman" w:hAnsi="Times New Roman"/>
-          <w:color w:val="000000"/>
-          <w:sz w:val="26"/>
-          <w:szCs w:val="26"/>
-        </w:rPr>
-        <w:t>.</w:t>
-      </w:r>
-      <w:r>
-        <w:rPr>
-          <w:rFonts w:ascii="Times New Roman" w:hAnsi="Times New Roman"/>
-          <w:color w:val="000000"/>
-          <w:sz w:val="26"/>
-          <w:szCs w:val="26"/>
-          <w:lang w:val="vi-VN"/>
-        </w:rPr>
-        <w:t>Nghề nghiệp:..............……......................</w:t>
-      </w:r>
-      <w:r>
-        <w:rPr>
-          <w:rFonts w:ascii="Times New Roman" w:hAnsi="Times New Roman"/>
-          <w:color w:val="000000"/>
-          <w:sz w:val="26"/>
-          <w:szCs w:val="26"/>
-        </w:rPr>
-        <w:t>.............</w:t>
+        <w:t>Số điện thoại</w:t>
+      </w:r>
+      <w:r>
+        <w:rPr>
+          <w:rFonts w:ascii="Times New Roman" w:hAnsi="Times New Roman"/>
+          <w:color w:val="000000"/>
+          <w:sz w:val="26"/>
+          <w:szCs w:val="26"/>
+        </w:rPr>
+        <w:t>: 0969555147</w:t>
+      </w:r>
+      <w:r>
+        <w:rPr>
+          <w:rFonts w:ascii="Times New Roman" w:hAnsi="Times New Roman"/>
+          <w:color w:val="000000"/>
+          <w:sz w:val="26"/>
+          <w:szCs w:val="26"/>
+        </w:rPr>
+        <w:tab/>
+      </w:r>
+      <w:r>
+        <w:rPr>
+          <w:rFonts w:ascii="Times New Roman" w:hAnsi="Times New Roman"/>
+          <w:color w:val="000000"/>
+          <w:sz w:val="26"/>
+          <w:szCs w:val="26"/>
+        </w:rPr>
+        <w:tab/>
+      </w:r>
+      <w:r>
+        <w:rPr>
+          <w:rFonts w:ascii="Times New Roman" w:hAnsi="Times New Roman"/>
+          <w:color w:val="000000"/>
+          <w:sz w:val="26"/>
+          <w:szCs w:val="26"/>
+        </w:rPr>
+        <w:tab/>
+      </w:r>
+      <w:r>
+        <w:rPr>
+          <w:rFonts w:ascii="Times New Roman" w:hAnsi="Times New Roman"/>
+          <w:color w:val="000000"/>
+          <w:sz w:val="26"/>
+          <w:szCs w:val="26"/>
+        </w:rPr>
+        <w:tab/>
+      </w:r>
+      <w:r>
+        <w:rPr>
+          <w:rFonts w:ascii="Times New Roman" w:hAnsi="Times New Roman"/>
+          <w:color w:val="000000"/>
+          <w:sz w:val="26"/>
+          <w:szCs w:val="26"/>
+          <w:lang w:val="vi-VN"/>
+        </w:rPr>
+        <w:t>Nghề nghiệp:</w:t>
+      </w:r>
+      <w:r>
+        <w:rPr>
+          <w:rFonts w:ascii="Times New Roman" w:hAnsi="Times New Roman"/>
+          <w:color w:val="000000"/>
+          <w:sz w:val="26"/>
+          <w:szCs w:val="26"/>
+        </w:rPr>
+        <w:t xml:space="preserve"> Hưu trí</w:t>
       </w:r>
     </w:p>
     <w:p>
@@ -5584,29 +5627,17 @@
           <w:szCs w:val="26"/>
           <w:lang w:val="vi-VN"/>
         </w:rPr>
-        <w:t xml:space="preserve">Địa chỉ thường </w:t>
-      </w:r>
-      <w:proofErr w:type="gramStart"/>
-      <w:r>
-        <w:rPr>
-          <w:rFonts w:ascii="Times New Roman" w:hAnsi="Times New Roman"/>
-          <w:color w:val="000000"/>
-          <w:sz w:val="26"/>
-          <w:szCs w:val="26"/>
-          <w:lang w:val="vi-VN"/>
-        </w:rPr>
-        <w:t>trú:.........................................................</w:t>
-      </w:r>
-      <w:r>
-        <w:rPr>
-          <w:rFonts w:ascii="Times New Roman" w:hAnsi="Times New Roman"/>
-          <w:color w:val="000000"/>
-          <w:sz w:val="26"/>
-          <w:szCs w:val="26"/>
-        </w:rPr>
-        <w:t>.......................................................................</w:t>
-      </w:r>
-      <w:proofErr w:type="gramEnd"/>
+        <w:t>Địa chỉ thường trú:</w:t>
+      </w:r>
+      <w:r>
+        <w:rPr>
+          <w:rFonts w:ascii="Times New Roman" w:hAnsi="Times New Roman"/>
+          <w:color w:val="000000"/>
+          <w:sz w:val="26"/>
+          <w:szCs w:val="26"/>
+        </w:rPr>
+        <w:t xml:space="preserve"> 71 Ngũ Hành Sơn, Phường Ngũ Hành Sơn, thành phố Đà Nẵng</w:t>
+      </w:r>
     </w:p>
     <w:p>
       <w:pPr>
@@ -5831,21 +5862,177 @@
       </w:r>
       <w:r>
         <w:rPr>
-          <w:rFonts w:ascii="Times New Roman" w:hAnsi="Times New Roman"/>
-          <w:color w:val="000000"/>
-          <w:sz w:val="26"/>
-          <w:szCs w:val="26"/>
-        </w:rPr>
-        <w:sym w:font="Wingdings 2" w:char="00A3"/>
-      </w:r>
-      <w:r>
-        <w:rPr>
-          <w:rFonts w:ascii="Times New Roman" w:hAnsi="Times New Roman"/>
-          <w:color w:val="000000"/>
-          <w:sz w:val="26"/>
-          <w:szCs w:val="26"/>
-        </w:rPr>
-        <w:t xml:space="preserve"> Chưa tốt nghiệp PTTH</w:t>
+          <w:rFonts w:ascii="Segoe UI Symbol" w:hAnsi="Segoe UI Symbol" w:cs="Segoe UI Symbol"/>
+          <w:color w:val="000000"/>
+          <w:sz w:val="26"/>
+          <w:szCs w:val="26"/>
+          <w:lang w:val="vi-VN"/>
+        </w:rPr>
+        <w:t>☑</w:t>
+      </w:r>
+      <w:r>
+        <w:rPr>
+          <w:rFonts w:ascii="Times New Roman" w:hAnsi="Times New Roman"/>
+          <w:color w:val="000000"/>
+          <w:sz w:val="26"/>
+          <w:szCs w:val="26"/>
+        </w:rPr>
+        <w:t xml:space="preserve"> </w:t>
+      </w:r>
+      <w:r>
+        <w:rPr>
+          <w:rFonts w:ascii="Times New Roman" w:hAnsi="Times New Roman"/>
+          <w:color w:val="000000"/>
+          <w:sz w:val="26"/>
+          <w:szCs w:val="26"/>
+        </w:rPr>
+        <w:t>Chưa tốt nghiệp PTTH</w:t>
+      </w:r>
+    </w:p>
+    <w:p>
+      <w:pPr>
+        <w:spacing w:after="0" w:line="360" w:lineRule="auto"/>
+        <w:ind w:left="261" w:right="254" w:hangingChars="100" w:hanging="261"/>
+        <w:jc w:val="both"/>
+        <w:rPr>
+          <w:rFonts w:ascii="Times New Roman" w:hAnsi="Times New Roman"/>
+          <w:color w:val="000000"/>
+          <w:sz w:val="26"/>
+          <w:szCs w:val="26"/>
+        </w:rPr>
+      </w:pPr>
+      <w:r>
+        <w:rPr>
+          <w:rFonts w:ascii="Times New Roman" w:hAnsi="Times New Roman"/>
+          <w:b/>
+          <w:color w:val="000000"/>
+          <w:sz w:val="26"/>
+          <w:szCs w:val="26"/>
+          <w:lang w:val="vi-VN"/>
+        </w:rPr>
+        <w:t xml:space="preserve">- Họ và tên </w:t>
+      </w:r>
+      <w:r>
+        <w:rPr>
+          <w:rFonts w:ascii="Times New Roman" w:hAnsi="Times New Roman"/>
+          <w:b/>
+          <w:color w:val="000000"/>
+          <w:sz w:val="26"/>
+          <w:szCs w:val="26"/>
+        </w:rPr>
+        <w:t>MẸ</w:t>
+      </w:r>
+      <w:r>
+        <w:rPr>
+          <w:rFonts w:ascii="Times New Roman" w:hAnsi="Times New Roman"/>
+          <w:color w:val="000000"/>
+          <w:sz w:val="26"/>
+          <w:szCs w:val="26"/>
+          <w:lang w:val="vi-VN"/>
+        </w:rPr>
+        <w:t>:</w:t>
+      </w:r>
+      <w:r>
+        <w:rPr>
+          <w:rFonts w:ascii="Times New Roman" w:hAnsi="Times New Roman"/>
+          <w:color w:val="000000"/>
+          <w:sz w:val="26"/>
+          <w:szCs w:val="26"/>
+        </w:rPr>
+        <w:t xml:space="preserve"> </w:t>
+      </w:r>
+      <w:r>
+        <w:rPr>
+          <w:rFonts w:ascii="Times New Roman" w:hAnsi="Times New Roman"/>
+          <w:color w:val="000000"/>
+          <w:sz w:val="26"/>
+          <w:szCs w:val="26"/>
+        </w:rPr>
+        <w:t xml:space="preserve">TRẦN </w:t>
+      </w:r>
+      <w:r>
+        <w:rPr>
+          <w:rFonts w:ascii="Times New Roman" w:hAnsi="Times New Roman"/>
+          <w:color w:val="000000"/>
+          <w:sz w:val="26"/>
+          <w:szCs w:val="26"/>
+        </w:rPr>
+        <w:t>THỊ C</w:t>
+      </w:r>
+      <w:r>
+        <w:rPr>
+          <w:rFonts w:ascii="Times New Roman" w:hAnsi="Times New Roman"/>
+          <w:color w:val="000000"/>
+          <w:sz w:val="26"/>
+          <w:szCs w:val="26"/>
+        </w:rPr>
+        <w:tab/>
+      </w:r>
+      <w:r>
+        <w:rPr>
+          <w:rFonts w:ascii="Times New Roman" w:hAnsi="Times New Roman"/>
+          <w:color w:val="000000"/>
+          <w:sz w:val="26"/>
+          <w:szCs w:val="26"/>
+        </w:rPr>
+        <w:tab/>
+      </w:r>
+      <w:r>
+        <w:rPr>
+          <w:rFonts w:ascii="Times New Roman" w:hAnsi="Times New Roman"/>
+          <w:color w:val="000000"/>
+          <w:sz w:val="26"/>
+          <w:szCs w:val="26"/>
+        </w:rPr>
+        <w:tab/>
+      </w:r>
+      <w:r>
+        <w:rPr>
+          <w:rFonts w:ascii="Times New Roman" w:hAnsi="Times New Roman"/>
+          <w:color w:val="000000"/>
+          <w:sz w:val="26"/>
+          <w:szCs w:val="26"/>
+        </w:rPr>
+        <w:tab/>
+        <w:t>N</w:t>
+      </w:r>
+      <w:r>
+        <w:rPr>
+          <w:rFonts w:ascii="Times New Roman" w:hAnsi="Times New Roman"/>
+          <w:color w:val="000000"/>
+          <w:sz w:val="26"/>
+          <w:szCs w:val="26"/>
+          <w:lang w:val="vi-VN"/>
+        </w:rPr>
+        <w:t>gày</w:t>
+      </w:r>
+      <w:r>
+        <w:rPr>
+          <w:rFonts w:ascii="Times New Roman" w:hAnsi="Times New Roman"/>
+          <w:color w:val="000000"/>
+          <w:sz w:val="26"/>
+          <w:szCs w:val="26"/>
+        </w:rPr>
+        <w:t xml:space="preserve"> sinh</w:t>
+      </w:r>
+      <w:r>
+        <w:rPr>
+          <w:rFonts w:ascii="Times New Roman" w:hAnsi="Times New Roman"/>
+          <w:color w:val="000000"/>
+          <w:sz w:val="26"/>
+          <w:szCs w:val="26"/>
+          <w:lang w:val="vi-VN"/>
+        </w:rPr>
+        <w:t>:</w:t>
+      </w:r>
+      <w:r>
+        <w:rPr>
+          <w:rFonts w:ascii="Times New Roman" w:hAnsi="Times New Roman"/>
+          <w:color w:val="000000"/>
+          <w:sz w:val="26"/>
+          <w:szCs w:val="26"/>
+        </w:rPr>
+        <w:t xml:space="preserve"> 20/9/1932</w:t>
       </w:r>
     </w:p>
     <w:p>
@@ -5863,101 +6050,103 @@
       <w:r>
         <w:rPr>
           <w:rFonts w:ascii="Times New Roman" w:hAnsi="Times New Roman"/>
-          <w:b/>
-          <w:color w:val="000000"/>
-          <w:sz w:val="26"/>
-          <w:szCs w:val="26"/>
-          <w:lang w:val="vi-VN"/>
-        </w:rPr>
-        <w:t xml:space="preserve">- Họ và tên </w:t>
-      </w:r>
-      <w:r>
-        <w:rPr>
-          <w:rFonts w:ascii="Times New Roman" w:hAnsi="Times New Roman"/>
-          <w:b/>
-          <w:color w:val="000000"/>
-          <w:sz w:val="26"/>
-          <w:szCs w:val="26"/>
-        </w:rPr>
-        <w:t>MẸ</w:t>
-      </w:r>
-      <w:r>
-        <w:rPr>
-          <w:rFonts w:ascii="Times New Roman" w:hAnsi="Times New Roman"/>
-          <w:color w:val="000000"/>
-          <w:sz w:val="26"/>
-          <w:szCs w:val="26"/>
-          <w:lang w:val="vi-VN"/>
-        </w:rPr>
-        <w:t>:.................................…….........................</w:t>
-      </w:r>
-      <w:r>
-        <w:rPr>
-          <w:rFonts w:ascii="Times New Roman" w:hAnsi="Times New Roman"/>
-          <w:color w:val="000000"/>
-          <w:sz w:val="26"/>
-          <w:szCs w:val="26"/>
-        </w:rPr>
-        <w:t>...........N</w:t>
-      </w:r>
-      <w:r>
-        <w:rPr>
-          <w:rFonts w:ascii="Times New Roman" w:hAnsi="Times New Roman"/>
-          <w:color w:val="000000"/>
-          <w:sz w:val="26"/>
-          <w:szCs w:val="26"/>
-          <w:lang w:val="vi-VN"/>
-        </w:rPr>
-        <w:t>gày</w:t>
-      </w:r>
-      <w:r>
-        <w:rPr>
-          <w:rFonts w:ascii="Times New Roman" w:hAnsi="Times New Roman"/>
-          <w:color w:val="000000"/>
-          <w:sz w:val="26"/>
-          <w:szCs w:val="26"/>
-        </w:rPr>
-        <w:t xml:space="preserve"> </w:t>
-      </w:r>
-      <w:proofErr w:type="gramStart"/>
-      <w:r>
-        <w:rPr>
-          <w:rFonts w:ascii="Times New Roman" w:hAnsi="Times New Roman"/>
-          <w:color w:val="000000"/>
-          <w:sz w:val="26"/>
-          <w:szCs w:val="26"/>
-        </w:rPr>
-        <w:t>sinh</w:t>
-      </w:r>
-      <w:r>
-        <w:rPr>
-          <w:rFonts w:ascii="Times New Roman" w:hAnsi="Times New Roman"/>
-          <w:color w:val="000000"/>
-          <w:sz w:val="26"/>
-          <w:szCs w:val="26"/>
-          <w:lang w:val="vi-VN"/>
-        </w:rPr>
-        <w:t>:........</w:t>
-      </w:r>
-      <w:proofErr w:type="gramEnd"/>
-      <w:r>
-        <w:rPr>
-          <w:rFonts w:ascii="Times New Roman" w:hAnsi="Times New Roman"/>
-          <w:color w:val="000000"/>
-          <w:sz w:val="26"/>
-          <w:szCs w:val="26"/>
-          <w:lang w:val="vi-VN"/>
-        </w:rPr>
-        <w:t>…...............</w:t>
-      </w:r>
-      <w:r>
-        <w:rPr>
-          <w:rFonts w:ascii="Times New Roman" w:hAnsi="Times New Roman"/>
-          <w:color w:val="000000"/>
-          <w:sz w:val="26"/>
-          <w:szCs w:val="26"/>
-        </w:rPr>
-        <w:t>............</w:t>
+          <w:color w:val="000000"/>
+          <w:sz w:val="26"/>
+          <w:szCs w:val="26"/>
+        </w:rPr>
+        <w:t xml:space="preserve">- </w:t>
+      </w:r>
+      <w:r>
+        <w:rPr>
+          <w:rFonts w:ascii="Times New Roman" w:hAnsi="Times New Roman"/>
+          <w:color w:val="000000"/>
+          <w:sz w:val="26"/>
+          <w:szCs w:val="26"/>
+          <w:lang w:val="vi-VN"/>
+        </w:rPr>
+        <w:t>Số điện thoại</w:t>
+      </w:r>
+      <w:r>
+        <w:rPr>
+          <w:rFonts w:ascii="Times New Roman" w:hAnsi="Times New Roman"/>
+          <w:color w:val="000000"/>
+          <w:sz w:val="26"/>
+          <w:szCs w:val="26"/>
+        </w:rPr>
+        <w:t>: 09695551</w:t>
+      </w:r>
+      <w:r>
+        <w:rPr>
+          <w:rFonts w:ascii="Times New Roman" w:hAnsi="Times New Roman"/>
+          <w:color w:val="000000"/>
+          <w:sz w:val="26"/>
+          <w:szCs w:val="26"/>
+        </w:rPr>
+        <w:t>6</w:t>
+      </w:r>
+      <w:r>
+        <w:rPr>
+          <w:rFonts w:ascii="Times New Roman" w:hAnsi="Times New Roman"/>
+          <w:color w:val="000000"/>
+          <w:sz w:val="26"/>
+          <w:szCs w:val="26"/>
+        </w:rPr>
+        <w:t>7</w:t>
+      </w:r>
+      <w:r>
+        <w:rPr>
+          <w:rFonts w:ascii="Times New Roman" w:hAnsi="Times New Roman"/>
+          <w:color w:val="000000"/>
+          <w:sz w:val="26"/>
+          <w:szCs w:val="26"/>
+        </w:rPr>
+        <w:tab/>
+      </w:r>
+      <w:r>
+        <w:rPr>
+          <w:rFonts w:ascii="Times New Roman" w:hAnsi="Times New Roman"/>
+          <w:color w:val="000000"/>
+          <w:sz w:val="26"/>
+          <w:szCs w:val="26"/>
+        </w:rPr>
+        <w:tab/>
+      </w:r>
+      <w:r>
+        <w:rPr>
+          <w:rFonts w:ascii="Times New Roman" w:hAnsi="Times New Roman"/>
+          <w:color w:val="000000"/>
+          <w:sz w:val="26"/>
+          <w:szCs w:val="26"/>
+        </w:rPr>
+        <w:tab/>
+      </w:r>
+      <w:r>
+        <w:rPr>
+          <w:rFonts w:ascii="Times New Roman" w:hAnsi="Times New Roman"/>
+          <w:color w:val="000000"/>
+          <w:sz w:val="26"/>
+          <w:szCs w:val="26"/>
+        </w:rPr>
+        <w:tab/>
+      </w:r>
+      <w:r>
+        <w:rPr>
+          <w:rFonts w:ascii="Times New Roman" w:hAnsi="Times New Roman"/>
+          <w:color w:val="000000"/>
+          <w:sz w:val="26"/>
+          <w:szCs w:val="26"/>
+          <w:lang w:val="vi-VN"/>
+        </w:rPr>
+        <w:t>Nghề nghiệp:</w:t>
+      </w:r>
+      <w:r>
+        <w:rPr>
+          <w:rFonts w:ascii="Times New Roman" w:hAnsi="Times New Roman"/>
+          <w:color w:val="000000"/>
+          <w:sz w:val="26"/>
+          <w:szCs w:val="26"/>
+        </w:rPr>
+        <w:t xml:space="preserve"> Hưu trí</w:t>
       </w:r>
     </w:p>
     <w:p>
@@ -5989,29 +6178,342 @@
           <w:szCs w:val="26"/>
           <w:lang w:val="vi-VN"/>
         </w:rPr>
-        <w:t xml:space="preserve">Địa chỉ thường </w:t>
-      </w:r>
-      <w:proofErr w:type="gramStart"/>
-      <w:r>
-        <w:rPr>
-          <w:rFonts w:ascii="Times New Roman" w:hAnsi="Times New Roman"/>
-          <w:color w:val="000000"/>
-          <w:sz w:val="26"/>
-          <w:szCs w:val="26"/>
-          <w:lang w:val="vi-VN"/>
-        </w:rPr>
-        <w:t>trú:.........................................................</w:t>
-      </w:r>
-      <w:r>
-        <w:rPr>
-          <w:rFonts w:ascii="Times New Roman" w:hAnsi="Times New Roman"/>
-          <w:color w:val="000000"/>
-          <w:sz w:val="26"/>
-          <w:szCs w:val="26"/>
-        </w:rPr>
-        <w:t>.......................................................................</w:t>
-      </w:r>
-      <w:proofErr w:type="gramEnd"/>
+        <w:t>Địa chỉ thường trú:</w:t>
+      </w:r>
+      <w:r>
+        <w:rPr>
+          <w:rFonts w:ascii="Times New Roman" w:hAnsi="Times New Roman"/>
+          <w:color w:val="000000"/>
+          <w:sz w:val="26"/>
+          <w:szCs w:val="26"/>
+        </w:rPr>
+        <w:t xml:space="preserve"> 71 Ngũ Hành Sơn, Phường Ngũ Hành Sơn, thành phố Đà Nẵng</w:t>
+      </w:r>
+    </w:p>
+    <w:p>
+      <w:pPr>
+        <w:spacing w:after="0" w:line="360" w:lineRule="auto"/>
+        <w:ind w:right="254"/>
+        <w:rPr>
+          <w:rFonts w:ascii="Times New Roman" w:hAnsi="Times New Roman"/>
+          <w:color w:val="000000"/>
+          <w:sz w:val="26"/>
+          <w:szCs w:val="26"/>
+        </w:rPr>
+      </w:pPr>
+      <w:r>
+        <w:rPr>
+          <w:rFonts w:ascii="Times New Roman" w:hAnsi="Times New Roman"/>
+          <w:color w:val="000000"/>
+          <w:sz w:val="26"/>
+          <w:szCs w:val="26"/>
+        </w:rPr>
+        <w:t xml:space="preserve">- Trình độ học vấn:  </w:t>
+      </w:r>
+      <w:r>
+        <w:rPr>
+          <w:rFonts w:ascii="Times New Roman" w:hAnsi="Times New Roman"/>
+          <w:color w:val="000000"/>
+          <w:sz w:val="26"/>
+          <w:szCs w:val="26"/>
+        </w:rPr>
+        <w:sym w:font="Wingdings 2" w:char="00A3"/>
+      </w:r>
+      <w:r>
+        <w:rPr>
+          <w:rFonts w:ascii="Times New Roman" w:hAnsi="Times New Roman"/>
+          <w:color w:val="000000"/>
+          <w:sz w:val="26"/>
+          <w:szCs w:val="26"/>
+        </w:rPr>
+        <w:t xml:space="preserve"> Sau đại học </w:t>
+      </w:r>
+      <w:r>
+        <w:rPr>
+          <w:rFonts w:ascii="Times New Roman" w:hAnsi="Times New Roman"/>
+          <w:color w:val="000000"/>
+          <w:sz w:val="26"/>
+          <w:szCs w:val="26"/>
+        </w:rPr>
+        <w:tab/>
+      </w:r>
+      <w:r>
+        <w:rPr>
+          <w:rFonts w:ascii="Times New Roman" w:hAnsi="Times New Roman"/>
+          <w:color w:val="000000"/>
+          <w:sz w:val="26"/>
+          <w:szCs w:val="26"/>
+        </w:rPr>
+        <w:sym w:font="Wingdings 2" w:char="00A3"/>
+      </w:r>
+      <w:r>
+        <w:rPr>
+          <w:rFonts w:ascii="Times New Roman" w:hAnsi="Times New Roman"/>
+          <w:color w:val="000000"/>
+          <w:sz w:val="26"/>
+          <w:szCs w:val="26"/>
+        </w:rPr>
+        <w:t xml:space="preserve"> Đại học          </w:t>
+      </w:r>
+      <w:r>
+        <w:rPr>
+          <w:rFonts w:ascii="Times New Roman" w:hAnsi="Times New Roman"/>
+          <w:color w:val="000000"/>
+          <w:sz w:val="26"/>
+          <w:szCs w:val="26"/>
+        </w:rPr>
+        <w:sym w:font="Wingdings 2" w:char="00A3"/>
+      </w:r>
+      <w:r>
+        <w:rPr>
+          <w:rFonts w:ascii="Times New Roman" w:hAnsi="Times New Roman"/>
+          <w:color w:val="000000"/>
+          <w:sz w:val="26"/>
+          <w:szCs w:val="26"/>
+        </w:rPr>
+        <w:t xml:space="preserve"> Cao đẳng       </w:t>
+      </w:r>
+      <w:r>
+        <w:rPr>
+          <w:rFonts w:ascii="Times New Roman" w:hAnsi="Times New Roman"/>
+          <w:color w:val="000000"/>
+          <w:sz w:val="26"/>
+          <w:szCs w:val="26"/>
+        </w:rPr>
+        <w:sym w:font="Wingdings 2" w:char="00A3"/>
+      </w:r>
+      <w:r>
+        <w:rPr>
+          <w:rFonts w:ascii="Times New Roman" w:hAnsi="Times New Roman"/>
+          <w:color w:val="000000"/>
+          <w:sz w:val="26"/>
+          <w:szCs w:val="26"/>
+        </w:rPr>
+        <w:t xml:space="preserve"> Trung cấp</w:t>
+      </w:r>
+      <w:r>
+        <w:rPr>
+          <w:rFonts w:ascii="Times New Roman" w:hAnsi="Times New Roman"/>
+          <w:color w:val="000000"/>
+          <w:sz w:val="26"/>
+          <w:szCs w:val="26"/>
+        </w:rPr>
+        <w:tab/>
+        <w:t xml:space="preserve">       </w:t>
+      </w:r>
+    </w:p>
+    <w:p>
+      <w:pPr>
+        <w:spacing w:after="0" w:line="360" w:lineRule="auto"/>
+        <w:ind w:left="1440" w:right="254"/>
+        <w:rPr>
+          <w:rFonts w:ascii="Times New Roman" w:hAnsi="Times New Roman"/>
+          <w:color w:val="000000"/>
+          <w:sz w:val="26"/>
+          <w:szCs w:val="26"/>
+        </w:rPr>
+      </w:pPr>
+      <w:r>
+        <w:rPr>
+          <w:rFonts w:ascii="Times New Roman" w:hAnsi="Times New Roman"/>
+          <w:color w:val="000000"/>
+          <w:sz w:val="26"/>
+          <w:szCs w:val="26"/>
+        </w:rPr>
+        <w:t xml:space="preserve">           </w:t>
+      </w:r>
+      <w:r>
+        <w:rPr>
+          <w:rFonts w:ascii="Times New Roman" w:hAnsi="Times New Roman"/>
+          <w:color w:val="000000"/>
+          <w:sz w:val="26"/>
+          <w:szCs w:val="26"/>
+        </w:rPr>
+        <w:sym w:font="Wingdings 2" w:char="00A3"/>
+      </w:r>
+      <w:r>
+        <w:rPr>
+          <w:rFonts w:ascii="Times New Roman" w:hAnsi="Times New Roman"/>
+          <w:color w:val="000000"/>
+          <w:sz w:val="26"/>
+          <w:szCs w:val="26"/>
+        </w:rPr>
+        <w:t xml:space="preserve"> Phổ thông trung học                       </w:t>
+      </w:r>
+      <w:r>
+        <w:rPr>
+          <w:rFonts w:ascii="Segoe UI Symbol" w:hAnsi="Segoe UI Symbol" w:cs="Segoe UI Symbol"/>
+          <w:color w:val="000000"/>
+          <w:sz w:val="26"/>
+          <w:szCs w:val="26"/>
+          <w:lang w:val="vi-VN"/>
+        </w:rPr>
+        <w:t>☑</w:t>
+      </w:r>
+      <w:r>
+        <w:rPr>
+          <w:rFonts w:ascii="Times New Roman" w:hAnsi="Times New Roman"/>
+          <w:color w:val="000000"/>
+          <w:sz w:val="26"/>
+          <w:szCs w:val="26"/>
+        </w:rPr>
+        <w:t xml:space="preserve"> Chưa tốt nghiệp PTTH</w:t>
+      </w:r>
+    </w:p>
+    <w:p>
+      <w:pPr>
+        <w:spacing w:after="0" w:line="360" w:lineRule="auto"/>
+        <w:ind w:left="261" w:right="254" w:hangingChars="100" w:hanging="261"/>
+        <w:jc w:val="both"/>
+        <w:rPr>
+          <w:rFonts w:ascii="Times New Roman" w:hAnsi="Times New Roman"/>
+          <w:color w:val="000000"/>
+          <w:sz w:val="26"/>
+          <w:szCs w:val="26"/>
+        </w:rPr>
+      </w:pPr>
+      <w:r>
+        <w:rPr>
+          <w:rFonts w:ascii="Times New Roman" w:hAnsi="Times New Roman"/>
+          <w:b/>
+          <w:color w:val="000000"/>
+          <w:sz w:val="26"/>
+          <w:szCs w:val="26"/>
+          <w:lang w:val="vi-VN"/>
+        </w:rPr>
+        <w:t xml:space="preserve">- Họ và tên </w:t>
+      </w:r>
+      <w:r>
+        <w:rPr>
+          <w:rFonts w:ascii="Times New Roman" w:hAnsi="Times New Roman"/>
+          <w:b/>
+          <w:color w:val="000000"/>
+          <w:sz w:val="26"/>
+          <w:szCs w:val="26"/>
+        </w:rPr>
+        <w:t>CHỒNG/VỢ</w:t>
+      </w:r>
+      <w:r>
+        <w:rPr>
+          <w:rFonts w:ascii="Times New Roman" w:hAnsi="Times New Roman"/>
+          <w:b/>
+          <w:color w:val="000000"/>
+          <w:sz w:val="26"/>
+          <w:szCs w:val="26"/>
+        </w:rPr>
+        <w:t>:</w:t>
+      </w:r>
+      <w:r>
+        <w:rPr>
+          <w:rFonts w:ascii="Times New Roman" w:hAnsi="Times New Roman"/>
+          <w:color w:val="000000"/>
+          <w:sz w:val="26"/>
+          <w:szCs w:val="26"/>
+        </w:rPr>
+        <w:t xml:space="preserve"> </w:t>
+      </w:r>
+      <w:r>
+        <w:rPr>
+          <w:rFonts w:ascii="Times New Roman" w:hAnsi="Times New Roman"/>
+          <w:color w:val="000000"/>
+          <w:sz w:val="26"/>
+          <w:szCs w:val="26"/>
+        </w:rPr>
+        <w:t xml:space="preserve">TRẦN THỊ </w:t>
+      </w:r>
+      <w:r>
+        <w:rPr>
+          <w:rFonts w:ascii="Times New Roman" w:hAnsi="Times New Roman"/>
+          <w:color w:val="000000"/>
+          <w:sz w:val="26"/>
+          <w:szCs w:val="26"/>
+        </w:rPr>
+        <w:t>H</w:t>
+      </w:r>
+      <w:r>
+        <w:rPr>
+          <w:rFonts w:ascii="Times New Roman" w:hAnsi="Times New Roman"/>
+          <w:color w:val="000000"/>
+          <w:sz w:val="26"/>
+          <w:szCs w:val="26"/>
+        </w:rPr>
+        <w:tab/>
+      </w:r>
+      <w:r>
+        <w:rPr>
+          <w:rFonts w:ascii="Times New Roman" w:hAnsi="Times New Roman"/>
+          <w:color w:val="000000"/>
+          <w:sz w:val="26"/>
+          <w:szCs w:val="26"/>
+        </w:rPr>
+        <w:tab/>
+      </w:r>
+      <w:r>
+        <w:rPr>
+          <w:rFonts w:ascii="Times New Roman" w:hAnsi="Times New Roman"/>
+          <w:color w:val="000000"/>
+          <w:sz w:val="26"/>
+          <w:szCs w:val="26"/>
+        </w:rPr>
+        <w:tab/>
+      </w:r>
+      <w:r>
+        <w:rPr>
+          <w:rFonts w:ascii="Times New Roman" w:hAnsi="Times New Roman"/>
+          <w:color w:val="000000"/>
+          <w:sz w:val="26"/>
+          <w:szCs w:val="26"/>
+        </w:rPr>
+        <w:tab/>
+        <w:t>N</w:t>
+      </w:r>
+      <w:r>
+        <w:rPr>
+          <w:rFonts w:ascii="Times New Roman" w:hAnsi="Times New Roman"/>
+          <w:color w:val="000000"/>
+          <w:sz w:val="26"/>
+          <w:szCs w:val="26"/>
+          <w:lang w:val="vi-VN"/>
+        </w:rPr>
+        <w:t>gày</w:t>
+      </w:r>
+      <w:r>
+        <w:rPr>
+          <w:rFonts w:ascii="Times New Roman" w:hAnsi="Times New Roman"/>
+          <w:color w:val="000000"/>
+          <w:sz w:val="26"/>
+          <w:szCs w:val="26"/>
+        </w:rPr>
+        <w:t xml:space="preserve"> sinh</w:t>
+      </w:r>
+      <w:r>
+        <w:rPr>
+          <w:rFonts w:ascii="Times New Roman" w:hAnsi="Times New Roman"/>
+          <w:color w:val="000000"/>
+          <w:sz w:val="26"/>
+          <w:szCs w:val="26"/>
+          <w:lang w:val="vi-VN"/>
+        </w:rPr>
+        <w:t>:</w:t>
+      </w:r>
+      <w:r>
+        <w:rPr>
+          <w:rFonts w:ascii="Times New Roman" w:hAnsi="Times New Roman"/>
+          <w:color w:val="000000"/>
+          <w:sz w:val="26"/>
+          <w:szCs w:val="26"/>
+        </w:rPr>
+        <w:t xml:space="preserve"> 20/9/19</w:t>
+      </w:r>
+      <w:r>
+        <w:rPr>
+          <w:rFonts w:ascii="Times New Roman" w:hAnsi="Times New Roman"/>
+          <w:color w:val="000000"/>
+          <w:sz w:val="26"/>
+          <w:szCs w:val="26"/>
+        </w:rPr>
+        <w:t>60</w:t>
+      </w:r>
     </w:p>
     <w:p>
       <w:pPr>
@@ -6042,124 +6544,34 @@
           <w:szCs w:val="26"/>
           <w:lang w:val="vi-VN"/>
         </w:rPr>
-        <w:t xml:space="preserve">Số điện </w:t>
-      </w:r>
-      <w:proofErr w:type="gramStart"/>
-      <w:r>
-        <w:rPr>
-          <w:rFonts w:ascii="Times New Roman" w:hAnsi="Times New Roman"/>
-          <w:color w:val="000000"/>
-          <w:sz w:val="26"/>
-          <w:szCs w:val="26"/>
-          <w:lang w:val="vi-VN"/>
-        </w:rPr>
-        <w:t>thoại</w:t>
-      </w:r>
-      <w:r>
-        <w:rPr>
-          <w:rFonts w:ascii="Times New Roman" w:hAnsi="Times New Roman"/>
-          <w:color w:val="000000"/>
-          <w:sz w:val="26"/>
-          <w:szCs w:val="26"/>
-        </w:rPr>
-        <w:t>:</w:t>
-      </w:r>
-      <w:r>
-        <w:rPr>
-          <w:rFonts w:ascii="Times New Roman" w:hAnsi="Times New Roman"/>
-          <w:color w:val="000000"/>
-          <w:sz w:val="26"/>
-          <w:szCs w:val="26"/>
-          <w:lang w:val="vi-VN"/>
-        </w:rPr>
-        <w:t>…</w:t>
-      </w:r>
-      <w:proofErr w:type="gramEnd"/>
-      <w:r>
-        <w:rPr>
-          <w:rFonts w:ascii="Times New Roman" w:hAnsi="Times New Roman"/>
-          <w:color w:val="000000"/>
-          <w:sz w:val="26"/>
-          <w:szCs w:val="26"/>
-          <w:lang w:val="vi-VN"/>
-        </w:rPr>
-        <w:t>……………………</w:t>
-      </w:r>
-      <w:r>
-        <w:rPr>
-          <w:rFonts w:ascii="Times New Roman" w:hAnsi="Times New Roman"/>
-          <w:color w:val="000000"/>
-          <w:sz w:val="26"/>
-          <w:szCs w:val="26"/>
-        </w:rPr>
-        <w:t>…………….</w:t>
-      </w:r>
-      <w:r>
-        <w:rPr>
-          <w:rFonts w:ascii="Times New Roman" w:hAnsi="Times New Roman"/>
-          <w:color w:val="000000"/>
-          <w:sz w:val="26"/>
-          <w:szCs w:val="26"/>
-          <w:lang w:val="vi-VN"/>
-        </w:rPr>
-        <w:t>Nghề nghiệp:..............……......................</w:t>
-      </w:r>
-      <w:r>
-        <w:rPr>
-          <w:rFonts w:ascii="Times New Roman" w:hAnsi="Times New Roman"/>
-          <w:color w:val="000000"/>
-          <w:sz w:val="26"/>
-          <w:szCs w:val="26"/>
-        </w:rPr>
-        <w:t>.............</w:t>
-      </w:r>
-    </w:p>
-    <w:p>
-      <w:pPr>
-        <w:spacing w:after="0" w:line="360" w:lineRule="auto"/>
-        <w:ind w:right="254"/>
-        <w:rPr>
-          <w:rFonts w:ascii="Times New Roman" w:hAnsi="Times New Roman"/>
-          <w:color w:val="000000"/>
-          <w:sz w:val="26"/>
-          <w:szCs w:val="26"/>
-        </w:rPr>
-      </w:pPr>
-      <w:r>
-        <w:rPr>
-          <w:rFonts w:ascii="Times New Roman" w:hAnsi="Times New Roman"/>
-          <w:color w:val="000000"/>
-          <w:sz w:val="26"/>
-          <w:szCs w:val="26"/>
-        </w:rPr>
-        <w:t xml:space="preserve">- Trình độ học vấn:  </w:t>
-      </w:r>
-      <w:r>
-        <w:rPr>
-          <w:rFonts w:ascii="Times New Roman" w:hAnsi="Times New Roman"/>
-          <w:color w:val="000000"/>
-          <w:sz w:val="26"/>
-          <w:szCs w:val="26"/>
-        </w:rPr>
-        <w:t xml:space="preserve"> </w:t>
-      </w:r>
-      <w:r>
-        <w:rPr>
-          <w:rFonts w:ascii="Times New Roman" w:hAnsi="Times New Roman"/>
-          <w:color w:val="000000"/>
-          <w:sz w:val="26"/>
-          <w:szCs w:val="26"/>
-        </w:rPr>
-        <w:sym w:font="Wingdings 2" w:char="00A3"/>
-      </w:r>
-      <w:r>
-        <w:rPr>
-          <w:rFonts w:ascii="Times New Roman" w:hAnsi="Times New Roman"/>
-          <w:color w:val="000000"/>
-          <w:sz w:val="26"/>
-          <w:szCs w:val="26"/>
-        </w:rPr>
-        <w:t xml:space="preserve"> Sau đại học </w:t>
+        <w:t>Số điện thoại</w:t>
+      </w:r>
+      <w:r>
+        <w:rPr>
+          <w:rFonts w:ascii="Times New Roman" w:hAnsi="Times New Roman"/>
+          <w:color w:val="000000"/>
+          <w:sz w:val="26"/>
+          <w:szCs w:val="26"/>
+        </w:rPr>
+        <w:t>: 09695551</w:t>
+      </w:r>
+      <w:r>
+        <w:rPr>
+          <w:rFonts w:ascii="Times New Roman" w:hAnsi="Times New Roman"/>
+          <w:color w:val="000000"/>
+          <w:sz w:val="26"/>
+          <w:szCs w:val="26"/>
+        </w:rPr>
+        <w:t>1</w:t>
+      </w:r>
+      <w:r>
+        <w:rPr>
+          <w:rFonts w:ascii="Times New Roman" w:hAnsi="Times New Roman"/>
+          <w:color w:val="000000"/>
+          <w:sz w:val="26"/>
+          <w:szCs w:val="26"/>
+        </w:rPr>
+        <w:t>7</w:t>
       </w:r>
       <w:r>
         <w:rPr>
@@ -6177,119 +6589,44 @@
           <w:sz w:val="26"/>
           <w:szCs w:val="26"/>
         </w:rPr>
-        <w:sym w:font="Wingdings 2" w:char="00A3"/>
-      </w:r>
-      <w:r>
-        <w:rPr>
-          <w:rFonts w:ascii="Times New Roman" w:hAnsi="Times New Roman"/>
-          <w:color w:val="000000"/>
-          <w:sz w:val="26"/>
-          <w:szCs w:val="26"/>
-        </w:rPr>
-        <w:t xml:space="preserve"> Đại học          </w:t>
-      </w:r>
-      <w:r>
-        <w:rPr>
-          <w:rFonts w:ascii="Times New Roman" w:hAnsi="Times New Roman"/>
-          <w:color w:val="000000"/>
-          <w:sz w:val="26"/>
-          <w:szCs w:val="26"/>
-        </w:rPr>
-        <w:sym w:font="Wingdings 2" w:char="00A3"/>
-      </w:r>
-      <w:r>
-        <w:rPr>
-          <w:rFonts w:ascii="Times New Roman" w:hAnsi="Times New Roman"/>
-          <w:color w:val="000000"/>
-          <w:sz w:val="26"/>
-          <w:szCs w:val="26"/>
-        </w:rPr>
-        <w:t xml:space="preserve"> Cao đẳng       </w:t>
-      </w:r>
-      <w:r>
-        <w:rPr>
-          <w:rFonts w:ascii="Times New Roman" w:hAnsi="Times New Roman"/>
-          <w:color w:val="000000"/>
-          <w:sz w:val="26"/>
-          <w:szCs w:val="26"/>
-        </w:rPr>
-        <w:sym w:font="Wingdings 2" w:char="00A3"/>
-      </w:r>
-      <w:r>
-        <w:rPr>
-          <w:rFonts w:ascii="Times New Roman" w:hAnsi="Times New Roman"/>
-          <w:color w:val="000000"/>
-          <w:sz w:val="26"/>
-          <w:szCs w:val="26"/>
-        </w:rPr>
-        <w:t xml:space="preserve"> Trung cấp</w:t>
-      </w:r>
-      <w:r>
-        <w:rPr>
-          <w:rFonts w:ascii="Times New Roman" w:hAnsi="Times New Roman"/>
-          <w:color w:val="000000"/>
-          <w:sz w:val="26"/>
-          <w:szCs w:val="26"/>
-        </w:rPr>
         <w:tab/>
-        <w:t xml:space="preserve">       </w:t>
-      </w:r>
-    </w:p>
-    <w:p>
-      <w:pPr>
-        <w:spacing w:after="0" w:line="360" w:lineRule="auto"/>
-        <w:ind w:left="1440" w:right="254"/>
-        <w:rPr>
-          <w:rFonts w:ascii="Times New Roman" w:hAnsi="Times New Roman"/>
-          <w:color w:val="000000"/>
-          <w:sz w:val="26"/>
-          <w:szCs w:val="26"/>
-        </w:rPr>
-      </w:pPr>
-      <w:r>
-        <w:rPr>
-          <w:rFonts w:ascii="Times New Roman" w:hAnsi="Times New Roman"/>
-          <w:color w:val="000000"/>
-          <w:sz w:val="26"/>
-          <w:szCs w:val="26"/>
-        </w:rPr>
-        <w:t xml:space="preserve">           </w:t>
-      </w:r>
-      <w:r>
-        <w:rPr>
-          <w:rFonts w:ascii="Times New Roman" w:hAnsi="Times New Roman"/>
-          <w:color w:val="000000"/>
-          <w:sz w:val="26"/>
-          <w:szCs w:val="26"/>
-        </w:rPr>
-        <w:sym w:font="Wingdings 2" w:char="00A3"/>
-      </w:r>
-      <w:r>
-        <w:rPr>
-          <w:rFonts w:ascii="Times New Roman" w:hAnsi="Times New Roman"/>
-          <w:color w:val="000000"/>
-          <w:sz w:val="26"/>
-          <w:szCs w:val="26"/>
-        </w:rPr>
-        <w:t xml:space="preserve"> Phổ thông trung học                       </w:t>
-      </w:r>
-      <w:r>
-        <w:rPr>
-          <w:rFonts w:ascii="Times New Roman" w:hAnsi="Times New Roman"/>
-          <w:color w:val="000000"/>
-          <w:sz w:val="26"/>
-          <w:szCs w:val="26"/>
-        </w:rPr>
-        <w:sym w:font="Wingdings 2" w:char="00A3"/>
-      </w:r>
-      <w:r>
-        <w:rPr>
-          <w:rFonts w:ascii="Times New Roman" w:hAnsi="Times New Roman"/>
-          <w:color w:val="000000"/>
-          <w:sz w:val="26"/>
-          <w:szCs w:val="26"/>
-        </w:rPr>
-        <w:t xml:space="preserve"> Chưa tốt nghiệp PTTH</w:t>
+      </w:r>
+      <w:r>
+        <w:rPr>
+          <w:rFonts w:ascii="Times New Roman" w:hAnsi="Times New Roman"/>
+          <w:color w:val="000000"/>
+          <w:sz w:val="26"/>
+          <w:szCs w:val="26"/>
+        </w:rPr>
+        <w:tab/>
+      </w:r>
+      <w:r>
+        <w:rPr>
+          <w:rFonts w:ascii="Times New Roman" w:hAnsi="Times New Roman"/>
+          <w:color w:val="000000"/>
+          <w:sz w:val="26"/>
+          <w:szCs w:val="26"/>
+        </w:rPr>
+        <w:tab/>
+      </w:r>
+      <w:r>
+        <w:rPr>
+          <w:rFonts w:ascii="Times New Roman" w:hAnsi="Times New Roman"/>
+          <w:color w:val="000000"/>
+          <w:sz w:val="26"/>
+          <w:szCs w:val="26"/>
+          <w:lang w:val="vi-VN"/>
+        </w:rPr>
+        <w:t>Nghề nghiệp:</w:t>
+      </w:r>
+      <w:r>
+        <w:rPr>
+          <w:rFonts w:ascii="Times New Roman" w:hAnsi="Times New Roman"/>
+          <w:color w:val="000000"/>
+          <w:sz w:val="26"/>
+          <w:szCs w:val="26"/>
+        </w:rPr>
+        <w:t xml:space="preserve"> Hưu trí</w:t>
       </w:r>
     </w:p>
     <w:p>
@@ -6307,101 +6644,209 @@
       <w:r>
         <w:rPr>
           <w:rFonts w:ascii="Times New Roman" w:hAnsi="Times New Roman"/>
-          <w:b/>
-          <w:color w:val="000000"/>
-          <w:sz w:val="26"/>
-          <w:szCs w:val="26"/>
-          <w:lang w:val="vi-VN"/>
-        </w:rPr>
-        <w:t xml:space="preserve">- Họ và tên </w:t>
-      </w:r>
-      <w:r>
-        <w:rPr>
-          <w:rFonts w:ascii="Times New Roman" w:hAnsi="Times New Roman"/>
-          <w:b/>
-          <w:color w:val="000000"/>
-          <w:sz w:val="26"/>
-          <w:szCs w:val="26"/>
-        </w:rPr>
-        <w:t>CHỒNG/VỢ</w:t>
-      </w:r>
-      <w:r>
-        <w:rPr>
-          <w:rFonts w:ascii="Times New Roman" w:hAnsi="Times New Roman"/>
-          <w:color w:val="000000"/>
-          <w:sz w:val="26"/>
-          <w:szCs w:val="26"/>
-          <w:lang w:val="vi-VN"/>
-        </w:rPr>
-        <w:t>:....................…….........................</w:t>
-      </w:r>
-      <w:r>
-        <w:rPr>
-          <w:rFonts w:ascii="Times New Roman" w:hAnsi="Times New Roman"/>
-          <w:color w:val="000000"/>
-          <w:sz w:val="26"/>
-          <w:szCs w:val="26"/>
-        </w:rPr>
-        <w:t>......................N</w:t>
-      </w:r>
-      <w:r>
-        <w:rPr>
-          <w:rFonts w:ascii="Times New Roman" w:hAnsi="Times New Roman"/>
-          <w:color w:val="000000"/>
-          <w:sz w:val="26"/>
-          <w:szCs w:val="26"/>
-          <w:lang w:val="vi-VN"/>
-        </w:rPr>
-        <w:t>gày</w:t>
-      </w:r>
-      <w:r>
-        <w:rPr>
-          <w:rFonts w:ascii="Times New Roman" w:hAnsi="Times New Roman"/>
-          <w:color w:val="000000"/>
-          <w:sz w:val="26"/>
-          <w:szCs w:val="26"/>
-        </w:rPr>
-        <w:t xml:space="preserve"> </w:t>
-      </w:r>
-      <w:proofErr w:type="gramStart"/>
-      <w:r>
-        <w:rPr>
-          <w:rFonts w:ascii="Times New Roman" w:hAnsi="Times New Roman"/>
-          <w:color w:val="000000"/>
-          <w:sz w:val="26"/>
-          <w:szCs w:val="26"/>
-        </w:rPr>
-        <w:t>sinh</w:t>
-      </w:r>
-      <w:r>
-        <w:rPr>
-          <w:rFonts w:ascii="Times New Roman" w:hAnsi="Times New Roman"/>
-          <w:color w:val="000000"/>
-          <w:sz w:val="26"/>
-          <w:szCs w:val="26"/>
-          <w:lang w:val="vi-VN"/>
-        </w:rPr>
-        <w:t>:........</w:t>
-      </w:r>
-      <w:proofErr w:type="gramEnd"/>
-      <w:r>
-        <w:rPr>
-          <w:rFonts w:ascii="Times New Roman" w:hAnsi="Times New Roman"/>
-          <w:color w:val="000000"/>
-          <w:sz w:val="26"/>
-          <w:szCs w:val="26"/>
-          <w:lang w:val="vi-VN"/>
-        </w:rPr>
-        <w:t>…............</w:t>
-      </w:r>
-      <w:r>
-        <w:rPr>
-          <w:rFonts w:ascii="Times New Roman" w:hAnsi="Times New Roman"/>
-          <w:color w:val="000000"/>
-          <w:sz w:val="26"/>
-          <w:szCs w:val="26"/>
-        </w:rPr>
-        <w:t>..</w:t>
+          <w:color w:val="000000"/>
+          <w:sz w:val="26"/>
+          <w:szCs w:val="26"/>
+        </w:rPr>
+        <w:t xml:space="preserve">- </w:t>
+      </w:r>
+      <w:r>
+        <w:rPr>
+          <w:rFonts w:ascii="Times New Roman" w:hAnsi="Times New Roman"/>
+          <w:color w:val="000000"/>
+          <w:sz w:val="26"/>
+          <w:szCs w:val="26"/>
+          <w:lang w:val="vi-VN"/>
+        </w:rPr>
+        <w:t>Địa chỉ thường trú:</w:t>
+      </w:r>
+      <w:r>
+        <w:rPr>
+          <w:rFonts w:ascii="Times New Roman" w:hAnsi="Times New Roman"/>
+          <w:color w:val="000000"/>
+          <w:sz w:val="26"/>
+          <w:szCs w:val="26"/>
+        </w:rPr>
+        <w:t xml:space="preserve"> 71 Ngũ Hành Sơn, Phường Ngũ Hành Sơn, thành phố Đà Nẵng</w:t>
+      </w:r>
+    </w:p>
+    <w:p>
+      <w:pPr>
+        <w:spacing w:after="0" w:line="360" w:lineRule="auto"/>
+        <w:ind w:right="254"/>
+        <w:rPr>
+          <w:rFonts w:ascii="Times New Roman" w:hAnsi="Times New Roman"/>
+          <w:color w:val="000000"/>
+          <w:sz w:val="26"/>
+          <w:szCs w:val="26"/>
+        </w:rPr>
+      </w:pPr>
+      <w:r>
+        <w:rPr>
+          <w:rFonts w:ascii="Times New Roman" w:hAnsi="Times New Roman"/>
+          <w:color w:val="000000"/>
+          <w:sz w:val="26"/>
+          <w:szCs w:val="26"/>
+        </w:rPr>
+        <w:t xml:space="preserve">- Trình độ học vấn:  </w:t>
+      </w:r>
+      <w:r>
+        <w:rPr>
+          <w:rFonts w:ascii="Times New Roman" w:hAnsi="Times New Roman"/>
+          <w:color w:val="000000"/>
+          <w:sz w:val="26"/>
+          <w:szCs w:val="26"/>
+        </w:rPr>
+        <w:sym w:font="Wingdings 2" w:char="00A3"/>
+      </w:r>
+      <w:r>
+        <w:rPr>
+          <w:rFonts w:ascii="Times New Roman" w:hAnsi="Times New Roman"/>
+          <w:color w:val="000000"/>
+          <w:sz w:val="26"/>
+          <w:szCs w:val="26"/>
+        </w:rPr>
+        <w:t xml:space="preserve"> Sau đại học </w:t>
+      </w:r>
+      <w:r>
+        <w:rPr>
+          <w:rFonts w:ascii="Times New Roman" w:hAnsi="Times New Roman"/>
+          <w:color w:val="000000"/>
+          <w:sz w:val="26"/>
+          <w:szCs w:val="26"/>
+        </w:rPr>
+        <w:tab/>
+      </w:r>
+      <w:r>
+        <w:rPr>
+          <w:rFonts w:ascii="Segoe UI Symbol" w:hAnsi="Segoe UI Symbol" w:cs="Segoe UI Symbol"/>
+          <w:color w:val="000000"/>
+          <w:sz w:val="26"/>
+          <w:szCs w:val="26"/>
+          <w:lang w:val="vi-VN"/>
+        </w:rPr>
+        <w:t>☑</w:t>
+      </w:r>
+      <w:r>
+        <w:rPr>
+          <w:rFonts w:ascii="Times New Roman" w:hAnsi="Times New Roman"/>
+          <w:color w:val="000000"/>
+          <w:sz w:val="26"/>
+          <w:szCs w:val="26"/>
+        </w:rPr>
+        <w:t xml:space="preserve"> Đại học          </w:t>
+      </w:r>
+      <w:r>
+        <w:rPr>
+          <w:rFonts w:ascii="Times New Roman" w:hAnsi="Times New Roman"/>
+          <w:color w:val="000000"/>
+          <w:sz w:val="26"/>
+          <w:szCs w:val="26"/>
+        </w:rPr>
+        <w:sym w:font="Wingdings 2" w:char="00A3"/>
+      </w:r>
+      <w:r>
+        <w:rPr>
+          <w:rFonts w:ascii="Times New Roman" w:hAnsi="Times New Roman"/>
+          <w:color w:val="000000"/>
+          <w:sz w:val="26"/>
+          <w:szCs w:val="26"/>
+        </w:rPr>
+        <w:t xml:space="preserve"> Cao đẳng       </w:t>
+      </w:r>
+      <w:r>
+        <w:rPr>
+          <w:rFonts w:ascii="Times New Roman" w:hAnsi="Times New Roman"/>
+          <w:color w:val="000000"/>
+          <w:sz w:val="26"/>
+          <w:szCs w:val="26"/>
+        </w:rPr>
+        <w:sym w:font="Wingdings 2" w:char="00A3"/>
+      </w:r>
+      <w:r>
+        <w:rPr>
+          <w:rFonts w:ascii="Times New Roman" w:hAnsi="Times New Roman"/>
+          <w:color w:val="000000"/>
+          <w:sz w:val="26"/>
+          <w:szCs w:val="26"/>
+        </w:rPr>
+        <w:t xml:space="preserve"> Trung cấp</w:t>
+      </w:r>
+      <w:r>
+        <w:rPr>
+          <w:rFonts w:ascii="Times New Roman" w:hAnsi="Times New Roman"/>
+          <w:color w:val="000000"/>
+          <w:sz w:val="26"/>
+          <w:szCs w:val="26"/>
+        </w:rPr>
+        <w:tab/>
+        <w:t xml:space="preserve">       </w:t>
+      </w:r>
+    </w:p>
+    <w:p>
+      <w:pPr>
+        <w:spacing w:after="0" w:line="360" w:lineRule="auto"/>
+        <w:ind w:left="1440" w:right="254"/>
+        <w:rPr>
+          <w:rFonts w:ascii="Times New Roman" w:hAnsi="Times New Roman"/>
+          <w:color w:val="000000"/>
+          <w:sz w:val="26"/>
+          <w:szCs w:val="26"/>
+        </w:rPr>
+      </w:pPr>
+      <w:r>
+        <w:rPr>
+          <w:rFonts w:ascii="Times New Roman" w:hAnsi="Times New Roman"/>
+          <w:color w:val="000000"/>
+          <w:sz w:val="26"/>
+          <w:szCs w:val="26"/>
+        </w:rPr>
+        <w:t xml:space="preserve">           </w:t>
+      </w:r>
+      <w:r>
+        <w:rPr>
+          <w:rFonts w:ascii="Times New Roman" w:hAnsi="Times New Roman"/>
+          <w:color w:val="000000"/>
+          <w:sz w:val="26"/>
+          <w:szCs w:val="26"/>
+        </w:rPr>
+        <w:sym w:font="Wingdings 2" w:char="00A3"/>
+      </w:r>
+      <w:r>
+        <w:rPr>
+          <w:rFonts w:ascii="Times New Roman" w:hAnsi="Times New Roman"/>
+          <w:color w:val="000000"/>
+          <w:sz w:val="26"/>
+          <w:szCs w:val="26"/>
+        </w:rPr>
+        <w:t xml:space="preserve"> Phổ thông trung học                    </w:t>
+      </w:r>
+      <w:r>
+        <w:rPr>
+          <w:rFonts w:ascii="Times New Roman" w:hAnsi="Times New Roman"/>
+          <w:color w:val="000000"/>
+          <w:sz w:val="26"/>
+          <w:szCs w:val="26"/>
+        </w:rPr>
+        <w:t xml:space="preserve">   </w:t>
+      </w:r>
+      <w:r>
+        <w:rPr>
+          <w:rFonts w:ascii="Times New Roman" w:hAnsi="Times New Roman"/>
+          <w:color w:val="000000"/>
+          <w:sz w:val="26"/>
+          <w:szCs w:val="26"/>
+        </w:rPr>
+        <w:sym w:font="Wingdings 2" w:char="00A3"/>
+      </w:r>
+      <w:r>
+        <w:rPr>
+          <w:rFonts w:ascii="Times New Roman" w:hAnsi="Times New Roman"/>
+          <w:color w:val="000000"/>
+          <w:sz w:val="26"/>
+          <w:szCs w:val="26"/>
+        </w:rPr>
+        <w:t xml:space="preserve">  Chưa tốt nghiệp PTTH</w:t>
       </w:r>
     </w:p>
     <w:p>
@@ -6414,6 +6859,7 @@
           <w:color w:val="000000"/>
           <w:sz w:val="26"/>
           <w:szCs w:val="26"/>
+          <w:lang w:val="vi-VN"/>
         </w:rPr>
       </w:pPr>
       <w:r>
@@ -6422,339 +6868,6 @@
           <w:color w:val="000000"/>
           <w:sz w:val="26"/>
           <w:szCs w:val="26"/>
-        </w:rPr>
-        <w:t xml:space="preserve">- </w:t>
-      </w:r>
-      <w:r>
-        <w:rPr>
-          <w:rFonts w:ascii="Times New Roman" w:hAnsi="Times New Roman"/>
-          <w:color w:val="000000"/>
-          <w:sz w:val="26"/>
-          <w:szCs w:val="26"/>
-          <w:lang w:val="vi-VN"/>
-        </w:rPr>
-        <w:t xml:space="preserve">Địa chỉ thường </w:t>
-      </w:r>
-      <w:proofErr w:type="gramStart"/>
-      <w:r>
-        <w:rPr>
-          <w:rFonts w:ascii="Times New Roman" w:hAnsi="Times New Roman"/>
-          <w:color w:val="000000"/>
-          <w:sz w:val="26"/>
-          <w:szCs w:val="26"/>
-          <w:lang w:val="vi-VN"/>
-        </w:rPr>
-        <w:t>trú:.........................................................</w:t>
-      </w:r>
-      <w:r>
-        <w:rPr>
-          <w:rFonts w:ascii="Times New Roman" w:hAnsi="Times New Roman"/>
-          <w:color w:val="000000"/>
-          <w:sz w:val="26"/>
-          <w:szCs w:val="26"/>
-        </w:rPr>
-        <w:t>.......................................................................</w:t>
-      </w:r>
-      <w:proofErr w:type="gramEnd"/>
-    </w:p>
-    <w:p>
-      <w:pPr>
-        <w:spacing w:after="0" w:line="360" w:lineRule="auto"/>
-        <w:ind w:left="260" w:right="254" w:hangingChars="100" w:hanging="260"/>
-        <w:jc w:val="both"/>
-        <w:rPr>
-          <w:rFonts w:ascii="Times New Roman" w:hAnsi="Times New Roman"/>
-          <w:color w:val="000000"/>
-          <w:sz w:val="26"/>
-          <w:szCs w:val="26"/>
-        </w:rPr>
-      </w:pPr>
-      <w:r>
-        <w:rPr>
-          <w:rFonts w:ascii="Times New Roman" w:hAnsi="Times New Roman"/>
-          <w:color w:val="000000"/>
-          <w:sz w:val="26"/>
-          <w:szCs w:val="26"/>
-        </w:rPr>
-        <w:t xml:space="preserve">- </w:t>
-      </w:r>
-      <w:r>
-        <w:rPr>
-          <w:rFonts w:ascii="Times New Roman" w:hAnsi="Times New Roman"/>
-          <w:color w:val="000000"/>
-          <w:sz w:val="26"/>
-          <w:szCs w:val="26"/>
-          <w:lang w:val="vi-VN"/>
-        </w:rPr>
-        <w:t xml:space="preserve">Số điện </w:t>
-      </w:r>
-      <w:proofErr w:type="gramStart"/>
-      <w:r>
-        <w:rPr>
-          <w:rFonts w:ascii="Times New Roman" w:hAnsi="Times New Roman"/>
-          <w:color w:val="000000"/>
-          <w:sz w:val="26"/>
-          <w:szCs w:val="26"/>
-          <w:lang w:val="vi-VN"/>
-        </w:rPr>
-        <w:t>thoại</w:t>
-      </w:r>
-      <w:r>
-        <w:rPr>
-          <w:rFonts w:ascii="Times New Roman" w:hAnsi="Times New Roman"/>
-          <w:color w:val="000000"/>
-          <w:sz w:val="26"/>
-          <w:szCs w:val="26"/>
-        </w:rPr>
-        <w:t>:</w:t>
-      </w:r>
-      <w:r>
-        <w:rPr>
-          <w:rFonts w:ascii="Times New Roman" w:hAnsi="Times New Roman"/>
-          <w:color w:val="000000"/>
-          <w:sz w:val="26"/>
-          <w:szCs w:val="26"/>
-          <w:lang w:val="vi-VN"/>
-        </w:rPr>
-        <w:t>…</w:t>
-      </w:r>
-      <w:proofErr w:type="gramEnd"/>
-      <w:r>
-        <w:rPr>
-          <w:rFonts w:ascii="Times New Roman" w:hAnsi="Times New Roman"/>
-          <w:color w:val="000000"/>
-          <w:sz w:val="26"/>
-          <w:szCs w:val="26"/>
-          <w:lang w:val="vi-VN"/>
-        </w:rPr>
-        <w:t>……………………</w:t>
-      </w:r>
-      <w:r>
-        <w:rPr>
-          <w:rFonts w:ascii="Times New Roman" w:hAnsi="Times New Roman"/>
-          <w:color w:val="000000"/>
-          <w:sz w:val="26"/>
-          <w:szCs w:val="26"/>
-        </w:rPr>
-        <w:t>…………….</w:t>
-      </w:r>
-      <w:r>
-        <w:rPr>
-          <w:rFonts w:ascii="Times New Roman" w:hAnsi="Times New Roman"/>
-          <w:color w:val="000000"/>
-          <w:sz w:val="26"/>
-          <w:szCs w:val="26"/>
-          <w:lang w:val="vi-VN"/>
-        </w:rPr>
-        <w:t>Nghề nghiệp:..............……......................</w:t>
-      </w:r>
-      <w:r>
-        <w:rPr>
-          <w:rFonts w:ascii="Times New Roman" w:hAnsi="Times New Roman"/>
-          <w:color w:val="000000"/>
-          <w:sz w:val="26"/>
-          <w:szCs w:val="26"/>
-        </w:rPr>
-        <w:t>..............</w:t>
-      </w:r>
-    </w:p>
-    <w:p>
-      <w:pPr>
-        <w:spacing w:after="0" w:line="360" w:lineRule="auto"/>
-        <w:ind w:right="254"/>
-        <w:rPr>
-          <w:rFonts w:ascii="Times New Roman" w:hAnsi="Times New Roman"/>
-          <w:color w:val="000000"/>
-          <w:sz w:val="26"/>
-          <w:szCs w:val="26"/>
-        </w:rPr>
-      </w:pPr>
-      <w:r>
-        <w:rPr>
-          <w:rFonts w:ascii="Times New Roman" w:hAnsi="Times New Roman"/>
-          <w:color w:val="000000"/>
-          <w:sz w:val="26"/>
-          <w:szCs w:val="26"/>
-        </w:rPr>
-        <w:t xml:space="preserve">- Trình độ học vấn:  </w:t>
-      </w:r>
-      <w:r>
-        <w:rPr>
-          <w:rFonts w:ascii="Times New Roman" w:hAnsi="Times New Roman"/>
-          <w:color w:val="000000"/>
-          <w:sz w:val="26"/>
-          <w:szCs w:val="26"/>
-        </w:rPr>
-        <w:t xml:space="preserve"> </w:t>
-      </w:r>
-      <w:r>
-        <w:rPr>
-          <w:rFonts w:ascii="Times New Roman" w:hAnsi="Times New Roman"/>
-          <w:color w:val="000000"/>
-          <w:sz w:val="26"/>
-          <w:szCs w:val="26"/>
-        </w:rPr>
-        <w:sym w:font="Wingdings 2" w:char="00A3"/>
-      </w:r>
-      <w:r>
-        <w:rPr>
-          <w:rFonts w:ascii="Times New Roman" w:hAnsi="Times New Roman"/>
-          <w:color w:val="000000"/>
-          <w:sz w:val="26"/>
-          <w:szCs w:val="26"/>
-        </w:rPr>
-        <w:t xml:space="preserve"> Sau đại học </w:t>
-      </w:r>
-      <w:r>
-        <w:rPr>
-          <w:rFonts w:ascii="Times New Roman" w:hAnsi="Times New Roman"/>
-          <w:color w:val="000000"/>
-          <w:sz w:val="26"/>
-          <w:szCs w:val="26"/>
-        </w:rPr>
-        <w:tab/>
-      </w:r>
-      <w:r>
-        <w:rPr>
-          <w:rFonts w:ascii="Times New Roman" w:hAnsi="Times New Roman"/>
-          <w:color w:val="000000"/>
-          <w:sz w:val="26"/>
-          <w:szCs w:val="26"/>
-        </w:rPr>
-        <w:sym w:font="Wingdings 2" w:char="00A3"/>
-      </w:r>
-      <w:r>
-        <w:rPr>
-          <w:rFonts w:ascii="Times New Roman" w:hAnsi="Times New Roman"/>
-          <w:color w:val="000000"/>
-          <w:sz w:val="26"/>
-          <w:szCs w:val="26"/>
-        </w:rPr>
-        <w:t xml:space="preserve"> Đại học          </w:t>
-      </w:r>
-      <w:r>
-        <w:rPr>
-          <w:rFonts w:ascii="Times New Roman" w:hAnsi="Times New Roman"/>
-          <w:color w:val="000000"/>
-          <w:sz w:val="26"/>
-          <w:szCs w:val="26"/>
-        </w:rPr>
-        <w:sym w:font="Wingdings 2" w:char="00A3"/>
-      </w:r>
-      <w:r>
-        <w:rPr>
-          <w:rFonts w:ascii="Times New Roman" w:hAnsi="Times New Roman"/>
-          <w:color w:val="000000"/>
-          <w:sz w:val="26"/>
-          <w:szCs w:val="26"/>
-        </w:rPr>
-        <w:t xml:space="preserve"> Cao đẳng       </w:t>
-      </w:r>
-      <w:r>
-        <w:rPr>
-          <w:rFonts w:ascii="Times New Roman" w:hAnsi="Times New Roman"/>
-          <w:color w:val="000000"/>
-          <w:sz w:val="26"/>
-          <w:szCs w:val="26"/>
-        </w:rPr>
-        <w:sym w:font="Wingdings 2" w:char="00A3"/>
-      </w:r>
-      <w:r>
-        <w:rPr>
-          <w:rFonts w:ascii="Times New Roman" w:hAnsi="Times New Roman"/>
-          <w:color w:val="000000"/>
-          <w:sz w:val="26"/>
-          <w:szCs w:val="26"/>
-        </w:rPr>
-        <w:t xml:space="preserve"> Trung cấp</w:t>
-      </w:r>
-      <w:r>
-        <w:rPr>
-          <w:rFonts w:ascii="Times New Roman" w:hAnsi="Times New Roman"/>
-          <w:color w:val="000000"/>
-          <w:sz w:val="26"/>
-          <w:szCs w:val="26"/>
-        </w:rPr>
-        <w:tab/>
-        <w:t xml:space="preserve">       </w:t>
-      </w:r>
-    </w:p>
-    <w:p>
-      <w:pPr>
-        <w:spacing w:after="0" w:line="360" w:lineRule="auto"/>
-        <w:ind w:left="1440" w:right="254"/>
-        <w:rPr>
-          <w:rFonts w:ascii="Times New Roman" w:hAnsi="Times New Roman"/>
-          <w:color w:val="000000"/>
-          <w:sz w:val="26"/>
-          <w:szCs w:val="26"/>
-        </w:rPr>
-      </w:pPr>
-      <w:r>
-        <w:rPr>
-          <w:rFonts w:ascii="Times New Roman" w:hAnsi="Times New Roman"/>
-          <w:color w:val="000000"/>
-          <w:sz w:val="26"/>
-          <w:szCs w:val="26"/>
-        </w:rPr>
-        <w:t xml:space="preserve">           </w:t>
-      </w:r>
-      <w:r>
-        <w:rPr>
-          <w:rFonts w:ascii="Times New Roman" w:hAnsi="Times New Roman"/>
-          <w:color w:val="000000"/>
-          <w:sz w:val="26"/>
-          <w:szCs w:val="26"/>
-        </w:rPr>
-        <w:sym w:font="Wingdings 2" w:char="00A3"/>
-      </w:r>
-      <w:r>
-        <w:rPr>
-          <w:rFonts w:ascii="Times New Roman" w:hAnsi="Times New Roman"/>
-          <w:color w:val="000000"/>
-          <w:sz w:val="26"/>
-          <w:szCs w:val="26"/>
-        </w:rPr>
-        <w:t xml:space="preserve"> Phổ thông trung học                       </w:t>
-      </w:r>
-      <w:r>
-        <w:rPr>
-          <w:rFonts w:ascii="Times New Roman" w:hAnsi="Times New Roman"/>
-          <w:color w:val="000000"/>
-          <w:sz w:val="26"/>
-          <w:szCs w:val="26"/>
-        </w:rPr>
-        <w:sym w:font="Wingdings 2" w:char="00A3"/>
-      </w:r>
-      <w:r>
-        <w:rPr>
-          <w:rFonts w:ascii="Times New Roman" w:hAnsi="Times New Roman"/>
-          <w:color w:val="000000"/>
-          <w:sz w:val="26"/>
-          <w:szCs w:val="26"/>
-        </w:rPr>
-        <w:t xml:space="preserve"> Chưa tốt nghiệp PTTH</w:t>
-      </w:r>
-    </w:p>
-    <w:p>
-      <w:pPr>
-        <w:spacing w:before="60" w:after="0" w:line="240" w:lineRule="auto"/>
-        <w:ind w:right="254"/>
-        <w:jc w:val="both"/>
-        <w:rPr>
-          <w:rFonts w:ascii="Times New Roman" w:hAnsi="Times New Roman"/>
-          <w:color w:val="000000"/>
-          <w:sz w:val="26"/>
-          <w:szCs w:val="26"/>
-          <w:lang w:val="vi-VN"/>
-        </w:rPr>
-      </w:pPr>
-      <w:r>
-        <w:rPr>
-          <w:rFonts w:ascii="Times New Roman" w:hAnsi="Times New Roman"/>
-          <w:color w:val="000000"/>
-          <w:sz w:val="26"/>
-          <w:szCs w:val="26"/>
           <w:lang w:val="vi-VN"/>
         </w:rPr>
         <w:t xml:space="preserve">Tôi xin cam đoan những lời khai trên là đúng sự thật. </w:t>
@@ -6765,6 +6878,7 @@
           <w:color w:val="000000"/>
           <w:sz w:val="26"/>
           <w:szCs w:val="26"/>
+          <w:lang w:val="vi-VN"/>
         </w:rPr>
         <w:t>Tôi xin chịu mọi trách nhiệm trước Pháp luật nếu kê khai không trung thự</w:t>
       </w:r>
@@ -6774,6 +6888,7 @@
           <w:color w:val="000000"/>
           <w:sz w:val="26"/>
           <w:szCs w:val="26"/>
+          <w:lang w:val="vi-VN"/>
         </w:rPr>
         <w:t>c, chính xác</w:t>
       </w:r>
@@ -6833,6 +6948,7 @@
                 <w:color w:val="000000"/>
                 <w:sz w:val="26"/>
                 <w:szCs w:val="26"/>
+                <w:lang w:val="vi-VN"/>
               </w:rPr>
             </w:pPr>
             <w:r>
@@ -6843,6 +6959,7 @@
                 <w:color w:val="000000"/>
                 <w:sz w:val="26"/>
                 <w:szCs w:val="26"/>
+                <w:lang w:val="vi-VN"/>
               </w:rPr>
               <w:t>XÁC NHẬN CỦA ĐỊA PHƯƠNG/</w:t>
             </w:r>
@@ -6906,7 +7023,6 @@
                 <w:szCs w:val="26"/>
               </w:rPr>
             </w:pPr>
-            <w:proofErr w:type="gramStart"/>
             <w:r>
               <w:rPr>
                 <w:rFonts w:ascii="Times New Roman" w:hAnsi="Times New Roman"/>
@@ -6915,7 +7031,40 @@
                 <w:sz w:val="26"/>
                 <w:szCs w:val="26"/>
               </w:rPr>
-              <w:t>…..</w:t>
+              <w:t>Đà Nẵng,</w:t>
+            </w:r>
+            <w:r>
+              <w:rPr>
+                <w:rFonts w:ascii="Times New Roman" w:hAnsi="Times New Roman"/>
+                <w:i/>
+                <w:color w:val="000000"/>
+                <w:sz w:val="26"/>
+                <w:szCs w:val="26"/>
+                <w:lang w:val="vi-VN"/>
+              </w:rPr>
+              <w:t xml:space="preserve"> ngày </w:t>
+            </w:r>
+            <w:proofErr w:type="gramStart"/>
+            <w:r>
+              <w:rPr>
+                <w:rFonts w:ascii="Times New Roman" w:hAnsi="Times New Roman"/>
+                <w:i/>
+                <w:color w:val="000000"/>
+                <w:sz w:val="26"/>
+                <w:szCs w:val="26"/>
+              </w:rPr>
+              <w:t xml:space="preserve">21 </w:t>
+            </w:r>
+            <w:r>
+              <w:rPr>
+                <w:rFonts w:ascii="Times New Roman" w:hAnsi="Times New Roman"/>
+                <w:i/>
+                <w:color w:val="000000"/>
+                <w:sz w:val="26"/>
+                <w:szCs w:val="26"/>
+                <w:lang w:val="vi-VN"/>
+              </w:rPr>
+              <w:t xml:space="preserve"> tháng</w:t>
             </w:r>
             <w:proofErr w:type="gramEnd"/>
             <w:r>
@@ -6925,9 +7074,8 @@
                 <w:color w:val="000000"/>
                 <w:sz w:val="26"/>
                 <w:szCs w:val="26"/>
-                <w:lang w:val="vi-VN"/>
-              </w:rPr>
-              <w:t>………......, ngày .......... tháng …... năm 20...</w:t>
+              </w:rPr>
+              <w:t xml:space="preserve"> 6</w:t>
             </w:r>
             <w:r>
               <w:rPr>
@@ -6936,8 +7084,19 @@
                 <w:color w:val="000000"/>
                 <w:sz w:val="26"/>
                 <w:szCs w:val="26"/>
-              </w:rPr>
-              <w:t>..</w:t>
+                <w:lang w:val="vi-VN"/>
+              </w:rPr>
+              <w:t xml:space="preserve"> năm 20</w:t>
+            </w:r>
+            <w:r>
+              <w:rPr>
+                <w:rFonts w:ascii="Times New Roman" w:hAnsi="Times New Roman"/>
+                <w:i/>
+                <w:color w:val="000000"/>
+                <w:sz w:val="26"/>
+                <w:szCs w:val="26"/>
+              </w:rPr>
+              <w:t>26</w:t>
             </w:r>
           </w:p>
           <w:p>
@@ -6981,16 +7140,6 @@
                 <w:szCs w:val="26"/>
               </w:rPr>
             </w:pPr>
-            <w:r>
-              <w:rPr>
-                <w:rFonts w:ascii="Times New Roman" w:hAnsi="Times New Roman"/>
-                <w:bCs/>
-                <w:color w:val="000000"/>
-                <w:sz w:val="26"/>
-                <w:szCs w:val="26"/>
-              </w:rPr>
-              <w:t>(Ký và ghi rõ họ tên)</w:t>
-            </w:r>
           </w:p>
           <w:p>
             <w:pPr>
@@ -7069,7 +7218,7 @@
               <w:jc w:val="center"/>
               <w:rPr>
                 <w:rFonts w:ascii="Times New Roman" w:hAnsi="Times New Roman"/>
-                <w:bCs/>
+                <w:b/>
                 <w:color w:val="000000"/>
                 <w:sz w:val="26"/>
                 <w:szCs w:val="26"/>
@@ -7078,12 +7227,12 @@
             <w:r>
               <w:rPr>
                 <w:rFonts w:ascii="Times New Roman" w:hAnsi="Times New Roman"/>
-                <w:bCs/>
+                <w:b/>
                 <w:color w:val="000000"/>
                 <w:sz w:val="26"/>
                 <w:szCs w:val="26"/>
               </w:rPr>
-              <w:t>…………………………….</w:t>
+              <w:t>Trần Văn Nam</w:t>
             </w:r>
           </w:p>
           <w:p>
@@ -7128,8 +7277,6 @@
           <w:lang w:val="pt-BR"/>
         </w:rPr>
       </w:pPr>
-      <w:bookmarkStart w:id="1" w:name="_GoBack"/>
-      <w:bookmarkEnd w:id="1"/>
     </w:p>
     <w:sectPr>
       <w:headerReference w:type="even" r:id="rId8"/>
@@ -7154,7 +7301,7 @@
 </file>
 
 <file path=word/endnotes.xml><?xml version="1.0" encoding="utf-8"?>
-<w:endnotes xmlns:wpc="http://schemas.microsoft.com/office/word/2010/wordprocessingCanvas" xmlns:cx="http://schemas.microsoft.com/office/drawing/2014/chartex" xmlns:mc="http://schemas.openxmlformats.org/markup-compatibility/2006" xmlns:o="urn:schemas-microsoft-com:office:office" xmlns:r="http://schemas.openxmlformats.org/officeDocument/2006/relationships" xmlns:m="http://schemas.openxmlformats.org/officeDocument/2006/math" xmlns:v="urn:schemas-microsoft-com:vml" xmlns:wp14="http://schemas.microsoft.com/office/word/2010/wordprocessingDrawing" xmlns:wp="http://schemas.openxmlformats.org/drawingml/2006/wordprocessingDrawing" xmlns:w10="urn:schemas-microsoft-com:office:word" xmlns:w="http://schemas.openxmlformats.org/wordprocessingml/2006/main" xmlns:w14="http://schemas.microsoft.com/office/word/2010/wordml" xmlns:w15="http://schemas.microsoft.com/office/word/2012/wordml" xmlns:w16se="http://schemas.microsoft.com/office/word/2015/wordml/symex" xmlns:wpg="http://schemas.microsoft.com/office/word/2010/wordprocessingGroup" xmlns:wpi="http://schemas.microsoft.com/office/word/2010/wordprocessingInk" xmlns:wne="http://schemas.microsoft.com/office/word/2006/wordml" xmlns:wps="http://schemas.microsoft.com/office/word/2010/wordprocessingShape" mc:Ignorable="w14 w15 w16se wp14">
+<w:endnotes xmlns:wpc="http://schemas.microsoft.com/office/word/2010/wordprocessingCanvas" xmlns:cx="http://schemas.microsoft.com/office/drawing/2014/chartex" xmlns:cx1="http://schemas.microsoft.com/office/drawing/2015/9/8/chartex" xmlns:cx2="http://schemas.microsoft.com/office/drawing/2015/10/21/chartex" xmlns:cx3="http://schemas.microsoft.com/office/drawing/2016/5/9/chartex" xmlns:cx4="http://schemas.microsoft.com/office/drawing/2016/5/10/chartex" xmlns:cx5="http://schemas.microsoft.com/office/drawing/2016/5/11/chartex" xmlns:cx6="http://schemas.microsoft.com/office/drawing/2016/5/12/chartex" xmlns:cx7="http://schemas.microsoft.com/office/drawing/2016/5/13/chartex" xmlns:cx8="http://schemas.microsoft.com/office/drawing/2016/5/14/chartex" xmlns:mc="http://schemas.openxmlformats.org/markup-compatibility/2006" xmlns:aink="http://schemas.microsoft.com/office/drawing/2016/ink" xmlns:am3d="http://schemas.microsoft.com/office/drawing/2017/model3d" xmlns:o="urn:schemas-microsoft-com:office:office" xmlns:oel="http://schemas.microsoft.com/office/2019/extlst" xmlns:r="http://schemas.openxmlformats.org/officeDocument/2006/relationships" xmlns:m="http://schemas.openxmlformats.org/officeDocument/2006/math" xmlns:v="urn:schemas-microsoft-com:vml" xmlns:wp14="http://schemas.microsoft.com/office/word/2010/wordprocessingDrawing" xmlns:wp="http://schemas.openxmlformats.org/drawingml/2006/wordprocessingDrawing" xmlns:w10="urn:schemas-microsoft-com:office:word" xmlns:w="http://schemas.openxmlformats.org/wordprocessingml/2006/main" xmlns:w14="http://schemas.microsoft.com/office/word/2010/wordml" xmlns:w15="http://schemas.microsoft.com/office/word/2012/wordml" xmlns:w16cex="http://schemas.microsoft.com/office/word/2018/wordml/cex" xmlns:w16cid="http://schemas.microsoft.com/office/word/2016/wordml/cid" xmlns:w16="http://schemas.microsoft.com/office/word/2018/wordml" xmlns:w16du="http://schemas.microsoft.com/office/word/2023/wordml/word16du" xmlns:w16sdtdh="http://schemas.microsoft.com/office/word/2020/wordml/sdtdatahash" xmlns:w16sdtfl="http://schemas.microsoft.com/office/word/2024/wordml/sdtformatlock" xmlns:w16se="http://schemas.microsoft.com/office/word/2015/wordml/symex" xmlns:wpg="http://schemas.microsoft.com/office/word/2010/wordprocessingGroup" xmlns:wpi="http://schemas.microsoft.com/office/word/2010/wordprocessingInk" xmlns:wne="http://schemas.microsoft.com/office/word/2006/wordml" xmlns:wps="http://schemas.microsoft.com/office/word/2010/wordprocessingShape" mc:Ignorable="w14 w15 w16se w16cid w16 w16cex w16sdtdh w16sdtfl w16du wp14">
   <w:endnote w:type="separator" w:id="-1">
     <w:p>
       <w:pPr>
@@ -7179,7 +7326,7 @@
 </file>
 
 <file path=word/footer1.xml><?xml version="1.0" encoding="utf-8"?>
-<w:ftr xmlns:wpc="http://schemas.microsoft.com/office/word/2010/wordprocessingCanvas" xmlns:cx="http://schemas.microsoft.com/office/drawing/2014/chartex" xmlns:mc="http://schemas.openxmlformats.org/markup-compatibility/2006" xmlns:o="urn:schemas-microsoft-com:office:office" xmlns:r="http://schemas.openxmlformats.org/officeDocument/2006/relationships" xmlns:m="http://schemas.openxmlformats.org/officeDocument/2006/math" xmlns:v="urn:schemas-microsoft-com:vml" xmlns:wp14="http://schemas.microsoft.com/office/word/2010/wordprocessingDrawing" xmlns:wp="http://schemas.openxmlformats.org/drawingml/2006/wordprocessingDrawing" xmlns:w10="urn:schemas-microsoft-com:office:word" xmlns:w="http://schemas.openxmlformats.org/wordprocessingml/2006/main" xmlns:w14="http://schemas.microsoft.com/office/word/2010/wordml" xmlns:w15="http://schemas.microsoft.com/office/word/2012/wordml" xmlns:w16se="http://schemas.microsoft.com/office/word/2015/wordml/symex" xmlns:wpg="http://schemas.microsoft.com/office/word/2010/wordprocessingGroup" xmlns:wpi="http://schemas.microsoft.com/office/word/2010/wordprocessingInk" xmlns:wne="http://schemas.microsoft.com/office/word/2006/wordml" xmlns:wps="http://schemas.microsoft.com/office/word/2010/wordprocessingShape" mc:Ignorable="w14 w15 w16se wp14">
+<w:ftr xmlns:wpc="http://schemas.microsoft.com/office/word/2010/wordprocessingCanvas" xmlns:cx="http://schemas.microsoft.com/office/drawing/2014/chartex" xmlns:cx1="http://schemas.microsoft.com/office/drawing/2015/9/8/chartex" xmlns:cx2="http://schemas.microsoft.com/office/drawing/2015/10/21/chartex" xmlns:cx3="http://schemas.microsoft.com/office/drawing/2016/5/9/chartex" xmlns:cx4="http://schemas.microsoft.com/office/drawing/2016/5/10/chartex" xmlns:cx5="http://schemas.microsoft.com/office/drawing/2016/5/11/chartex" xmlns:cx6="http://schemas.microsoft.com/office/drawing/2016/5/12/chartex" xmlns:cx7="http://schemas.microsoft.com/office/drawing/2016/5/13/chartex" xmlns:cx8="http://schemas.microsoft.com/office/drawing/2016/5/14/chartex" xmlns:mc="http://schemas.openxmlformats.org/markup-compatibility/2006" xmlns:aink="http://schemas.microsoft.com/office/drawing/2016/ink" xmlns:am3d="http://schemas.microsoft.com/office/drawing/2017/model3d" xmlns:o="urn:schemas-microsoft-com:office:office" xmlns:oel="http://schemas.microsoft.com/office/2019/extlst" xmlns:r="http://schemas.openxmlformats.org/officeDocument/2006/relationships" xmlns:m="http://schemas.openxmlformats.org/officeDocument/2006/math" xmlns:v="urn:schemas-microsoft-com:vml" xmlns:wp14="http://schemas.microsoft.com/office/word/2010/wordprocessingDrawing" xmlns:wp="http://schemas.openxmlformats.org/drawingml/2006/wordprocessingDrawing" xmlns:w10="urn:schemas-microsoft-com:office:word" xmlns:w="http://schemas.openxmlformats.org/wordprocessingml/2006/main" xmlns:w14="http://schemas.microsoft.com/office/word/2010/wordml" xmlns:w15="http://schemas.microsoft.com/office/word/2012/wordml" xmlns:w16cex="http://schemas.microsoft.com/office/word/2018/wordml/cex" xmlns:w16cid="http://schemas.microsoft.com/office/word/2016/wordml/cid" xmlns:w16="http://schemas.microsoft.com/office/word/2018/wordml" xmlns:w16du="http://schemas.microsoft.com/office/word/2023/wordml/word16du" xmlns:w16sdtdh="http://schemas.microsoft.com/office/word/2020/wordml/sdtdatahash" xmlns:w16sdtfl="http://schemas.microsoft.com/office/word/2024/wordml/sdtformatlock" xmlns:w16se="http://schemas.microsoft.com/office/word/2015/wordml/symex" xmlns:wpg="http://schemas.microsoft.com/office/word/2010/wordprocessingGroup" xmlns:wpi="http://schemas.microsoft.com/office/word/2010/wordprocessingInk" xmlns:wne="http://schemas.microsoft.com/office/word/2006/wordml" xmlns:wps="http://schemas.microsoft.com/office/word/2010/wordprocessingShape" mc:Ignorable="w14 w15 w16se w16cid w16 w16cex w16sdtdh w16sdtfl w16du wp14">
   <w:p>
     <w:pPr>
       <w:pStyle w:val="Footer"/>
@@ -7217,7 +7364,7 @@
 </file>
 
 <file path=word/footer2.xml><?xml version="1.0" encoding="utf-8"?>
-<w:ftr xmlns:wpc="http://schemas.microsoft.com/office/word/2010/wordprocessingCanvas" xmlns:cx="http://schemas.microsoft.com/office/drawing/2014/chartex" xmlns:mc="http://schemas.openxmlformats.org/markup-compatibility/2006" xmlns:o="urn:schemas-microsoft-com:office:office" xmlns:r="http://schemas.openxmlformats.org/officeDocument/2006/relationships" xmlns:m="http://schemas.openxmlformats.org/officeDocument/2006/math" xmlns:v="urn:schemas-microsoft-com:vml" xmlns:wp14="http://schemas.microsoft.com/office/word/2010/wordprocessingDrawing" xmlns:wp="http://schemas.openxmlformats.org/drawingml/2006/wordprocessingDrawing" xmlns:w10="urn:schemas-microsoft-com:office:word" xmlns:w="http://schemas.openxmlformats.org/wordprocessingml/2006/main" xmlns:w14="http://schemas.microsoft.com/office/word/2010/wordml" xmlns:w15="http://schemas.microsoft.com/office/word/2012/wordml" xmlns:w16se="http://schemas.microsoft.com/office/word/2015/wordml/symex" xmlns:wpg="http://schemas.microsoft.com/office/word/2010/wordprocessingGroup" xmlns:wpi="http://schemas.microsoft.com/office/word/2010/wordprocessingInk" xmlns:wne="http://schemas.microsoft.com/office/word/2006/wordml" xmlns:wps="http://schemas.microsoft.com/office/word/2010/wordprocessingShape" mc:Ignorable="w14 w15 w16se wp14">
+<w:ftr xmlns:wpc="http://schemas.microsoft.com/office/word/2010/wordprocessingCanvas" xmlns:cx="http://schemas.microsoft.com/office/drawing/2014/chartex" xmlns:cx1="http://schemas.microsoft.com/office/drawing/2015/9/8/chartex" xmlns:cx2="http://schemas.microsoft.com/office/drawing/2015/10/21/chartex" xmlns:cx3="http://schemas.microsoft.com/office/drawing/2016/5/9/chartex" xmlns:cx4="http://schemas.microsoft.com/office/drawing/2016/5/10/chartex" xmlns:cx5="http://schemas.microsoft.com/office/drawing/2016/5/11/chartex" xmlns:cx6="http://schemas.microsoft.com/office/drawing/2016/5/12/chartex" xmlns:cx7="http://schemas.microsoft.com/office/drawing/2016/5/13/chartex" xmlns:cx8="http://schemas.microsoft.com/office/drawing/2016/5/14/chartex" xmlns:mc="http://schemas.openxmlformats.org/markup-compatibility/2006" xmlns:aink="http://schemas.microsoft.com/office/drawing/2016/ink" xmlns:am3d="http://schemas.microsoft.com/office/drawing/2017/model3d" xmlns:o="urn:schemas-microsoft-com:office:office" xmlns:oel="http://schemas.microsoft.com/office/2019/extlst" xmlns:r="http://schemas.openxmlformats.org/officeDocument/2006/relationships" xmlns:m="http://schemas.openxmlformats.org/officeDocument/2006/math" xmlns:v="urn:schemas-microsoft-com:vml" xmlns:wp14="http://schemas.microsoft.com/office/word/2010/wordprocessingDrawing" xmlns:wp="http://schemas.openxmlformats.org/drawingml/2006/wordprocessingDrawing" xmlns:w10="urn:schemas-microsoft-com:office:word" xmlns:w="http://schemas.openxmlformats.org/wordprocessingml/2006/main" xmlns:w14="http://schemas.microsoft.com/office/word/2010/wordml" xmlns:w15="http://schemas.microsoft.com/office/word/2012/wordml" xmlns:w16cex="http://schemas.microsoft.com/office/word/2018/wordml/cex" xmlns:w16cid="http://schemas.microsoft.com/office/word/2016/wordml/cid" xmlns:w16="http://schemas.microsoft.com/office/word/2018/wordml" xmlns:w16du="http://schemas.microsoft.com/office/word/2023/wordml/word16du" xmlns:w16sdtdh="http://schemas.microsoft.com/office/word/2020/wordml/sdtdatahash" xmlns:w16sdtfl="http://schemas.microsoft.com/office/word/2024/wordml/sdtformatlock" xmlns:w16se="http://schemas.microsoft.com/office/word/2015/wordml/symex" xmlns:wpg="http://schemas.microsoft.com/office/word/2010/wordprocessingGroup" xmlns:wpi="http://schemas.microsoft.com/office/word/2010/wordprocessingInk" xmlns:wne="http://schemas.microsoft.com/office/word/2006/wordml" xmlns:wps="http://schemas.microsoft.com/office/word/2010/wordprocessingShape" mc:Ignorable="w14 w15 w16se w16cid w16 w16cex w16sdtdh w16sdtfl w16du wp14">
   <w:p>
     <w:pPr>
       <w:pStyle w:val="Footer"/>
@@ -7280,7 +7427,7 @@
 </file>
 
 <file path=word/footnotes.xml><?xml version="1.0" encoding="utf-8"?>
-<w:footnotes xmlns:wpc="http://schemas.microsoft.com/office/word/2010/wordprocessingCanvas" xmlns:cx="http://schemas.microsoft.com/office/drawing/2014/chartex" xmlns:mc="http://schemas.openxmlformats.org/markup-compatibility/2006" xmlns:o="urn:schemas-microsoft-com:office:office" xmlns:r="http://schemas.openxmlformats.org/officeDocument/2006/relationships" xmlns:m="http://schemas.openxmlformats.org/officeDocument/2006/math" xmlns:v="urn:schemas-microsoft-com:vml" xmlns:wp14="http://schemas.microsoft.com/office/word/2010/wordprocessingDrawing" xmlns:wp="http://schemas.openxmlformats.org/drawingml/2006/wordprocessingDrawing" xmlns:w10="urn:schemas-microsoft-com:office:word" xmlns:w="http://schemas.openxmlformats.org/wordprocessingml/2006/main" xmlns:w14="http://schemas.microsoft.com/office/word/2010/wordml" xmlns:w15="http://schemas.microsoft.com/office/word/2012/wordml" xmlns:w16se="http://schemas.microsoft.com/office/word/2015/wordml/symex" xmlns:wpg="http://schemas.microsoft.com/office/word/2010/wordprocessingGroup" xmlns:wpi="http://schemas.microsoft.com/office/word/2010/wordprocessingInk" xmlns:wne="http://schemas.microsoft.com/office/word/2006/wordml" xmlns:wps="http://schemas.microsoft.com/office/word/2010/wordprocessingShape" mc:Ignorable="w14 w15 w16se wp14">
+<w:footnotes xmlns:wpc="http://schemas.microsoft.com/office/word/2010/wordprocessingCanvas" xmlns:cx="http://schemas.microsoft.com/office/drawing/2014/chartex" xmlns:cx1="http://schemas.microsoft.com/office/drawing/2015/9/8/chartex" xmlns:cx2="http://schemas.microsoft.com/office/drawing/2015/10/21/chartex" xmlns:cx3="http://schemas.microsoft.com/office/drawing/2016/5/9/chartex" xmlns:cx4="http://schemas.microsoft.com/office/drawing/2016/5/10/chartex" xmlns:cx5="http://schemas.microsoft.com/office/drawing/2016/5/11/chartex" xmlns:cx6="http://schemas.microsoft.com/office/drawing/2016/5/12/chartex" xmlns:cx7="http://schemas.microsoft.com/office/drawing/2016/5/13/chartex" xmlns:cx8="http://schemas.microsoft.com/office/drawing/2016/5/14/chartex" xmlns:mc="http://schemas.openxmlformats.org/markup-compatibility/2006" xmlns:aink="http://schemas.microsoft.com/office/drawing/2016/ink" xmlns:am3d="http://schemas.microsoft.com/office/drawing/2017/model3d" xmlns:o="urn:schemas-microsoft-com:office:office" xmlns:oel="http://schemas.microsoft.com/office/2019/extlst" xmlns:r="http://schemas.openxmlformats.org/officeDocument/2006/relationships" xmlns:m="http://schemas.openxmlformats.org/officeDocument/2006/math" xmlns:v="urn:schemas-microsoft-com:vml" xmlns:wp14="http://schemas.microsoft.com/office/word/2010/wordprocessingDrawing" xmlns:wp="http://schemas.openxmlformats.org/drawingml/2006/wordprocessingDrawing" xmlns:w10="urn:schemas-microsoft-com:office:word" xmlns:w="http://schemas.openxmlformats.org/wordprocessingml/2006/main" xmlns:w14="http://schemas.microsoft.com/office/word/2010/wordml" xmlns:w15="http://schemas.microsoft.com/office/word/2012/wordml" xmlns:w16cex="http://schemas.microsoft.com/office/word/2018/wordml/cex" xmlns:w16cid="http://schemas.microsoft.com/office/word/2016/wordml/cid" xmlns:w16="http://schemas.microsoft.com/office/word/2018/wordml" xmlns:w16du="http://schemas.microsoft.com/office/word/2023/wordml/word16du" xmlns:w16sdtdh="http://schemas.microsoft.com/office/word/2020/wordml/sdtdatahash" xmlns:w16sdtfl="http://schemas.microsoft.com/office/word/2024/wordml/sdtformatlock" xmlns:w16se="http://schemas.microsoft.com/office/word/2015/wordml/symex" xmlns:wpg="http://schemas.microsoft.com/office/word/2010/wordprocessingGroup" xmlns:wpi="http://schemas.microsoft.com/office/word/2010/wordprocessingInk" xmlns:wne="http://schemas.microsoft.com/office/word/2006/wordml" xmlns:wps="http://schemas.microsoft.com/office/word/2010/wordprocessingShape" mc:Ignorable="w14 w15 w16se w16cid w16 w16cex w16sdtdh w16sdtfl w16du wp14">
   <w:footnote w:type="separator" w:id="-1">
     <w:p>
       <w:pPr>
@@ -7305,7 +7452,7 @@
 </file>
 
 <file path=word/header1.xml><?xml version="1.0" encoding="utf-8"?>
-<w:hdr xmlns:wpc="http://schemas.microsoft.com/office/word/2010/wordprocessingCanvas" xmlns:cx="http://schemas.microsoft.com/office/drawing/2014/chartex" xmlns:mc="http://schemas.openxmlformats.org/markup-compatibility/2006" xmlns:o="urn:schemas-microsoft-com:office:office" xmlns:r="http://schemas.openxmlformats.org/officeDocument/2006/relationships" xmlns:m="http://schemas.openxmlformats.org/officeDocument/2006/math" xmlns:v="urn:schemas-microsoft-com:vml" xmlns:wp14="http://schemas.microsoft.com/office/word/2010/wordprocessingDrawing" xmlns:wp="http://schemas.openxmlformats.org/drawingml/2006/wordprocessingDrawing" xmlns:w10="urn:schemas-microsoft-com:office:word" xmlns:w="http://schemas.openxmlformats.org/wordprocessingml/2006/main" xmlns:w14="http://schemas.microsoft.com/office/word/2010/wordml" xmlns:w15="http://schemas.microsoft.com/office/word/2012/wordml" xmlns:w16se="http://schemas.microsoft.com/office/word/2015/wordml/symex" xmlns:wpg="http://schemas.microsoft.com/office/word/2010/wordprocessingGroup" xmlns:wpi="http://schemas.microsoft.com/office/word/2010/wordprocessingInk" xmlns:wne="http://schemas.microsoft.com/office/word/2006/wordml" xmlns:wps="http://schemas.microsoft.com/office/word/2010/wordprocessingShape" mc:Ignorable="w14 w15 w16se wp14">
+<w:hdr xmlns:wpc="http://schemas.microsoft.com/office/word/2010/wordprocessingCanvas" xmlns:cx="http://schemas.microsoft.com/office/drawing/2014/chartex" xmlns:cx1="http://schemas.microsoft.com/office/drawing/2015/9/8/chartex" xmlns:cx2="http://schemas.microsoft.com/office/drawing/2015/10/21/chartex" xmlns:cx3="http://schemas.microsoft.com/office/drawing/2016/5/9/chartex" xmlns:cx4="http://schemas.microsoft.com/office/drawing/2016/5/10/chartex" xmlns:cx5="http://schemas.microsoft.com/office/drawing/2016/5/11/chartex" xmlns:cx6="http://schemas.microsoft.com/office/drawing/2016/5/12/chartex" xmlns:cx7="http://schemas.microsoft.com/office/drawing/2016/5/13/chartex" xmlns:cx8="http://schemas.microsoft.com/office/drawing/2016/5/14/chartex" xmlns:mc="http://schemas.openxmlformats.org/markup-compatibility/2006" xmlns:aink="http://schemas.microsoft.com/office/drawing/2016/ink" xmlns:am3d="http://schemas.microsoft.com/office/drawing/2017/model3d" xmlns:o="urn:schemas-microsoft-com:office:office" xmlns:oel="http://schemas.microsoft.com/office/2019/extlst" xmlns:r="http://schemas.openxmlformats.org/officeDocument/2006/relationships" xmlns:m="http://schemas.openxmlformats.org/officeDocument/2006/math" xmlns:v="urn:schemas-microsoft-com:vml" xmlns:wp14="http://schemas.microsoft.com/office/word/2010/wordprocessingDrawing" xmlns:wp="http://schemas.openxmlformats.org/drawingml/2006/wordprocessingDrawing" xmlns:w10="urn:schemas-microsoft-com:office:word" xmlns:w="http://schemas.openxmlformats.org/wordprocessingml/2006/main" xmlns:w14="http://schemas.microsoft.com/office/word/2010/wordml" xmlns:w15="http://schemas.microsoft.com/office/word/2012/wordml" xmlns:w16cex="http://schemas.microsoft.com/office/word/2018/wordml/cex" xmlns:w16cid="http://schemas.microsoft.com/office/word/2016/wordml/cid" xmlns:w16="http://schemas.microsoft.com/office/word/2018/wordml" xmlns:w16du="http://schemas.microsoft.com/office/word/2023/wordml/word16du" xmlns:w16sdtdh="http://schemas.microsoft.com/office/word/2020/wordml/sdtdatahash" xmlns:w16sdtfl="http://schemas.microsoft.com/office/word/2024/wordml/sdtformatlock" xmlns:w16se="http://schemas.microsoft.com/office/word/2015/wordml/symex" xmlns:wpg="http://schemas.microsoft.com/office/word/2010/wordprocessingGroup" xmlns:wpi="http://schemas.microsoft.com/office/word/2010/wordprocessingInk" xmlns:wne="http://schemas.microsoft.com/office/word/2006/wordml" xmlns:wps="http://schemas.microsoft.com/office/word/2010/wordprocessingShape" mc:Ignorable="w14 w15 w16se w16cid w16 w16cex w16sdtdh w16sdtfl w16du wp14">
   <w:p>
     <w:pPr>
       <w:pStyle w:val="Header"/>
@@ -7342,7 +7489,7 @@
 </file>
 
 <file path=word/numbering.xml><?xml version="1.0" encoding="utf-8"?>
-<w:numbering xmlns:wpc="http://schemas.microsoft.com/office/word/2010/wordprocessingCanvas" xmlns:cx="http://schemas.microsoft.com/office/drawing/2014/chartex" xmlns:mc="http://schemas.openxmlformats.org/markup-compatibility/2006" xmlns:o="urn:schemas-microsoft-com:office:office" xmlns:r="http://schemas.openxmlformats.org/officeDocument/2006/relationships" xmlns:m="http://schemas.openxmlformats.org/officeDocument/2006/math" xmlns:v="urn:schemas-microsoft-com:vml" xmlns:wp14="http://schemas.microsoft.com/office/word/2010/wordprocessingDrawing" xmlns:wp="http://schemas.openxmlformats.org/drawingml/2006/wordprocessingDrawing" xmlns:w10="urn:schemas-microsoft-com:office:word" xmlns:w="http://schemas.openxmlformats.org/wordprocessingml/2006/main" xmlns:w14="http://schemas.microsoft.com/office/word/2010/wordml" xmlns:w15="http://schemas.microsoft.com/office/word/2012/wordml" xmlns:w16se="http://schemas.microsoft.com/office/word/2015/wordml/symex" xmlns:wpg="http://schemas.microsoft.com/office/word/2010/wordprocessingGroup" xmlns:wpi="http://schemas.microsoft.com/office/word/2010/wordprocessingInk" xmlns:wne="http://schemas.microsoft.com/office/word/2006/wordml" xmlns:wps="http://schemas.microsoft.com/office/word/2010/wordprocessingShape" mc:Ignorable="w14 w15 w16se wp14">
+<w:numbering xmlns:wpc="http://schemas.microsoft.com/office/word/2010/wordprocessingCanvas" xmlns:cx="http://schemas.microsoft.com/office/drawing/2014/chartex" xmlns:cx1="http://schemas.microsoft.com/office/drawing/2015/9/8/chartex" xmlns:cx2="http://schemas.microsoft.com/office/drawing/2015/10/21/chartex" xmlns:cx3="http://schemas.microsoft.com/office/drawing/2016/5/9/chartex" xmlns:cx4="http://schemas.microsoft.com/office/drawing/2016/5/10/chartex" xmlns:cx5="http://schemas.microsoft.com/office/drawing/2016/5/11/chartex" xmlns:cx6="http://schemas.microsoft.com/office/drawing/2016/5/12/chartex" xmlns:cx7="http://schemas.microsoft.com/office/drawing/2016/5/13/chartex" xmlns:cx8="http://schemas.microsoft.com/office/drawing/2016/5/14/chartex" xmlns:mc="http://schemas.openxmlformats.org/markup-compatibility/2006" xmlns:aink="http://schemas.microsoft.com/office/drawing/2016/ink" xmlns:am3d="http://schemas.microsoft.com/office/drawing/2017/model3d" xmlns:o="urn:schemas-microsoft-com:office:office" xmlns:oel="http://schemas.microsoft.com/office/2019/extlst" xmlns:r="http://schemas.openxmlformats.org/officeDocument/2006/relationships" xmlns:m="http://schemas.openxmlformats.org/officeDocument/2006/math" xmlns:v="urn:schemas-microsoft-com:vml" xmlns:wp14="http://schemas.microsoft.com/office/word/2010/wordprocessingDrawing" xmlns:wp="http://schemas.openxmlformats.org/drawingml/2006/wordprocessingDrawing" xmlns:w10="urn:schemas-microsoft-com:office:word" xmlns:w="http://schemas.openxmlformats.org/wordprocessingml/2006/main" xmlns:w14="http://schemas.microsoft.com/office/word/2010/wordml" xmlns:w15="http://schemas.microsoft.com/office/word/2012/wordml" xmlns:w16cex="http://schemas.microsoft.com/office/word/2018/wordml/cex" xmlns:w16cid="http://schemas.microsoft.com/office/word/2016/wordml/cid" xmlns:w16="http://schemas.microsoft.com/office/word/2018/wordml" xmlns:w16du="http://schemas.microsoft.com/office/word/2023/wordml/word16du" xmlns:w16sdtdh="http://schemas.microsoft.com/office/word/2020/wordml/sdtdatahash" xmlns:w16sdtfl="http://schemas.microsoft.com/office/word/2024/wordml/sdtformatlock" xmlns:w16se="http://schemas.microsoft.com/office/word/2015/wordml/symex" xmlns:wpg="http://schemas.microsoft.com/office/word/2010/wordprocessingGroup" xmlns:wpi="http://schemas.microsoft.com/office/word/2010/wordprocessingInk" xmlns:wne="http://schemas.microsoft.com/office/word/2006/wordml" xmlns:wps="http://schemas.microsoft.com/office/word/2010/wordprocessingShape" mc:Ignorable="w14 w15 w16se w16cid w16 w16cex w16sdtdh w16sdtfl w16du wp14">
   <w:abstractNum w:abstractNumId="0" w15:restartNumberingAfterBreak="0">
     <w:nsid w:val="138330F8"/>
     <w:multiLevelType w:val="hybridMultilevel"/>
@@ -7457,14 +7604,14 @@
       </w:rPr>
     </w:lvl>
   </w:abstractNum>
-  <w:num w:numId="1">
+  <w:num w:numId="1" w16cid:durableId="143859971">
     <w:abstractNumId w:val="0"/>
   </w:num>
 </w:numbering>
 </file>
 
 <file path=word/styles.xml><?xml version="1.0" encoding="utf-8"?>
-<w:styles xmlns:mc="http://schemas.openxmlformats.org/markup-compatibility/2006" xmlns:r="http://schemas.openxmlformats.org/officeDocument/2006/relationships" xmlns:w="http://schemas.openxmlformats.org/wordprocessingml/2006/main" xmlns:w14="http://schemas.microsoft.com/office/word/2010/wordml" xmlns:w15="http://schemas.microsoft.com/office/word/2012/wordml" xmlns:w16se="http://schemas.microsoft.com/office/word/2015/wordml/symex" mc:Ignorable="w14 w15 w16se">
+<w:styles xmlns:mc="http://schemas.openxmlformats.org/markup-compatibility/2006" xmlns:r="http://schemas.openxmlformats.org/officeDocument/2006/relationships" xmlns:w="http://schemas.openxmlformats.org/wordprocessingml/2006/main" xmlns:w14="http://schemas.microsoft.com/office/word/2010/wordml" xmlns:w15="http://schemas.microsoft.com/office/word/2012/wordml" xmlns:w16cex="http://schemas.microsoft.com/office/word/2018/wordml/cex" xmlns:w16cid="http://schemas.microsoft.com/office/word/2016/wordml/cid" xmlns:w16="http://schemas.microsoft.com/office/word/2018/wordml" xmlns:w16du="http://schemas.microsoft.com/office/word/2023/wordml/word16du" xmlns:w16sdtdh="http://schemas.microsoft.com/office/word/2020/wordml/sdtdatahash" xmlns:w16sdtfl="http://schemas.microsoft.com/office/word/2024/wordml/sdtformatlock" xmlns:w16se="http://schemas.microsoft.com/office/word/2015/wordml/symex" mc:Ignorable="w14 w15 w16se w16cid w16 w16cex w16sdtdh w16sdtfl w16du">
   <w:docDefaults>
     <w:rPrDefault>
       <w:rPr>
@@ -7474,7 +7621,7 @@
     </w:rPrDefault>
     <w:pPrDefault/>
   </w:docDefaults>
-  <w:latentStyles w:defLockedState="0" w:defUIPriority="99" w:defSemiHidden="0" w:defUnhideWhenUsed="0" w:defQFormat="0" w:count="371">
+  <w:latentStyles w:defLockedState="0" w:defUIPriority="99" w:defSemiHidden="0" w:defUnhideWhenUsed="0" w:defQFormat="0" w:count="376">
     <w:lsdException w:name="Normal" w:uiPriority="0" w:qFormat="1"/>
     <w:lsdException w:name="heading 1" w:uiPriority="9" w:qFormat="1"/>
     <w:lsdException w:name="heading 2" w:semiHidden="1" w:uiPriority="9" w:unhideWhenUsed="1" w:qFormat="1"/>
@@ -7843,6 +7990,11 @@
     <w:lsdException w:name="List Table 5 Dark Accent 6" w:uiPriority="50"/>
     <w:lsdException w:name="List Table 6 Colorful Accent 6" w:uiPriority="51"/>
     <w:lsdException w:name="List Table 7 Colorful Accent 6" w:uiPriority="52"/>
+    <w:lsdException w:name="Mention" w:semiHidden="1" w:unhideWhenUsed="1"/>
+    <w:lsdException w:name="Smart Hyperlink" w:semiHidden="1" w:unhideWhenUsed="1"/>
+    <w:lsdException w:name="Hashtag" w:semiHidden="1" w:unhideWhenUsed="1"/>
+    <w:lsdException w:name="Unresolved Mention" w:semiHidden="1" w:unhideWhenUsed="1"/>
+    <w:lsdException w:name="Smart Link" w:semiHidden="1" w:unhideWhenUsed="1"/>
   </w:latentStyles>
   <w:style w:type="paragraph" w:default="1" w:styleId="Normal">
     <w:name w:val="Normal"/>
@@ -7858,7 +8010,6 @@
   <w:style w:type="character" w:default="1" w:styleId="DefaultParagraphFont">
     <w:name w:val="Default Paragraph Font"/>
     <w:uiPriority w:val="1"/>
-    <w:semiHidden/>
     <w:unhideWhenUsed/>
   </w:style>
   <w:style w:type="table" w:default="1" w:styleId="TableNormal">
